--- a/doc_review_work/AutoISF Operations Manual revised 25 Aug 2026 Contents links fixed.docx
+++ b/doc_review_work/AutoISF Operations Manual revised 25 Aug 2026 Contents links fixed.docx
@@ -9,13 +9,7 @@
       </w:pPr>
       <w:bookmarkStart w:id="117" w:name="Top"/>
       <w:r>
-        <w:t>AutoISF Fork —</w:t>
-      </w:r>
-      <w:r>
-        <w:t xml:space="preserve">Full </w:t>
-      </w:r>
-      <w:r>
-        <w:t>Operations Manual</w:t>
+        <w:t xml:space="preserve">AutoISF Fork —Full Operations Manual</w:t>
       </w:r>
       <w:bookmarkEnd w:id="117"/>
     </w:p>
@@ -45,14 +39,7 @@
           <w:b/>
           <w:sz w:val="40"/>
         </w:rPr>
-        <w:t>AIM  of the program.</w:t>
-      </w:r>
-      <w:r>
-        <w:rPr>
-          <w:b/>
-          <w:sz w:val="40"/>
-        </w:rPr>
-        <w:t xml:space="preserve"> [a personal use example of ideas]</w:t>
+        <w:t xml:space="preserve">AIM  of the program. [a personal use example of ideas]</w:t>
       </w:r>
     </w:p>
     <w:p>
@@ -76,337 +63,57 @@
           <w:sz w:val="28"/>
           <w:szCs w:val="28"/>
         </w:rPr>
-        <w:t xml:space="preserve">The aim is to make the requirement for intervention very minimal, given still the </w:t>
-      </w:r>
-      <w:r>
+        <w:t xml:space="preserve">The aim is to make the requirement for intervention very minimal, given still the expectation of at least intermittent bolus calculation. This represents a lesser goal than the “boost” Variant aAPS programme, which I think really aims at no bolus.</w:t>
+      </w:r>
+    </w:p>
+    <w:p>
+      <w:pPr>
+        <w:jc w:val="both"/>
         <w:rPr>
           <w:sz w:val="28"/>
           <w:szCs w:val="28"/>
         </w:rPr>
-        <w:t>e</w:t>
-      </w:r>
-      <w:r>
+      </w:pPr>
+    </w:p>
+    <w:p>
+      <w:pPr>
+        <w:jc w:val="both"/>
         <w:rPr>
           <w:sz w:val="28"/>
           <w:szCs w:val="28"/>
         </w:rPr>
-        <w:t xml:space="preserve">xpectation of at least intermittent bolus calculation. This represents </w:t>
-      </w:r>
+      </w:pPr>
       <w:r>
         <w:rPr>
           <w:sz w:val="28"/>
           <w:szCs w:val="28"/>
         </w:rPr>
-        <w:t>a</w:t>
-      </w:r>
-      <w:r>
+        <w:t xml:space="preserve">Although the internal code automations do switch profiles and set temp targets these can be set individually as well if necessary and particularly if there is a concern about overall excess  strength causing hypoglycemia or various conditions [such as steroids, hormones and so on] interfering in the last few days or weeks, </w:t>
+      </w:r>
+    </w:p>
+    <w:p>
+      <w:pPr>
+        <w:jc w:val="both"/>
         <w:rPr>
           <w:sz w:val="28"/>
           <w:szCs w:val="28"/>
         </w:rPr>
-        <w:t xml:space="preserve"> lesser goal than the “boost” Varia</w:t>
-      </w:r>
-      <w:r>
+      </w:pPr>
+    </w:p>
+    <w:p>
+      <w:pPr>
+        <w:jc w:val="both"/>
         <w:rPr>
           <w:sz w:val="28"/>
           <w:szCs w:val="28"/>
         </w:rPr>
-        <w:t>nt aAPS</w:t>
-      </w:r>
+      </w:pPr>
       <w:r>
         <w:rPr>
           <w:sz w:val="28"/>
           <w:szCs w:val="28"/>
         </w:rPr>
-        <w:t xml:space="preserve"> programme, which </w:t>
-      </w:r>
-      <w:r>
-        <w:rPr>
-          <w:sz w:val="28"/>
-          <w:szCs w:val="28"/>
-        </w:rPr>
-        <w:t xml:space="preserve">I think </w:t>
-      </w:r>
-      <w:r>
-        <w:rPr>
-          <w:sz w:val="28"/>
-          <w:szCs w:val="28"/>
-        </w:rPr>
-        <w:t>really aims at</w:t>
-      </w:r>
-      <w:r>
-        <w:rPr>
-          <w:sz w:val="28"/>
-          <w:szCs w:val="28"/>
-        </w:rPr>
-        <w:t xml:space="preserve"> n</w:t>
-      </w:r>
-      <w:r>
-        <w:rPr>
-          <w:sz w:val="28"/>
-          <w:szCs w:val="28"/>
-        </w:rPr>
-        <w:t>o bolus.</w:t>
-      </w:r>
-    </w:p>
-    <w:p>
-      <w:pPr>
-        <w:jc w:val="both"/>
-        <w:rPr>
-          <w:sz w:val="28"/>
-          <w:szCs w:val="28"/>
-        </w:rPr>
-      </w:pPr>
-    </w:p>
-    <w:p>
-      <w:pPr>
-        <w:jc w:val="both"/>
-        <w:rPr>
-          <w:sz w:val="28"/>
-          <w:szCs w:val="28"/>
-        </w:rPr>
-      </w:pPr>
-      <w:r>
-        <w:rPr>
-          <w:sz w:val="28"/>
-          <w:szCs w:val="28"/>
-        </w:rPr>
-        <w:t>Although the internal code automations</w:t>
-      </w:r>
-      <w:r>
-        <w:rPr>
-          <w:sz w:val="28"/>
-          <w:szCs w:val="28"/>
-        </w:rPr>
-        <w:t xml:space="preserve"> d</w:t>
-      </w:r>
-      <w:r>
-        <w:rPr>
-          <w:sz w:val="28"/>
-          <w:szCs w:val="28"/>
-        </w:rPr>
-        <w:t>o switch profiles and set temp targets</w:t>
-      </w:r>
-      <w:r>
-        <w:rPr>
-          <w:sz w:val="28"/>
-          <w:szCs w:val="28"/>
-        </w:rPr>
-        <w:t xml:space="preserve"> t</w:t>
-      </w:r>
-      <w:r>
-        <w:rPr>
-          <w:sz w:val="28"/>
-          <w:szCs w:val="28"/>
-        </w:rPr>
-        <w:t>hese can be set individually as well</w:t>
-      </w:r>
-      <w:r>
-        <w:rPr>
-          <w:sz w:val="28"/>
-          <w:szCs w:val="28"/>
-        </w:rPr>
-        <w:t xml:space="preserve"> i</w:t>
-      </w:r>
-      <w:r>
-        <w:rPr>
-          <w:sz w:val="28"/>
-          <w:szCs w:val="28"/>
-        </w:rPr>
-        <w:t>f necessary</w:t>
-      </w:r>
-      <w:r>
-        <w:rPr>
-          <w:sz w:val="28"/>
-          <w:szCs w:val="28"/>
-        </w:rPr>
-        <w:t xml:space="preserve"> </w:t>
-      </w:r>
-      <w:r>
-        <w:rPr>
-          <w:sz w:val="28"/>
-          <w:szCs w:val="28"/>
-        </w:rPr>
-        <w:t>and p</w:t>
-      </w:r>
-      <w:r>
-        <w:rPr>
-          <w:sz w:val="28"/>
-          <w:szCs w:val="28"/>
-        </w:rPr>
-        <w:t>articularly if there is a concern</w:t>
-      </w:r>
-      <w:r>
-        <w:rPr>
-          <w:sz w:val="28"/>
-          <w:szCs w:val="28"/>
-        </w:rPr>
-        <w:t xml:space="preserve"> about overall </w:t>
-      </w:r>
-      <w:r>
-        <w:rPr>
-          <w:sz w:val="28"/>
-          <w:szCs w:val="28"/>
-        </w:rPr>
-        <w:t xml:space="preserve">excess </w:t>
-      </w:r>
-      <w:r>
-        <w:rPr>
-          <w:sz w:val="28"/>
-          <w:szCs w:val="28"/>
-        </w:rPr>
-        <w:t xml:space="preserve"> strength</w:t>
-      </w:r>
-      <w:r>
-        <w:rPr>
-          <w:sz w:val="28"/>
-          <w:szCs w:val="28"/>
-        </w:rPr>
-        <w:t xml:space="preserve"> c</w:t>
-      </w:r>
-      <w:r>
-        <w:rPr>
-          <w:sz w:val="28"/>
-          <w:szCs w:val="28"/>
-        </w:rPr>
-        <w:t>ausing hyp</w:t>
-      </w:r>
-      <w:r>
-        <w:rPr>
-          <w:sz w:val="28"/>
-          <w:szCs w:val="28"/>
-        </w:rPr>
-        <w:t>o</w:t>
-      </w:r>
-      <w:r>
-        <w:rPr>
-          <w:sz w:val="28"/>
-          <w:szCs w:val="28"/>
-        </w:rPr>
-        <w:t>glycemia or</w:t>
-      </w:r>
-      <w:r>
-        <w:rPr>
-          <w:sz w:val="28"/>
-          <w:szCs w:val="28"/>
-        </w:rPr>
-        <w:t xml:space="preserve"> v</w:t>
-      </w:r>
-      <w:r>
-        <w:rPr>
-          <w:sz w:val="28"/>
-          <w:szCs w:val="28"/>
-        </w:rPr>
-        <w:t>arious conditions [such as steroids, hormones and so on] interfering</w:t>
-      </w:r>
-      <w:r>
-        <w:rPr>
-          <w:sz w:val="28"/>
-          <w:szCs w:val="28"/>
-        </w:rPr>
-        <w:t xml:space="preserve"> i</w:t>
-      </w:r>
-      <w:r>
-        <w:rPr>
-          <w:sz w:val="28"/>
-          <w:szCs w:val="28"/>
-        </w:rPr>
-        <w:t xml:space="preserve">n the last few days or weeks, </w:t>
-      </w:r>
-    </w:p>
-    <w:p>
-      <w:pPr>
-        <w:jc w:val="both"/>
-        <w:rPr>
-          <w:sz w:val="28"/>
-          <w:szCs w:val="28"/>
-        </w:rPr>
-      </w:pPr>
-    </w:p>
-    <w:p>
-      <w:pPr>
-        <w:jc w:val="both"/>
-        <w:rPr>
-          <w:sz w:val="28"/>
-          <w:szCs w:val="28"/>
-        </w:rPr>
-      </w:pPr>
-      <w:r>
-        <w:rPr>
-          <w:sz w:val="28"/>
-          <w:szCs w:val="28"/>
-        </w:rPr>
-        <w:t>It is simple enough to switch</w:t>
-      </w:r>
-      <w:r>
-        <w:rPr>
-          <w:sz w:val="28"/>
-          <w:szCs w:val="28"/>
-        </w:rPr>
-        <w:t xml:space="preserve"> </w:t>
-      </w:r>
-      <w:r>
-        <w:rPr>
-          <w:sz w:val="28"/>
-          <w:szCs w:val="28"/>
-        </w:rPr>
-        <w:t>the “high and low” profiles</w:t>
-      </w:r>
-      <w:r>
-        <w:rPr>
-          <w:sz w:val="28"/>
-          <w:szCs w:val="28"/>
-        </w:rPr>
-        <w:t xml:space="preserve"> u</w:t>
-      </w:r>
-      <w:r>
-        <w:rPr>
-          <w:sz w:val="28"/>
-          <w:szCs w:val="28"/>
-        </w:rPr>
-        <w:t>sed by the</w:t>
-      </w:r>
-      <w:r>
-        <w:rPr>
-          <w:sz w:val="28"/>
-          <w:szCs w:val="28"/>
-        </w:rPr>
-        <w:t xml:space="preserve"> p</w:t>
-      </w:r>
-      <w:r>
-        <w:rPr>
-          <w:sz w:val="28"/>
-          <w:szCs w:val="28"/>
-        </w:rPr>
-        <w:t>rogram.</w:t>
-      </w:r>
-      <w:r>
-        <w:rPr>
-          <w:sz w:val="28"/>
-          <w:szCs w:val="28"/>
-        </w:rPr>
-        <w:t xml:space="preserve">  </w:t>
-      </w:r>
-      <w:r>
-        <w:rPr>
-          <w:sz w:val="28"/>
-          <w:szCs w:val="28"/>
-        </w:rPr>
-        <w:t>Also, setting “MJ” types from List1  [or States] sets either 3, 2 , or 1 day of more gentle criteria for changing profiles, setting Steroid profiles [</w:t>
-      </w:r>
-      <w:r>
-        <w:rPr>
-          <w:sz w:val="28"/>
-          <w:szCs w:val="28"/>
-        </w:rPr>
-        <w:t>first</w:t>
-      </w:r>
-      <w:r>
-        <w:rPr>
-          <w:sz w:val="28"/>
-          <w:szCs w:val="28"/>
-        </w:rPr>
-        <w:t xml:space="preserve"> set Kotlin MJ and Steroid buttons] from List1 sets more aggressive changes during the day.</w:t>
+        <w:t xml:space="preserve">It is simple enough to switch the “high and low” profiles used by the program.  Also, setting “MJ” types from List1  [or States] sets either 3, 2 , or 1 day of more gentle criteria for changing profiles, setting Steroid profiles [first set Kotlin MJ and Steroid buttons] from List1 sets more aggressive changes during the day.</w:t>
       </w:r>
     </w:p>
     <w:p>
@@ -524,13 +231,7 @@
         <w:t>Initial screen and live calculation., carbs, protein, fat</w:t>
       </w:r>
       <w:r>
-        <w:t xml:space="preserve"> . </w:t>
-      </w:r>
-      <w:r>
-        <w:t>Protein and fat are not included in the immediate total</w:t>
-      </w:r>
-      <w:r>
-        <w:t xml:space="preserve"> </w:t>
+        <w:t xml:space="preserve"> . Protein and fat are not included in the immediate total </w:t>
       </w:r>
     </w:p>
     <w:p>
@@ -547,10 +248,7 @@
         <w:t>Manual split-bolus</w:t>
       </w:r>
       <w:r>
-        <w:t xml:space="preserve"> </w:t>
-      </w:r>
-      <w:r>
-        <w:t>if  bolus over maximum bolus, remainder split</w:t>
+        <w:t xml:space="preserve"> if  bolus over maximum bolus, remainder split</w:t>
       </w:r>
     </w:p>
     <w:p>
@@ -567,10 +265,7 @@
         <w:t>Automatic delayed bolus at 50% or recent-50</w:t>
       </w:r>
       <w:r>
-        <w:t>. This is distinct from the manual split.</w:t>
-      </w:r>
-      <w:r>
-        <w:t xml:space="preserve">  </w:t>
+        <w:t xml:space="preserve">. This is distinct from the manual split.  </w:t>
       </w:r>
     </w:p>
     <w:p>
@@ -615,14 +310,7 @@
           <w:b/>
           <w:bCs/>
         </w:rPr>
-        <w:t xml:space="preserve"> </w:t>
-      </w:r>
-      <w:r>
-        <w:rPr>
-          <w:b/>
-          <w:bCs/>
-        </w:rPr>
-        <w:t>Double-tap the basal-rate area</w:t>
+        <w:t xml:space="preserve"> Double-tap the basal-rate area</w:t>
       </w:r>
       <w:r>
         <w:t xml:space="preserve"> to open List 2</w:t>
@@ -642,25 +330,7 @@
         <w:t>The outer list shows setting names</w:t>
       </w:r>
       <w:r>
-        <w:t xml:space="preserve"> </w:t>
-      </w:r>
-      <w:r>
-        <w:t xml:space="preserve">; for setting preferences and some </w:t>
-      </w:r>
-      <w:r>
-        <w:t>functions</w:t>
-      </w:r>
-      <w:r>
-        <w:t>,</w:t>
-      </w:r>
-      <w:r>
-        <w:t xml:space="preserve"> </w:t>
-      </w:r>
-      <w:r>
-        <w:t>with</w:t>
-      </w:r>
-      <w:r>
-        <w:t xml:space="preserve"> </w:t>
+        <w:t xml:space="preserve"> ; for setting preferences and some functions, with </w:t>
       </w:r>
       <w:r>
         <w:rPr>
@@ -781,8 +451,6 @@
       </w:hyperlink>
       <w:r>
         <w:br/>
-      </w:r>
-      <w:r>
         <w:t>Long-pressing the ISF/history control opens the AIV history popupEach row presents grouped glucose/raw-delta, ISF-factor, insulin/carb/HP, request/delivery and activity/status fields</w:t>
       </w:r>
     </w:p>
@@ -804,16 +472,7 @@
         <w:jc w:val="both"/>
       </w:pPr>
       <w:r>
-        <w:t xml:space="preserve">Manual/on-open </w:t>
-      </w:r>
-      <w:r>
-        <w:t xml:space="preserve">and  </w:t>
-      </w:r>
-      <w:r>
-        <w:t>Automatic /export</w:t>
-      </w:r>
-      <w:r>
-        <w:t xml:space="preserve"> ; all export AIV csv, text, setting txt, userentries.csv, logarithmic zip</w:t>
+        <w:t xml:space="preserve">Manual/on-open and  Automatic /export ; all export AIV csv, text, setting txt, userentries.csv, logarithmic zip</w:t>
       </w:r>
     </w:p>
     <w:p>
@@ -936,22 +595,7 @@
         <w:jc w:val="both"/>
       </w:pPr>
       <w:r>
-        <w:t>BolusGiven strong boost. This is separate from Tier 3</w:t>
-      </w:r>
-      <w:r>
-        <w:t>.</w:t>
-      </w:r>
-      <w:r>
-        <w:t xml:space="preserve"> sets SMB delivery ratio to Mild Boost base + 0.03</w:t>
-      </w:r>
-      <w:r>
-        <w:t xml:space="preserve"> </w:t>
-      </w:r>
-      <w:r>
-        <w:t>It uses delivery chang</w:t>
-      </w:r>
-      <w:r>
-        <w:t xml:space="preserve">e </w:t>
+        <w:t xml:space="preserve">BolusGiven strong boost. This is separate from Tier 3. sets SMB delivery ratio to Mild Boost base + 0.03 It uses delivery change </w:t>
       </w:r>
     </w:p>
     <w:p>
@@ -983,16 +627,7 @@
         <w:jc w:val="both"/>
       </w:pPr>
       <w:r>
-        <w:t>Mild Failsafe applies similar effects</w:t>
-      </w:r>
-      <w:r>
-        <w:t xml:space="preserve"> </w:t>
-      </w:r>
-      <w:r>
-        <w:t>BolusGiven/Mild automations run first and can change smb_delivery_ratio, profile percentage, target and weights.</w:t>
-      </w:r>
-      <w:r>
-        <w:t xml:space="preserve"> AutoISF weighs BG acceleration, post-meal rise, and how long BG has been stable differently depending on the situation -- each has a normal (“resting”) weight and a stronger (“boosted”) one that kicks in when conditions call for extra correction.</w:t>
+        <w:t xml:space="preserve">Mild Failsafe applies similar effects BolusGiven/Mild automations run first and can change smb_delivery_ratio, profile percentage, target and weights. AutoISF weighs BG acceleration, post-meal rise, and how long BG has been stable differently depending on the situation -- each has a normal (“resting”) weight and a stronger (“boosted”) one that kicks in when conditions call for extra correction.</w:t>
       </w:r>
     </w:p>
     <w:p>
@@ -1023,28 +658,7 @@
         <w:jc w:val="both"/>
       </w:pPr>
       <w:r>
-        <w:t>Steroids (e.g. prednisone) sharply and progressively raise insulin resistance for as long as they're active.</w:t>
-      </w:r>
-      <w:r>
-        <w:t xml:space="preserve"> </w:t>
-      </w:r>
-      <w:r>
-        <w:t>• GUI: “Steroid Kotlin button” setting</w:t>
-      </w:r>
-      <w:r>
-        <w:t xml:space="preserve"> </w:t>
-      </w:r>
-      <w:r>
-        <w:t>Also reachable via a direct TT-code</w:t>
-      </w:r>
-      <w:r>
-        <w:t xml:space="preserve"> </w:t>
-      </w:r>
-      <w:r>
-        <w:t>Each step requires the previous step's Automation State + profile match to still hold</w:t>
-      </w:r>
-      <w:r>
-        <w:t xml:space="preserve"> [or set directly from List1</w:t>
+        <w:t xml:space="preserve">Steroids (e.g. prednisone) sharply and progressively raise insulin resistance for as long as they're active. • GUI: “Steroid Kotlin button” setting Also reachable via a direct TT-code Each step requires the previous step's Automation State + profile match to still hold [or set directly from List1</w:t>
       </w:r>
     </w:p>
     <w:p>
@@ -1075,25 +689,7 @@
         <w:jc w:val="both"/>
       </w:pPr>
       <w:r>
-        <w:t>MJ means Mounjaro in this fork</w:t>
-      </w:r>
-      <w:r>
-        <w:t xml:space="preserve">  </w:t>
-      </w:r>
-      <w:r>
-        <w:t>The MJ controls implement a reduced-insulin state cycle for the period after a Mounjaro dose, when insulin requirements may be lower and hypoglycaemia risk may be greater</w:t>
-      </w:r>
-      <w:r>
-        <w:t xml:space="preserve"> </w:t>
-      </w:r>
-      <w:r>
-        <w:t>Also reachable via a direct TT-code</w:t>
-      </w:r>
-      <w:r>
-        <w:t xml:space="preserve"> </w:t>
-      </w:r>
-      <w:r>
-        <w:t>The start button is offered when Automation State MJ is NOMJremains as the configured Low Profile</w:t>
+        <w:t xml:space="preserve">MJ means Mounjaro in this fork  The MJ controls implement a reduced-insulin state cycle for the period after a Mounjaro dose, when insulin requirements may be lower and hypoglycaemia risk may be greater Also reachable via a direct TT-code The start button is offered when Automation State MJ is NOMJremains as the configured Low Profile</w:t>
       </w:r>
     </w:p>
     <w:p>
@@ -1118,8 +714,6 @@
       </w:hyperlink>
       <w:r>
         <w:tab/>
-      </w:r>
-      <w:r>
         <w:br/>
       </w:r>
       <w:hyperlink w:anchor="sec10_hypo_causes_outcomes">
@@ -1172,28 +766,7 @@
         <w:jc w:val="both"/>
       </w:pPr>
       <w:r>
-        <w:t xml:space="preserve"> </w:t>
-      </w:r>
-      <w:r>
-        <w:t>This graph is always the primary time-aligned display</w:t>
-      </w:r>
-      <w:r>
-        <w:t xml:space="preserve"> </w:t>
-      </w:r>
-      <w:r>
-        <w:t>Also reachable via a direct TT-code Secondary graphs (graphs 1-4).</w:t>
-      </w:r>
-      <w:r>
-        <w:t xml:space="preserve"> </w:t>
-      </w:r>
-      <w:r>
-        <w:t>Graph 5 is a dedicated main-sized comparison panel</w:t>
-      </w:r>
-      <w:r>
-        <w:t xml:space="preserve"> </w:t>
-      </w:r>
-      <w:r>
-        <w:t>Gesture and remote triggers. A basal-area long-press cycles the main graph's display preset and controls the quick visibility of empirical carb line 1. An IOB-area long-press toggles SMB labels, resets the basal display preset to normal</w:t>
+        <w:t xml:space="preserve"> This graph is always the primary time-aligned display Also reachable via a direct TT-code Secondary graphs (graphs 1-4). Graph 5 is a dedicated main-sized comparison panel Gesture and remote triggers. A basal-area long-press cycles the main graph's display preset and controls the quick visibility of empirical carb line 1. An IOB-area long-press toggles SMB labels, resets the basal display preset to normal</w:t>
       </w:r>
     </w:p>
     <w:p>
@@ -1217,15 +790,7 @@
       </w:hyperlink>
       <w:r>
         <w:br/>
-      </w:r>
-      <w:r>
-        <w:t>It places an actual BS.Type.NORMAL bolus, computed by running the same constrained BolusWizard used by the manual calculator, but entirely in the background — no calculator screen is ever shown</w:t>
-      </w:r>
-      <w:r>
-        <w:t xml:space="preserve"> </w:t>
-      </w:r>
-      <w:r>
-        <w:t>This graph is always the primary time-aligned display</w:t>
+        <w:t xml:space="preserve">It places an actual BS.Type.NORMAL bolus, computed by running the same constrained BolusWizard used by the manual calculator, but entirely in the background — no calculator screen is ever shown This graph is always the primary time-aligned display</w:t>
       </w:r>
     </w:p>
     <w:p>
@@ -1255,13 +820,7 @@
         <w:ind w:left="720"/>
       </w:pPr>
       <w:r>
-        <w:t>Appendix F — Automation States In Use</w:t>
-      </w:r>
-      <w:r>
-        <w:t xml:space="preserve"> </w:t>
-      </w:r>
-      <w:r>
-        <w:t xml:space="preserve"> ; A reference for every named state this fork’s coded automations</w:t>
+        <w:t xml:space="preserve">Appendix F — Automation States In Use  ; A reference for every named state this fork’s coded automations</w:t>
       </w:r>
     </w:p>
     <w:p>
@@ -1285,8 +844,6 @@
       </w:hyperlink>
       <w:r>
         <w:br/>
-      </w:r>
-      <w:r>
         <w:t>a set of checks for excess insulin SMB size, scaling them down</w:t>
       </w:r>
     </w:p>
@@ -1372,31 +929,7 @@
         <w:jc w:val="both"/>
       </w:pPr>
       <w:r>
-        <w:t xml:space="preserve"> </w:t>
-      </w:r>
-      <w:r>
-        <w:t>This graph is always the primary time-aligned display</w:t>
-      </w:r>
-      <w:r>
-        <w:t xml:space="preserve"> </w:t>
-      </w:r>
-      <w:r>
-        <w:t>Also reachable via a direct TT-code Secondary graphs (graphs 1-4).</w:t>
-      </w:r>
-      <w:r>
-        <w:t xml:space="preserve"> </w:t>
-      </w:r>
-      <w:r>
-        <w:t>Graph 5 is a dedicated main-sized comparison panel</w:t>
-      </w:r>
-      <w:r>
-        <w:t xml:space="preserve"> </w:t>
-      </w:r>
-      <w:r>
-        <w:t>Gesture and remote triggers. A basal-area long-press cycles the main graph's display preset and controls the quick visibility of empirical carb line 1. An IOB-area long-press toggles SMB labels, resets the basal display preset to normal</w:t>
-      </w:r>
-      <w:r>
-        <w:t xml:space="preserve"> </w:t>
+        <w:t xml:space="preserve"> This graph is always the primary time-aligned display Also reachable via a direct TT-code Secondary graphs (graphs 1-4). Graph 5 is a dedicated main-sized comparison panel Gesture and remote triggers. A basal-area long-press cycles the main graph's display preset and controls the quick visibility of empirical carb line 1. An IOB-area long-press toggles SMB labels, resets the basal display preset to normal </w:t>
       </w:r>
       <w:hyperlink w:anchor="TOC_main" w:history="1">
         <w:r>
@@ -1421,11 +954,6 @@
           <w:noProof/>
         </w:rPr>
         <w:br w:type="page"/>
-      </w:r>
-      <w:r>
-        <w:rPr>
-          <w:noProof/>
-        </w:rPr>
         <w:drawing>
           <wp:anchor distT="0" distB="0" distL="114300" distR="114300" simplePos="0" relativeHeight="251664384" behindDoc="0" locked="0" layoutInCell="1" allowOverlap="1" wp14:anchorId="41496138" wp14:editId="3723762A">
             <wp:simplePos x="0" y="0"/>
@@ -1563,11 +1091,6 @@
             </wp14:sizeRelV>
           </wp:anchor>
         </w:drawing>
-      </w:r>
-      <w:r>
-        <w:rPr>
-          <w:noProof/>
-        </w:rPr>
         <w:drawing>
           <wp:anchor distT="0" distB="0" distL="114300" distR="114300" simplePos="0" relativeHeight="251663360" behindDoc="0" locked="0" layoutInCell="1" allowOverlap="1" wp14:anchorId="00DF5DF0" wp14:editId="14236B59">
             <wp:simplePos x="0" y="0"/>
@@ -1770,11 +1293,6 @@
             </wp14:sizeRelV>
           </wp:anchor>
         </w:drawing>
-      </w:r>
-      <w:r>
-        <w:rPr>
-          <w:noProof/>
-        </w:rPr>
         <w:drawing>
           <wp:inline distT="0" distB="0" distL="0" distR="0" wp14:anchorId="2895F5DD" wp14:editId="1C05D5E9">
             <wp:extent cx="2377440" cy="6955332"/>
@@ -1942,13 +1460,7 @@
         <w:t>Initial screen and live calculation., carbs, protein, fat</w:t>
       </w:r>
       <w:r>
-        <w:t xml:space="preserve"> . </w:t>
-      </w:r>
-      <w:r>
-        <w:t>Protein and fat are not included in the immediate total</w:t>
-      </w:r>
-      <w:r>
-        <w:t xml:space="preserve"> </w:t>
+        <w:t xml:space="preserve"> . Protein and fat are not included in the immediate total </w:t>
       </w:r>
     </w:p>
     <w:p>
@@ -1965,10 +1477,7 @@
         <w:t>Manual split-bolus</w:t>
       </w:r>
       <w:r>
-        <w:t xml:space="preserve"> </w:t>
-      </w:r>
-      <w:r>
-        <w:t>if  bolus over maximum bolus, remainder split</w:t>
+        <w:t xml:space="preserve"> if  bolus over maximum bolus, remainder split</w:t>
       </w:r>
     </w:p>
     <w:p/>
@@ -2032,11 +1541,6 @@
             </a:graphic>
           </wp:inline>
         </w:drawing>
-      </w:r>
-      <w:r>
-        <w:rPr>
-          <w:noProof/>
-        </w:rPr>
         <w:drawing>
           <wp:inline distT="0" distB="0" distL="0" distR="0" wp14:anchorId="39D8419A" wp14:editId="385993C7">
             <wp:extent cx="2136060" cy="5221480"/>
@@ -2285,11 +1789,6 @@
             </a:graphic>
           </wp:inline>
         </w:drawing>
-      </w:r>
-      <w:r>
-        <w:rPr>
-          <w:noProof/>
-        </w:rPr>
         <w:drawing>
           <wp:inline distT="0" distB="0" distL="0" distR="0" wp14:anchorId="17BA69DD" wp14:editId="657BF868">
             <wp:extent cx="2377440" cy="6553809"/>
@@ -2448,14 +1947,7 @@
           <w:b/>
           <w:bCs/>
         </w:rPr>
-        <w:t xml:space="preserve"> </w:t>
-      </w:r>
-      <w:r>
-        <w:rPr>
-          <w:b/>
-          <w:bCs/>
-        </w:rPr>
-        <w:t>Double-tap the basal-rate area</w:t>
+        <w:t xml:space="preserve"> Double-tap the basal-rate area</w:t>
       </w:r>
       <w:r>
         <w:t xml:space="preserve"> to open List 2</w:t>
@@ -2475,19 +1967,7 @@
         <w:t>The outer list shows setting names</w:t>
       </w:r>
       <w:r>
-        <w:t xml:space="preserve"> </w:t>
-      </w:r>
-      <w:r>
-        <w:t>; for setting preferences and some functions,</w:t>
-      </w:r>
-      <w:r>
-        <w:t xml:space="preserve"> </w:t>
-      </w:r>
-      <w:r>
-        <w:t>with</w:t>
-      </w:r>
-      <w:r>
-        <w:t xml:space="preserve"> </w:t>
+        <w:t xml:space="preserve"> ; for setting preferences and some functions, with </w:t>
       </w:r>
       <w:r>
         <w:rPr>
@@ -2578,11 +2058,6 @@
             </a:graphic>
           </wp:inline>
         </w:drawing>
-      </w:r>
-      <w:r>
-        <w:rPr>
-          <w:noProof/>
-        </w:rPr>
         <w:drawing>
           <wp:inline distT="0" distB="0" distL="0" distR="0" wp14:anchorId="4EB01B4A" wp14:editId="5513C86A">
             <wp:extent cx="2377440" cy="4930923"/>
@@ -2791,11 +2266,6 @@
             </a:graphic>
           </wp:inline>
         </w:drawing>
-      </w:r>
-      <w:r>
-        <w:rPr>
-          <w:noProof/>
-        </w:rPr>
         <w:drawing>
           <wp:inline distT="0" distB="0" distL="0" distR="0" wp14:anchorId="26CB0A50" wp14:editId="5657736E">
             <wp:extent cx="5364541" cy="1537970"/>
@@ -2913,8 +2383,6 @@
       </w:hyperlink>
       <w:r>
         <w:br/>
-      </w:r>
-      <w:r>
         <w:t>Long-pressing the ISF/history control opens the AIV history popupEach row presents grouped glucose/raw-delta, ISF-factor, insulin/carb/HP, request/delivery and activity/status fields</w:t>
       </w:r>
       <w:hyperlink w:anchor="img_history_basal" w:history="1">
@@ -2977,22 +2445,7 @@
         <w:jc w:val="both"/>
       </w:pPr>
       <w:r>
-        <w:t>Each row joins the nearest available context to an AIV timestamp and presents grouped glucose/raw-delta, ISF-factor, insulin/carb/HP, request/delivery and activity/status fields</w:t>
-      </w:r>
-      <w:r>
-        <w:t xml:space="preserve"> </w:t>
-      </w:r>
-      <w:r>
-        <w:t xml:space="preserve">Manual/on-open </w:t>
-      </w:r>
-      <w:r>
-        <w:t xml:space="preserve">and  </w:t>
-      </w:r>
-      <w:r>
-        <w:t>Automatic /export</w:t>
-      </w:r>
-      <w:r>
-        <w:t xml:space="preserve"> ; all export AIV csv, text, setting txt, userentries.csv, logarithmic zip End </w:t>
+        <w:t xml:space="preserve">Each row joins the nearest available context to an AIV timestamp and presents grouped glucose/raw-delta, ISF-factor, insulin/carb/HP, request/delivery and activity/status fields Manual/on-open and  Automatic /export ; all export AIV csv, text, setting txt, userentries.csv, logarithmic zip End </w:t>
       </w:r>
       <w:hyperlink w:anchor="TOC_main" w:history="1">
         <w:r>
@@ -3074,17 +2527,7 @@
           <w:szCs w:val="32"/>
           <w:u w:val="single"/>
         </w:rPr>
-        <w:t>Contents</w:t>
-      </w:r>
-      <w:r>
-        <w:rPr>
-          <w:b/>
-          <w:color w:val="2E74B5"/>
-          <w:sz w:val="40"/>
-          <w:szCs w:val="32"/>
-          <w:u w:val="single"/>
-        </w:rPr>
-        <w:t xml:space="preserve"> </w:t>
+        <w:t xml:space="preserve">Contents </w:t>
       </w:r>
       <w:hyperlink w:anchor="_Introduction:_Most_significant" w:history="1">
         <w:r>
@@ -4587,11 +4030,7 @@
       <w:bookmarkEnd w:id="2"/>
       <w:r>
         <w:fldChar w:fldCharType="begin"/>
-      </w:r>
-      <w:r>
         <w:instrText>HYPERLINK \l "TOC_main"</w:instrText>
-      </w:r>
-      <w:r>
         <w:fldChar w:fldCharType="separate"/>
       </w:r>
       <w:r>
@@ -4626,11 +4065,7 @@
       <w:bookmarkEnd w:id="3"/>
       <w:r>
         <w:fldChar w:fldCharType="begin"/>
-      </w:r>
-      <w:r>
         <w:instrText>HYPERLINK \l "TOC_main"</w:instrText>
-      </w:r>
-      <w:r>
         <w:fldChar w:fldCharType="separate"/>
       </w:r>
       <w:r>
@@ -4661,7 +4096,7 @@
         <w:jc w:val="both"/>
       </w:pPr>
       <w:r>
-        <w:t>A state (e.g. “Steroids”, “MJ”) has a name and a fixed list of allowed value-strings (e.g. “Steroids Off” / “SteroidsON”). AutomationStateService.setState() enforces this at runtime with a hard require() — calling setAutomationState() from code with a state name or value that hasn't been declared first throws an IllegalStateException rather than silently creating it. Historically the only way to declare one was manually, on the in-app “States” tab (AutomationStateFragment, “+” to add a state).</w:t>
+        <w:t>A state (e.g. “Steroids”, “MJ”) has a name and a fixed list of allowed value-strings (e.g. “Steroids Off” / “SteroidsON”). AutomationStateService.setState() enforces this at runtime with a hard require() — calling setAutomationState() from code with a state name or value that hasn't been declared first throws an IllegalArgumentException (corrected 2026-09-14; this section previously said IllegalStateException, which does not match the actual require() call in AutomationStateService.kt) rather than silently creating it. As of 2026-09-14, OpenAPSAutoISFPlugin's own setAutomationState() wrapper catches this and logs an error instead of letting it propagate — previously an uncaught throw partway through a multi-step action (e.g. the MJ Start button, the Steroid 110% Start button) silently aborted every effect scheduled after the failed write, surfacing only as an app-log line (“... button failed”), with no SMS, toast or other visible sign anything had gone wrong. Historically the only way to declare one was manually, on the in-app “States” tab (AutomationStateFragment, “+” to add a state).</w:t>
       </w:r>
     </w:p>
     <w:p>
@@ -4676,11 +4111,7 @@
       <w:bookmarkEnd w:id="4"/>
       <w:r>
         <w:fldChar w:fldCharType="begin"/>
-      </w:r>
-      <w:r>
         <w:instrText>HYPERLINK \l "TOC_main"</w:instrText>
-      </w:r>
-      <w:r>
         <w:fldChar w:fldCharType="separate"/>
       </w:r>
       <w:r>
@@ -4725,11 +4156,7 @@
       <w:bookmarkEnd w:id="5"/>
       <w:r>
         <w:fldChar w:fldCharType="begin"/>
-      </w:r>
-      <w:r>
         <w:instrText>HYPERLINK \l "TOC_main"</w:instrText>
-      </w:r>
-      <w:r>
         <w:fldChar w:fldCharType="separate"/>
       </w:r>
       <w:r>
@@ -4769,10 +4196,7 @@
         <w:jc w:val="both"/>
       </w:pPr>
       <w:r>
-        <w:t>Also fixed 2026-08-19, same day: the bootstrap now also assigns a safe default CURRENT value, but only for the 5 states where there's real evidence of what “neutral/off” means (never guessed): MJ → NOMJremains, MJstate → MJoff, Steroids → Steroids Off, LowBG → NO50rec, Profile → AllOK. It deliberately leaves Steps, Sleeping, BGLstate, and query_got_up declare-only — no coded automation in this file was ever seen writing the first two (something else owns them), BGLstate has only one enumerated value with no</w:t>
-      </w:r>
-      <w:r>
-        <w:t xml:space="preserve"> observed “off” counterpart (defaulting to it would wrongly assert a low just happened on every fresh device), and query_got_up is a one-shot signal, not a toggle.</w:t>
+        <w:t xml:space="preserve">Also fixed 2026-08-19, same day: the bootstrap now also assigns a safe default CURRENT value, but only for the 5 states where there's real evidence of what “neutral/off” means (never guessed): MJ → NOMJremains, MJstate → MJoff, Steroids → Steroids Off, LowBG → NO50rec, Profile → AllOK. It deliberately leaves Steps, Sleeping, BGLstate, and query_got_up declare-only — no coded automation in this file was ever seen writing the first two (something else owns them), BGLstate has only one enumerated value with no observed “off” counterpart (defaulting to it would wrongly assert a low just happened on every fresh device), and query_got_up is a one-shot signal, not a toggle.</w:t>
       </w:r>
     </w:p>
     <w:p>
@@ -4798,11 +4222,7 @@
       <w:bookmarkEnd w:id="6"/>
       <w:r>
         <w:fldChar w:fldCharType="begin"/>
-      </w:r>
-      <w:r>
         <w:instrText>HYPERLINK \l "TOC_main"</w:instrText>
-      </w:r>
-      <w:r>
         <w:fldChar w:fldCharType="separate"/>
       </w:r>
       <w:r>
@@ -4837,11 +4257,7 @@
       <w:bookmarkEnd w:id="7"/>
       <w:r>
         <w:fldChar w:fldCharType="begin"/>
-      </w:r>
-      <w:r>
         <w:instrText>HYPERLINK \l "TOC_main"</w:instrText>
-      </w:r>
-      <w:r>
         <w:fldChar w:fldCharType="separate"/>
       </w:r>
       <w:r>
@@ -4887,11 +4303,7 @@
       <w:bookmarkEnd w:id="8"/>
       <w:r>
         <w:fldChar w:fldCharType="begin"/>
-      </w:r>
-      <w:r>
         <w:instrText>HYPERLINK \l "TOC_main"</w:instrText>
-      </w:r>
-      <w:r>
         <w:fldChar w:fldCharType="separate"/>
       </w:r>
       <w:r>
@@ -4927,11 +4339,7 @@
       <w:bookmarkEnd w:id="9"/>
       <w:r>
         <w:fldChar w:fldCharType="begin"/>
-      </w:r>
-      <w:r>
         <w:instrText>HYPERLINK \l "TOC_main"</w:instrText>
-      </w:r>
-      <w:r>
         <w:fldChar w:fldCharType="separate"/>
       </w:r>
       <w:r>
@@ -4992,11 +4400,7 @@
       <w:bookmarkEnd w:id="10"/>
       <w:r>
         <w:fldChar w:fldCharType="begin"/>
-      </w:r>
-      <w:r>
         <w:instrText>HYPERLINK \l "TOC_main"</w:instrText>
-      </w:r>
-      <w:r>
         <w:fldChar w:fldCharType="separate"/>
       </w:r>
       <w:r>
@@ -5032,11 +4436,7 @@
       <w:bookmarkEnd w:id="11"/>
       <w:r>
         <w:fldChar w:fldCharType="begin"/>
-      </w:r>
-      <w:r>
         <w:instrText>HYPERLINK \l "TOC_main"</w:instrText>
-      </w:r>
-      <w:r>
         <w:fldChar w:fldCharType="separate"/>
       </w:r>
       <w:r>
@@ -5077,10 +4477,7 @@
         <w:jc w:val="both"/>
       </w:pPr>
       <w:r>
-        <w:t>Overnight SMB delivery reduction. From 00:00 inclusive until 08:00 exclusive (00:00–07:59), AutoISF reduces the effective SMB delivery ratio by 0.03 before calculating the SMB: effective ratio = max(0, configured smb_delivery_ratio − 0.03). For example, 0.50 becomes 0.47. This is a ratio reduction, not a fixed subtraction of 0.03 U from the resulting bolus, so its unit effect scales with the calculated insulin requirement. The configured ratio resumes at 08:00. The ordinary maximum-bolus, IOB, recent-delive</w:t>
-      </w:r>
-      <w:r>
-        <w:t>ry, interval, rounding and other shared SMB protections still apply, and the adjustment is recorded in the APS reason/debug output.</w:t>
+        <w:t>Overnight SMB delivery reduction. From 00:00 inclusive until 08:00 exclusive (00:00–07:59), AutoISF reduces the effective SMB delivery ratio by 0.03 before calculating the SMB: effective ratio = max(0, configured smb_delivery_ratio − 0.03). For example, 0.50 becomes 0.47. This is a ratio reduction, not a fixed subtraction of 0.03 U from the resulting bolus, so its unit effect scales with the calculated insulin requirement. The configured ratio resumes at 08:00. The ordinary maximum-bolus, IOB, recent-delivery, interval, rounding and other shared SMB protections still apply, and the adjustment is recorded in the APS reason/debug output.</w:t>
       </w:r>
     </w:p>
     <w:p>
@@ -5095,11 +4492,7 @@
       <w:bookmarkEnd w:id="12"/>
       <w:r>
         <w:fldChar w:fldCharType="begin"/>
-      </w:r>
-      <w:r>
         <w:instrText>HYPERLINK \l "TOC_main"</w:instrText>
-      </w:r>
-      <w:r>
         <w:fldChar w:fldCharType="separate"/>
       </w:r>
       <w:r>
@@ -5174,8 +4567,6 @@
       </w:pPr>
       <w:r>
         <w:t xml:space="preserve">Duration and permitted hours: Tier 3 applies to one calculation cycle only and may be initiated only from 09:00 inclusive until 21:00 exclusive (09:00–20:59), using the device's local time. Outside that window Tier 3 does not boost the candidate, although the ordinary SMB pathway may still calculate and deliver an SMB under its normal rules. Tier </w:t>
-      </w:r>
-      <w:r>
         <w:lastRenderedPageBreak/>
         <w:t>3 has no persistent boost duration and no separate two-minute Tier 3 throttle. The normal SMB delivery interval still controls when another SMB may be delivered. A concurrent 30- or 60-minute low temporary basal can be produced by the ordinary SMB algorithm, but that is not a Tier 3 duration.</w:t>
       </w:r>
@@ -5195,10 +4586,7 @@
         <w:jc w:val="both"/>
       </w:pPr>
       <w:r>
-        <w:t>Reference-comparison tooling (UKFboost branch, later merged to the main working branch). A self-contained, faithful port of the literal Tier 3 "UAM Boost" logic from the original Boost-in-AAPS_3.4 reference project -- confirmed identical across two of that project's own variants, so not a guessed match -- including the fast-carb-rebound detection Tier 3's own body there depends on but this fork never had. It runs alongside the adapted Tier 3 above every cycle boost is active, purely for logging ("[Tier3Ref]</w:t>
-      </w:r>
-      <w:r>
-        <w:t xml:space="preserve"> ..." lines in the console/reason text), never wired into real delivery. delta_accl (the reference's own acceleration term) is substituted for bg_acce throughout, matching the reasoning above; the two re-derived thresholds for that substitution are explicitly documented in code as unvalidated judgment calls, not calibrated figures, pending a few more real logged cycles to check against.</w:t>
+        <w:t xml:space="preserve">Reference-comparison tooling (UKFboost branch, later merged to the main working branch). A self-contained, faithful port of the literal Tier 3 "UAM Boost" logic from the original Boost-in-AAPS_3.4 reference project -- confirmed identical across two of that project's own variants, so not a guessed match -- including the fast-carb-rebound detection Tier 3's own body there depends on but this fork never had. It runs alongside the adapted Tier 3 above every cycle boost is active, purely for logging ("[Tier3Ref] ..." lines in the console/reason text), never wired into real delivery. delta_accl (the reference's own acceleration term) is substituted for bg_acce throughout, matching the reasoning above; the two re-derived thresholds for that substitution are explicitly documented in code as unvalidated judgment calls, not calibrated figures, pending a few more real logged cycles to check against.</w:t>
       </w:r>
     </w:p>
     <w:p>
@@ -5286,8 +4674,6 @@
       </w:pPr>
       <w:r>
         <w:t>Three additions, borrowed from BolusGivenMild: a 10-minute self-throttle (implemented as an instance-level last-fire timestamp on the DetermineBasalAutoISF class itself, since the file's shared readyToRun()/markRun() throttle map lives on the plugin class, not reachable from Tier 3's own pure-calculation code); the same 2-hour quiet window after a manual bolus or carb entry BolusGivenMild already requires; and BolusGivenMild's own sub-7.5mmol delivery-rate ceiling (blocks re-</w:t>
-      </w:r>
-      <w:r>
         <w:lastRenderedPageBreak/>
         <w:t>arming when recent IOB change is already running hot -- over 0.8U/5min -- relative to a still-modest BG). All three sit alongside the existing criteria above, not replacing any of them.</w:t>
       </w:r>
@@ -5304,11 +4690,7 @@
       <w:bookmarkEnd w:id="13"/>
       <w:r>
         <w:fldChar w:fldCharType="begin"/>
-      </w:r>
-      <w:r>
         <w:instrText>HYPERLINK \l "TOC_main"</w:instrText>
-      </w:r>
-      <w:r>
         <w:fldChar w:fldCharType="separate"/>
       </w:r>
       <w:r>
@@ -5343,11 +4725,7 @@
       <w:bookmarkEnd w:id="14"/>
       <w:r>
         <w:fldChar w:fldCharType="begin"/>
-      </w:r>
-      <w:r>
         <w:instrText>HYPERLINK \l "TOC_main"</w:instrText>
-      </w:r>
-      <w:r>
         <w:fldChar w:fldCharType="separate"/>
       </w:r>
       <w:r>
@@ -5414,10 +4792,7 @@
         <w:t>IOB-based safety taper.</w:t>
       </w:r>
       <w:r>
-        <w:t xml:space="preserve"> The current implementation applies the taper to duraBoost rather than reducing the configured weight globally. At IOB up to 1.5 U the full boost remains. Between 1.5 U and 3.0 U the multiplier falls linearly from 1.0 to 0.30. At or above 3.0 U the multiplier remains 0.30, so dura is trimmed but never completely disabled. If the current HP2 projection is above 7.0 mmol/L, the taper is deliberately bypassed and the full dura boost is retained. Script Debug records the latest taper time, IOB, multiplier and b</w:t>
-      </w:r>
-      <w:r>
-        <w:t>efore/after boost, including on later cycles when no new taper occurs.</w:t>
+        <w:t xml:space="preserve"> The current implementation applies the taper to duraBoost rather than reducing the configured weight globally. At IOB up to 1.5 U the full boost remains. Between 1.5 U and 3.0 U the multiplier falls linearly from 1.0 to 0.30. At or above 3.0 U the multiplier remains 0.30, so dura is trimmed but never completely disabled. If the current HP2 projection is above 7.0 mmol/L, the taper is deliberately bypassed and the full dura boost is retained. Script Debug records the latest taper time, IOB, multiplier and before/after boost, including on later cycles when no new taper occurs.</w:t>
       </w:r>
     </w:p>
     <w:p>
@@ -5445,10 +4820,7 @@
         <w:t>Settings and List 1 control.</w:t>
       </w:r>
       <w:r>
-        <w:t xml:space="preserve"> dura_ISF_weight is the live weight used by the calculation. Resting duration ISF weight (default 1.2, permitted range 0.0-3.0) stores the user's normal value. List 1 codes 5.022 and 5.024 change the resting value by -0.1 or +0.1. They also move the live value only when it still equals the former resting value; this prevents a separately changed live value from being overwritten. There is currently no distinct boosted/high dura-weight setting and no coded automation that automatically raises the live durati</w:t>
-      </w:r>
-      <w:r>
-        <w:t>on weight.</w:t>
+        <w:t xml:space="preserve"> dura_ISF_weight is the live weight used by the calculation. Resting duration ISF weight (default 1.2, permitted range 0.0-3.0) stores the user's normal value. List 1 codes 5.022 and 5.024 change the resting value by -0.1 or +0.1. They also move the live value only when it still equals the former resting value; this prevents a separately changed live value from being overwritten. There is currently no distinct boosted/high dura-weight setting and no coded automation that automatically raises the live duration weight.</w:t>
       </w:r>
     </w:p>
     <w:p>
@@ -5462,10 +4834,7 @@
         <w:t>Other decisions that consume dura.</w:t>
       </w:r>
       <w:r>
-        <w:t xml:space="preserve"> BolusGiven's manual-bolus branches require dura_ISF to be lower than acceleration ISF, so a duration-dominant rise does not enter those branches. The Virtual-Pump-only pseudo-wizard assessment measures how long dura and acceleration have remained active. OvernightDuraRescue can temporarily select the Standard profile for 60 minutes between 02:00 and 04:00 when the Low profile is active, glucose is above 6.0 mmol/L, dura and final ISF are both above 2.5, dura dominates every other factor and final ISF, no S</w:t>
-      </w:r>
-      <w:r>
-        <w:t>MB was delivered in 30 minutes, no 50recent state exists, and both short- and long-average deltas are within approximately plus or minus 0.1 mmol/L. Its 60-minute cooldown prevents stacking.</w:t>
+        <w:t xml:space="preserve"> BolusGiven's manual-bolus branches require dura_ISF to be lower than acceleration ISF, so a duration-dominant rise does not enter those branches. The Virtual-Pump-only pseudo-wizard assessment measures how long dura and acceleration have remained active. OvernightDuraRescue can temporarily select the Standard profile for 60 minutes between 02:00 and 04:00 when the Low profile is active, glucose is above 6.0 mmol/L, dura and final ISF are both above 2.5, dura dominates every other factor and final ISF, no SMB was delivered in 30 minutes, no 50recent state exists, and both short- and long-average deltas are within approximately plus or minus 0.1 mmol/L. Its 60-minute cooldown prevents stacking.</w:t>
       </w:r>
     </w:p>
     <w:p>
@@ -5496,11 +4865,7 @@
       <w:bookmarkEnd w:id="16"/>
       <w:r>
         <w:fldChar w:fldCharType="begin"/>
-      </w:r>
-      <w:r>
         <w:instrText>HYPERLINK \l "TOC_main"</w:instrText>
-      </w:r>
-      <w:r>
         <w:fldChar w:fldCharType="separate"/>
       </w:r>
       <w:r>
@@ -5522,8 +4887,6 @@
       </w:pPr>
       <w:r>
         <w:t xml:space="preserve">TDD Sensitivity (ISF/Basal) and TDD Factor (max_iob/insulinReq) both default on and quietly govern how much the blended-TDD ratio adjusts dosing in the background. Turning either off doesn't disable dosing — it just locks that </w:t>
-      </w:r>
-      <w:r>
         <w:lastRenderedPageBreak/>
         <w:t>particular ratio to neutral (1.0) or to the TDD Factor fallback value, which most users have never touched since it only matters while the toggle above it is off.</w:t>
       </w:r>
@@ -5542,11 +4905,7 @@
       <w:bookmarkEnd w:id="18"/>
       <w:r>
         <w:fldChar w:fldCharType="begin"/>
-      </w:r>
-      <w:r>
         <w:instrText>HYPERLINK \l "TOC_main"</w:instrText>
-      </w:r>
-      <w:r>
         <w:fldChar w:fldCharType="separate"/>
       </w:r>
       <w:r>
@@ -5583,11 +4942,7 @@
       <w:bookmarkEnd w:id="19"/>
       <w:r>
         <w:fldChar w:fldCharType="begin"/>
-      </w:r>
-      <w:r>
         <w:instrText>HYPERLINK \l "TOC_main"</w:instrText>
-      </w:r>
-      <w:r>
         <w:fldChar w:fldCharType="separate"/>
       </w:r>
       <w:r>
@@ -5622,11 +4977,7 @@
       <w:bookmarkEnd w:id="20"/>
       <w:r>
         <w:fldChar w:fldCharType="begin"/>
-      </w:r>
-      <w:r>
         <w:instrText>HYPERLINK \l "TOC_main"</w:instrText>
-      </w:r>
-      <w:r>
         <w:fldChar w:fldCharType="separate"/>
       </w:r>
       <w:r>
@@ -5682,11 +5033,7 @@
       <w:bookmarkEnd w:id="21"/>
       <w:r>
         <w:fldChar w:fldCharType="begin"/>
-      </w:r>
-      <w:r>
         <w:instrText>HYPERLINK \l "TOC_main"</w:instrText>
-      </w:r>
-      <w:r>
         <w:fldChar w:fldCharType="separate"/>
       </w:r>
       <w:r>
@@ -6434,11 +5781,7 @@
       <w:bookmarkEnd w:id="22"/>
       <w:r>
         <w:fldChar w:fldCharType="begin"/>
-      </w:r>
-      <w:r>
         <w:instrText>HYPERLINK \l "TOC_main"</w:instrText>
-      </w:r>
-      <w:r>
         <w:fldChar w:fldCharType="separate"/>
       </w:r>
       <w:r>
@@ -6478,11 +5821,7 @@
       <w:bookmarkEnd w:id="23"/>
       <w:r>
         <w:fldChar w:fldCharType="begin"/>
-      </w:r>
-      <w:r>
         <w:instrText>HYPERLINK \l "TOC_main"</w:instrText>
-      </w:r>
-      <w:r>
         <w:fldChar w:fldCharType="separate"/>
       </w:r>
       <w:r>
@@ -6526,11 +5865,7 @@
       <w:bookmarkEnd w:id="24"/>
       <w:r>
         <w:fldChar w:fldCharType="begin"/>
-      </w:r>
-      <w:r>
         <w:instrText>HYPERLINK \l "TOC_main"</w:instrText>
-      </w:r>
-      <w:r>
         <w:fldChar w:fldCharType="separate"/>
       </w:r>
       <w:r>
@@ -6592,11 +5927,7 @@
       <w:bookmarkEnd w:id="25"/>
       <w:r>
         <w:fldChar w:fldCharType="begin"/>
-      </w:r>
-      <w:r>
         <w:instrText>HYPERLINK \l "TOC_main"</w:instrText>
-      </w:r>
-      <w:r>
         <w:fldChar w:fldCharType="separate"/>
       </w:r>
       <w:r>
@@ -6640,11 +5971,7 @@
       <w:bookmarkEnd w:id="26"/>
       <w:r>
         <w:fldChar w:fldCharType="begin"/>
-      </w:r>
-      <w:r>
         <w:instrText>HYPERLINK \l "TOC_main"</w:instrText>
-      </w:r>
-      <w:r>
         <w:fldChar w:fldCharType="separate"/>
       </w:r>
       <w:r>
@@ -6698,11 +6025,7 @@
       <w:bookmarkEnd w:id="27"/>
       <w:r>
         <w:fldChar w:fldCharType="begin"/>
-      </w:r>
-      <w:r>
         <w:instrText>HYPERLINK \l "TOC_main"</w:instrText>
-      </w:r>
-      <w:r>
         <w:fldChar w:fldCharType="separate"/>
       </w:r>
       <w:r>
@@ -6747,11 +6070,7 @@
       <w:bookmarkEnd w:id="28"/>
       <w:r>
         <w:fldChar w:fldCharType="begin"/>
-      </w:r>
-      <w:r>
         <w:instrText>HYPERLINK \l "TOC_main"</w:instrText>
-      </w:r>
-      <w:r>
         <w:fldChar w:fldCharType="separate"/>
       </w:r>
       <w:r>
@@ -6786,11 +6105,7 @@
       <w:bookmarkEnd w:id="29"/>
       <w:r>
         <w:fldChar w:fldCharType="begin"/>
-      </w:r>
-      <w:r>
         <w:instrText>HYPERLINK \l "TOC_main"</w:instrText>
-      </w:r>
-      <w:r>
         <w:fldChar w:fldCharType="separate"/>
       </w:r>
       <w:r>
@@ -7158,11 +6473,7 @@
       <w:bookmarkEnd w:id="30"/>
       <w:r>
         <w:fldChar w:fldCharType="begin"/>
-      </w:r>
-      <w:r>
         <w:instrText>HYPERLINK \l "TOC_main"</w:instrText>
-      </w:r>
-      <w:r>
         <w:fldChar w:fldCharType="separate"/>
       </w:r>
       <w:r>
@@ -7199,11 +6510,7 @@
       <w:bookmarkEnd w:id="31"/>
       <w:r>
         <w:fldChar w:fldCharType="begin"/>
-      </w:r>
-      <w:r>
         <w:instrText>HYPERLINK \l "TOC_main"</w:instrText>
-      </w:r>
-      <w:r>
         <w:fldChar w:fldCharType="separate"/>
       </w:r>
       <w:r>
@@ -7230,11 +6537,7 @@
       <w:bookmarkEnd w:id="32"/>
       <w:r>
         <w:fldChar w:fldCharType="begin"/>
-      </w:r>
-      <w:r>
         <w:instrText>HYPERLINK \l "TOC_main"</w:instrText>
-      </w:r>
-      <w:r>
         <w:fldChar w:fldCharType="separate"/>
       </w:r>
       <w:r>
@@ -7601,11 +6904,7 @@
       <w:bookmarkEnd w:id="33"/>
       <w:r>
         <w:fldChar w:fldCharType="begin"/>
-      </w:r>
-      <w:r>
         <w:instrText>HYPERLINK \l "TOC_main"</w:instrText>
-      </w:r>
-      <w:r>
         <w:fldChar w:fldCharType="separate"/>
       </w:r>
       <w:r>
@@ -7641,11 +6940,7 @@
       <w:bookmarkEnd w:id="34"/>
       <w:r>
         <w:fldChar w:fldCharType="begin"/>
-      </w:r>
-      <w:r>
         <w:instrText>HYPERLINK \l "TOC_main"</w:instrText>
-      </w:r>
-      <w:r>
         <w:fldChar w:fldCharType="separate"/>
       </w:r>
       <w:r>
@@ -7681,11 +6976,7 @@
       <w:bookmarkEnd w:id="35"/>
       <w:r>
         <w:fldChar w:fldCharType="begin"/>
-      </w:r>
-      <w:r>
         <w:instrText>HYPERLINK \l "TOC_main"</w:instrText>
-      </w:r>
-      <w:r>
         <w:fldChar w:fldCharType="separate"/>
       </w:r>
       <w:r>
@@ -7721,11 +7012,7 @@
       <w:bookmarkEnd w:id="36"/>
       <w:r>
         <w:fldChar w:fldCharType="begin"/>
-      </w:r>
-      <w:r>
         <w:instrText>HYPERLINK \l "TOC_main"</w:instrText>
-      </w:r>
-      <w:r>
         <w:fldChar w:fldCharType="separate"/>
       </w:r>
       <w:r>
@@ -7751,11 +7038,7 @@
       <w:bookmarkEnd w:id="37"/>
       <w:r>
         <w:fldChar w:fldCharType="begin"/>
-      </w:r>
-      <w:r>
         <w:instrText>HYPERLINK \l "TOC_main"</w:instrText>
-      </w:r>
-      <w:r>
         <w:fldChar w:fldCharType="separate"/>
       </w:r>
       <w:r>
@@ -7782,8 +7065,6 @@
       </w:r>
       <w:r>
         <w:t xml:space="preserve">The Wizard recalculates after each entry or checkbox change. The screen can include BG and target, carbs, protein, fat, correction (units or percentage), carb time, profile, BG trend, COB, bolus and basal IOB, the session-only maximum-bolus override, and the calculation breakdown. Selecting COB also selects IOB; clearing IOB clears COB. The displayed total is the constrained, pump-step-rounded proposal. A calculated 0 U </w:t>
-      </w:r>
-      <w:r>
         <w:lastRenderedPageBreak/>
         <w:t>remains confirmable so that the decision can be recorded. The maximum-bolus override affects this Wizard session only and is restored on every exit path.</w:t>
       </w:r>
@@ -7884,10 +7165,7 @@
         <w:jc w:val="both"/>
       </w:pPr>
       <w:r>
-        <w:t>A “Walking soon” checkbox offers a third way to enter the same delayed-bolus check, alongside the profile-50% and recent-50 paths, gated on the checkbox itself rather than profile or state. It pre-ticks when recent steps are either very low (anticipating a walk) or already high (exercising now) and BG isn't already rising fast, but can be toggled manually regardless. When checked, the immediate dose is forced to 50% of the normal Wizard percentage without changing that setting; the delayed top-up then reuse</w:t>
-      </w:r>
-      <w:r>
-        <w:t>s the same +10-to-+80-minute check and 90%/50% confirmation-timing split, topping up toward the unreduced percentage, not a full 100% dose.</w:t>
+        <w:t>A “Walking soon” checkbox offers a third way to enter the same delayed-bolus check, alongside the profile-50% and recent-50 paths, gated on the checkbox itself rather than profile or state. It pre-ticks when recent steps are either very low (anticipating a walk) or already high (exercising now) and BG isn't already rising fast, but can be toggled manually regardless. When checked, the immediate dose is forced to 50% of the normal Wizard percentage without changing that setting; the delayed top-up then reuses the same +10-to-+80-minute check and 90%/50% confirmation-timing split, topping up toward the unreduced percentage, not a full 100% dose.</w:t>
       </w:r>
     </w:p>
     <w:p>
@@ -7896,10 +7174,7 @@
         <w:jc w:val="both"/>
       </w:pPr>
       <w:r>
-        <w:t>All four wizard-dialog mechanisms are shared with every Quick Wizard button: the max-bolus constraint clamp and the automatic delayed bolus at 50%/recent-50 apply unconditionally (gated on live profile percentage/automation state, not which screen requested the calculation); the manual split-bolus checkbox/interval and “Walking soon” checkbox are configured per-button on each button's own Edit screen (EditQuickWizardDialog.kt), stored in that entry's JSON (useSplitBolus, splitBolusIntervalMins, useWalkingSo</w:t>
-      </w:r>
-      <w:r>
-        <w:t>on) and threaded through the same doCalc()/manualSplitBolusEnabled path the main dialog uses.</w:t>
+        <w:t>All four wizard-dialog mechanisms are shared with every Quick Wizard button: the max-bolus constraint clamp and the automatic delayed bolus at 50%/recent-50 apply unconditionally (gated on live profile percentage/automation state, not which screen requested the calculation); the manual split-bolus checkbox/interval and “Walking soon” checkbox are configured per-button on each button's own Edit screen (EditQuickWizardDialog.kt), stored in that entry's JSON (useSplitBolus, splitBolusIntervalMins, useWalkingSoon) and threaded through the same doCalc()/manualSplitBolusEnabled path the main dialog uses.</w:t>
       </w:r>
     </w:p>
     <w:p>
@@ -7945,11 +7220,7 @@
       <w:bookmarkEnd w:id="38"/>
       <w:r>
         <w:fldChar w:fldCharType="begin"/>
-      </w:r>
-      <w:r>
         <w:instrText>HYPERLINK \l "TOC_main"</w:instrText>
-      </w:r>
-      <w:r>
         <w:fldChar w:fldCharType="separate"/>
       </w:r>
       <w:r>
@@ -7999,10 +7270,7 @@
         <w:jc w:val="both"/>
       </w:pPr>
       <w:r>
-        <w:t>List 1 offers two related but distinct profile-role rows. “Switch to Standard/Low profile now” immediately switches the ACTIVE profile to whichever one currently fills the role you're not on (via ProfileStandardTT/ProfileLowTT, 5.148/5.150) -- a toggle, not a two-option choice: it shows “Currently: Standard (X). Switch to Low (Y)?” and falls back to offering both explicitly only when neither role is currently active. “Re-pick coded profiles (Standard/Low/Steroid)” is a separate Action-type row (no TT number</w:t>
-      </w:r>
-      <w:r>
-        <w:t>, local only) that reopens showProfileNamesPopup() to change which profile fills each role -- see “Coded profile roles” below. “Cloud logs upload”'s description lists everything the action exports: AIV data, a UserEntries CSV/TXT export, and a settings-snapshot backup, before the log zip itself.</w:t>
+        <w:t>List 1 offers two related but distinct profile-role rows. “Switch to Standard/Low profile now” immediately switches the ACTIVE profile to whichever one currently fills the role you're not on (via ProfileStandardTT/ProfileLowTT, 5.148/5.150) -- a toggle, not a two-option choice: it shows “Currently: Standard (X). Switch to Low (Y)?” and falls back to offering both explicitly only when neither role is currently active. “Re-pick coded profiles (Standard/Low/Steroid)” is a separate Action-type row (no TT number, local only) that reopens showProfileNamesPopup() to change which profile fills each role -- see “Coded profile roles” below. “Cloud logs upload”'s description lists everything the action exports: AIV data, a UserEntries CSV/TXT export, and a settings-snapshot backup, before the log zip itself.</w:t>
       </w:r>
     </w:p>
     <w:p>
@@ -8069,8 +7337,6 @@
       </w:pPr>
       <w:r>
         <w:t xml:space="preserve">List 2 also carries “Tier 3 UAM Boost on/off” (5.194) and “AutoISF calcs: UKF1 vs LibreSpecial EMA” (5.196), toggling ApsAutoIsfUamBoostEnabled/ApsAutoIsfUseUkf1ForDosing respectively — the same flags their Settings-screen switches </w:t>
-      </w:r>
-      <w:r>
         <w:lastRenderedPageBreak/>
         <w:t>expose; List 2 is just a faster path to the same toggle, not a second independent one. Dispatched the same EventAutoIsfDirectTtCode way as the MJ/steroid Kotlin button toggles.</w:t>
       </w:r>
@@ -8135,11 +7401,7 @@
       <w:bookmarkEnd w:id="39"/>
       <w:r>
         <w:fldChar w:fldCharType="begin"/>
-      </w:r>
-      <w:r>
         <w:instrText>HYPERLINK \l "TOC_main"</w:instrText>
-      </w:r>
-      <w:r>
         <w:fldChar w:fldCharType="separate"/>
       </w:r>
       <w:r>
@@ -11120,6 +10382,15 @@
     </w:tbl>
     <w:p>
       <w:pPr>
+        <w:spacing w:after="120"/>
+        <w:jc w:val="both"/>
+      </w:pPr>
+      <w:r>
+        <w:t xml:space="preserve">Update 2026-09-14 — the MJ= column in this table (and the equivalent MJ= label on the main graph's steps row, built by the same underlying lookup) was found to permanently read NOM even during a genuinely active MJ cycle. Both readers matched only the literal careportal note text “MJ”, but the MJ-cycle Start button/SMS command actually writes “MJ active” — a real, confirmed text mismatch, not a display refresh delay. Both readers now also recognise “MJ active”; the underlying automation-state write itself was independently confirmed correct and instantaneous via a real device's own application log, so this was a display-only defect, not a dosing one.</w:t>
+      </w:r>
+    </w:p>
+    <w:p>
+      <w:pPr>
         <w:pStyle w:val="Heading2"/>
         <w:jc w:val="both"/>
       </w:pPr>
@@ -11131,11 +10402,7 @@
       <w:bookmarkEnd w:id="40"/>
       <w:r>
         <w:fldChar w:fldCharType="begin"/>
-      </w:r>
-      <w:r>
         <w:instrText>HYPERLINK \l "TOC_main"</w:instrText>
-      </w:r>
-      <w:r>
         <w:fldChar w:fldCharType="separate"/>
       </w:r>
       <w:r>
@@ -11155,10 +10422,7 @@
         <w:jc w:val="both"/>
       </w:pPr>
       <w:r>
-        <w:t>What the roles are. Every one of OpenAPSAutoISFPlugin.kt's coded automations addresses two abstract profile roles -- Standard (stronger; used for corrections/highs) and Low (weaker; used to back off/reduce insulin, e.g. overnight and MJ) -- rather than a literal profile name. The role assignment itself lives in two preference keys, StringKey.ApsAutoIsfStandardProfileName and StringKey.ApsAutoIsfLowProfileName, which originally defaulted to hardcoded literals ("Current ProfileReal"/"Current Profile") and are</w:t>
-      </w:r>
-      <w:r>
-        <w:t xml:space="preserve"> now freely reassignable to whichever of the user's actual configured profiles should fill each role.</w:t>
+        <w:t xml:space="preserve">What the roles are. Every one of OpenAPSAutoISFPlugin.kt's coded automations addresses two abstract profile roles -- Standard (stronger; used for corrections/highs) and Low (weaker; used to back off/reduce insulin, e.g. overnight and MJ) -- rather than a literal profile name. The role assignment itself lives in two preference keys, StringKey.ApsAutoIsfStandardProfileName and StringKey.ApsAutoIsfLowProfileName, which originally defaulted to hardcoded literals ("Current ProfileReal"/"Current Profile") and are now freely reassignable to whichever of the user's actual configured profiles should fill each role.</w:t>
       </w:r>
     </w:p>
     <w:p>
@@ -11167,10 +10431,7 @@
         <w:jc w:val="both"/>
       </w:pPr>
       <w:r>
-        <w:t>Where it's read: 38 live call sites, not cached. All 38 StringKey.ApsAutoIsfStandardProfileName/LowProfileName reads across OpenAPSAutoISFPlugin.kt -- switchProfileIfNeeded() calls plus a handful of onCurrentProfile/onLowProfile/onNormalProfile equality checks -- call preferences.get(...) fresh every time, rather than reading a value cached once at plugin construction or at the start of a cycle. That is what makes re-picking the assignment safe to do at any time: the very next 1-minute loop cycle after a ch</w:t>
-      </w:r>
-      <w:r>
-        <w:t>ange, every one of those 38 sites is already dispatching to the newly-picked profile -- no restart, no stale reference anywhere in between.</w:t>
+        <w:t>Where it's read: 38 live call sites, not cached. All 38 StringKey.ApsAutoIsfStandardProfileName/LowProfileName reads across OpenAPSAutoISFPlugin.kt -- switchProfileIfNeeded() calls plus a handful of onCurrentProfile/onLowProfile/onNormalProfile equality checks -- call preferences.get(...) fresh every time, rather than reading a value cached once at plugin construction or at the start of a cycle. That is what makes re-picking the assignment safe to do at any time: the very next 1-minute loop cycle after a change, every one of those 38 sites is already dispatching to the newly-picked profile -- no restart, no stale reference anywhere in between.</w:t>
       </w:r>
     </w:p>
     <w:p>
@@ -11179,10 +10440,7 @@
         <w:jc w:val="both"/>
       </w:pPr>
       <w:r>
-        <w:t>One-time onboarding: showProfileNamesPopup(). On first-ever launch (gated on the OverviewStringKey.ApsAutoIsfProfileNamesReviewed preference, checked from checkOnUpdatePopups()), a not-cancelable dialog presents two spinners populated from the user's actual configured profile list (activePlugin.activeProfileSource.profile.getProfileList()) -- one labelled "Standard profile (stronger -- used for corrections/highs)", one "Low profile (weaker -- used to back off/reduce insulin)" -- each pre-selected to whateve</w:t>
-      </w:r>
-      <w:r>
-        <w:t>r the preference already holds. OK writes both picks and marks the review flag; Cancel leaves the current (possibly still-default) values untouched but still marks the flag reviewed, so an already-seen user is never nagged again on every launch. If no profiles are configured yet (a genuinely first run), the popup skips itself silently rather than marking reviewed on incomplete data, so it re-checks on the next resume instead.</w:t>
+        <w:t>One-time onboarding: showProfileNamesPopup(). On first-ever launch (gated on the OverviewStringKey.ApsAutoIsfProfileNamesReviewed preference, checked from checkOnUpdatePopups()), a not-cancelable dialog presents two spinners populated from the user's actual configured profile list (activePlugin.activeProfileSource.profile.getProfileList()) -- one labelled "Standard profile (stronger -- used for corrections/highs)", one "Low profile (weaker -- used to back off/reduce insulin)" -- each pre-selected to whatever the preference already holds. OK writes both picks and marks the review flag; Cancel leaves the current (possibly still-default) values untouched but still marks the flag reviewed, so an already-seen user is never nagged again on every launch. If no profiles are configured yet (a genuinely first run), the popup skips itself silently rather than marking reviewed on incomplete data, so it re-checks on the next resume instead.</w:t>
       </w:r>
     </w:p>
     <w:p>
@@ -11200,10 +10458,7 @@
         <w:jc w:val="both"/>
       </w:pPr>
       <w:r>
-        <w:t xml:space="preserve">Why the old "Profile (manual override)" List 1 row was removed instead of kept alongside this. That row (via the now-freed ProfileStandardTT/ProfileLowTT relay codes) switched the AAPS active profile straight to whichever profile currently fills the Standard or Low role -- a manual, one-off profile switch achievable identically by switching profiles directly in AAPS's own profile picker. It never touched the role assignment itself. On review the user judged that specific function redundant and asked for it </w:t>
-      </w:r>
-      <w:r>
-        <w:t>to be removed as such; "Re-pick coded profiles" is a distinct function -- it changes which profile answers to each role, not which profile is active right now -- and was the one actually wanted.</w:t>
+        <w:t xml:space="preserve">Why the old "Profile (manual override)" List 1 row was removed instead of kept alongside this. That row (via the now-freed ProfileStandardTT/ProfileLowTT relay codes) switched the AAPS active profile straight to whichever profile currently fills the Standard or Low role -- a manual, one-off profile switch achievable identically by switching profiles directly in AAPS's own profile picker. It never touched the role assignment itself. On review the user judged that specific function redundant and asked for it to be removed as such; "Re-pick coded profiles" is a distinct function -- it changes which profile answers to each role, not which profile is active right now -- and was the one actually wanted.</w:t>
       </w:r>
     </w:p>
     <w:p>
@@ -11212,10 +10467,7 @@
         <w:jc w:val="both"/>
       </w:pPr>
       <w:r>
-        <w:t>Usefulness of the indirection. Because all 38 sites address the roles abstractly, retiring an old profile in favour of a re-tuned replacement (new basal rates, a new IC ratio, whatever prompted the change) needs exactly one re-pick via this popup -- not 38 individual code edits, not a rebuild, and not a restart. The new profile is live in every coded automation from the very next cycle. This is also what keeps the coded-automation layer stable across the user's own profile-naming and profile-tuning churn ov</w:t>
-      </w:r>
-      <w:r>
-        <w:t>er time: the code never hardcodes a profile name after this point, only the two role preferences do.</w:t>
+        <w:t>Usefulness of the indirection. Because all 38 sites address the roles abstractly, retiring an old profile in favour of a re-tuned replacement (new basal rates, a new IC ratio, whatever prompted the change) needs exactly one re-pick via this popup -- not 38 individual code edits, not a rebuild, and not a restart. The new profile is live in every coded automation from the very next cycle. This is also what keeps the coded-automation layer stable across the user's own profile-naming and profile-tuning churn over time: the code never hardcodes a profile name after this point, only the two role preferences do.</w:t>
       </w:r>
     </w:p>
     <w:p>
@@ -11224,10 +10476,7 @@
         <w:jc w:val="both"/>
       </w:pPr>
       <w:r>
-        <w:t xml:space="preserve">Two real incidents from live AIV/UserEntries data, both traced the same day, that clarify what this system does and doesn't cover. First: a real BasalUp ("BsUp") firing on 23 Aug correctly switched to "Current ProfileReal" rather than the user's newly-created "Current Profile100" -- not a bug, just timing: the Standard role hadn't been re-picked to point at the new profile yet at that exact cycle, confirmed by tracking autoisf_standard_profile_name across every settings snapshot that day, and the very next </w:t>
-      </w:r>
-      <w:r>
-        <w:t>coded-automation profile switch (the reinstated "Switch to Standard/Low profile now" List 1 row, "PrSt" note) correctly used the new name once the re-pick had landed.</w:t>
+        <w:t xml:space="preserve">Two real incidents from live AIV/UserEntries data, both traced the same day, that clarify what this system does and doesn't cover. First: a real BasalUp ("BsUp") firing on 23 Aug correctly switched to "Current ProfileReal" rather than the user's newly-created "Current Profile100" -- not a bug, just timing: the Standard role hadn't been re-picked to point at the new profile yet at that exact cycle, confirmed by tracking autoisf_standard_profile_name across every settings snapshot that day, and the very next coded-automation profile switch (the reinstated "Switch to Standard/Low profile now" List 1 row, "PrSt" note) correctly used the new name once the re-pick had landed.</w:t>
       </w:r>
     </w:p>
     <w:p>
@@ -11236,10 +10485,34 @@
         <w:jc w:val="both"/>
       </w:pPr>
       <w:r>
-        <w:t>Second, more important: a LATER switch back to "Current ProfileReal" traced to a source literally named "button1" in the UserEntries log -- not "AutoISF code-based profile switch" or "AutoISF: reset to 100%", which is what every one of THIS file's ported automations always logs. "button1" is a native AAPS Automation-tab trigger, configured entirely outside this codebase (Settings -&gt; Automation), with the old profile name typed directly into its own Profile Switch action. No amount of re-picking the coded ro</w:t>
-      </w:r>
-      <w:r>
-        <w:t>les touches it -- it has to be edited by hand in the Automation tab itself.</w:t>
+        <w:t>Second, more important: a LATER switch back to "Current ProfileReal" traced to a source literally named "button1" in the UserEntries log -- not "AutoISF code-based profile switch" or "AutoISF: reset to 100%", which is what every one of THIS file's ported automations always logs. "button1" is a native AAPS Automation-tab trigger, configured entirely outside this codebase (Settings -&gt; Automation), with the old profile name typed directly into its own Profile Switch action. No amount of re-picking the coded roles touches it -- it has to be edited by hand in the Automation tab itself.</w:t>
+      </w:r>
+    </w:p>
+    <w:p>
+      <w:pPr>
+        <w:spacing w:after="120"/>
+        <w:jc w:val="both"/>
+      </w:pPr>
+      <w:r>
+        <w:t xml:space="preserve">Update 2026-09-14 — the role system has grown well beyond the two-role (Standard/Low) picture described above: the live coded-role set is now 14 slots (StandardCurrent, LowCurrent, three Standard tiers, three Low tiers and six Steroid tiers), assignable from either the quick “Profile switch” dialog's own role-assign dropdown (which also relays a SetRole careportal Note so the loop phone picks the change up even when made on a follower device) or the fuller “Select coded profiles”/“Relay coded profiles to Live” List 1 popup covering all 14 at once. Both paths, plus the SetRole-Note/fast-coded-duration relay's own receiving-side applySetRole(), converge on the same two base preferences this section already describes (StringKey.ApsAutoIsfStandardProfileName/LowProfileName) for the two Current roles, and on the corresponding tier-specific StringKeys for the other twelve.</w:t>
+      </w:r>
+    </w:p>
+    <w:p>
+      <w:pPr>
+        <w:spacing w:after="120"/>
+        <w:jc w:val="both"/>
+      </w:pPr>
+      <w:r>
+        <w:t xml:space="preserve">Two real, confirmed role-corruption incidents from the same day (2026-09-14), both now fixed. First: the quick-switch dialog's steroid-name auto-detection — meant to redirect any profile switch whose name contains “steroid” to the matching SteroidTierA-F role regardless of which role was picked in the dropdown — was missing its Steroid100 case (100 sits below the numbers the detector actually checked, 110–250). A Steroid100 switch made with a Standard/Low role selected therefore fell through and wrote “Steroid100” directly into that role's own preference — confirmed via real device logs to be LowCurrent, then later LowTierC — instead of SteroidTierA. Downstream automations then faithfully treated that role as pointing at a real Low/Standard profile it no longer did, until manually corrected. Second, and independently: assigning StandardCurrent or LowCurrent via the quick-switch dialog's local write never kept the other Current locked to the same A/B/C tier the way the SetRole-Note relay path (applySetRole()) already did, so a role reassignment made on the loop phone itself could silently leave Standard and Low pointing at mismatched tiers.</w:t>
+      </w:r>
+    </w:p>
+    <w:p>
+      <w:pPr>
+        <w:spacing w:after="120"/>
+        <w:jc w:val="both"/>
+      </w:pPr>
+      <w:r>
+        <w:t xml:space="preserve">Both are fixed at their point of origin (the dialog now carries the missing Steroid100 case and the same lockstep logic applySetRole() already had), and a third, independent guard was added at applySetRole() itself and at List 1's local and relay-to-Live pickers, so a Steroid-named profile picked for a Standard/Low role slot is refused — with a toast reporting how many were refused — rather than silently written, regardless of which of the several paths into these preferences is used. Separately, sourceRoleRung() (the function deciding which shared A/B/C tier switchToStandardAtSharedTier()/switchToLowAtSharedTier() should return to) and roughly fifteen other role/state comparisons across OpenAPSAutoISFPlugin.kt were found and fixed to compare against a profile's original, undecorated name rather than its temporary-percentage-boosted display name — confirmed as the root cause, via real careportal data, of two same-day StandardCurrent drops from TierC to TierB that coincided exactly with the High6PPoff automation exiting a 120% boost.</w:t>
       </w:r>
     </w:p>
     <w:p>
@@ -11254,11 +10527,7 @@
       <w:bookmarkEnd w:id="41"/>
       <w:r>
         <w:fldChar w:fldCharType="begin"/>
-      </w:r>
-      <w:r>
         <w:instrText>HYPERLINK \l "TOC_main"</w:instrText>
-      </w:r>
-      <w:r>
         <w:fldChar w:fldCharType="separate"/>
       </w:r>
       <w:r>
@@ -11279,8 +10548,6 @@
       </w:pPr>
       <w:r>
         <w:t xml:space="preserve">The six steroid-escalation profile switches (110/130/150/190/250 percent, plus the revert-to-baseline “100” step) read StringKey.ApsAutoIsfSteroid100/110/130/150/190/250ProfileName live, the same pattern as Standard/Low, rather than hardcoding a literal profile name -- defaults match the original literals (“Steroid Profile110”, “Current Profile190Real”, </w:t>
-      </w:r>
-      <w:r>
         <w:lastRenderedPageBreak/>
         <w:t>“Current ProfileReal250”, etc., an inconsistent naming pattern preserved as-is since these are real profile names, not code identifiers).</w:t>
       </w:r>
@@ -11291,10 +10558,7 @@
         <w:jc w:val="both"/>
       </w:pPr>
       <w:r>
-        <w:t xml:space="preserve">Where it's read. Every switchProfileIfNeeded("Steroid ProfileXXX") call in the steroid escalation handler (handleDirectSteroidUserAction()) now reads the matching preference. Two further hardcoded-literal sites, easy to miss and initially missed in this same pass, needed the identical fix: the handler's own pre-execution staleness re-check (conditionStillMatches -- confirms you're still on the PREVIOUS tier's profile before allowing escalation to the next one) and a second, wholly separate copy of the same </w:t>
-      </w:r>
-      <w:r>
-        <w:t>four checks in OverviewFragment.kt that gate whether the escalation buttons are shown on Overview at all. All ten sites (6 action + 4 pre-check/button-visibility) now agree.</w:t>
+        <w:t xml:space="preserve">Where it's read. Every switchProfileIfNeeded("Steroid ProfileXXX") call in the steroid escalation handler (handleDirectSteroidUserAction()) now reads the matching preference. Two further hardcoded-literal sites, easy to miss and initially missed in this same pass, needed the identical fix: the handler's own pre-execution staleness re-check (conditionStillMatches -- confirms you're still on the PREVIOUS tier's profile before allowing escalation to the next one) and a second, wholly separate copy of the same four checks in OverviewFragment.kt that gate whether the escalation buttons are shown on Overview at all. All ten sites (6 action + 4 pre-check/button-visibility) now agree.</w:t>
       </w:r>
     </w:p>
     <w:p>
@@ -11312,10 +10576,7 @@
         <w:jc w:val="both"/>
       </w:pPr>
       <w:r>
-        <w:t>classifyCurrentProfileRole() -- new, additive-only classifier. Returns both a strength ("Standard"/"Low") and a steroidTier ("100"-"250") for whatever profile is currently running, with explicit defaults when the running profile matches none of the eight roles: strength defaults to "Low", steroidTier defaults to "100" (steroids-off baseline). Deliberately NOT wired into any of the existing scattered comparisons (onNormalProfile, onCurrentProfileEither, the Mild/BG3 Boost gates, etc.) -- those still do their</w:t>
-      </w:r>
-      <w:r>
-        <w:t xml:space="preserve"> own direct checks exactly as before. Retrofitting them to use this classifier was considered and explicitly deferred: it would be a real, broad change to live SMB-firing conditions, the same shape of risk as the EveningTH/NightIobCeiling flip-flop regression this manual already documents as a pattern to avoid repeating, and wasn't judged worth doing speculatively.</w:t>
+        <w:t xml:space="preserve">classifyCurrentProfileRole() -- new, additive-only classifier. Returns both a strength ("Standard"/"Low") and a steroidTier ("100"-"250") for whatever profile is currently running, with explicit defaults when the running profile matches none of the eight roles: strength defaults to "Low", steroidTier defaults to "100" (steroids-off baseline). Deliberately NOT wired into any of the existing scattered comparisons (onNormalProfile, onCurrentProfileEither, the Mild/BG3 Boost gates, etc.) -- those still do their own direct checks exactly as before. Retrofitting them to use this classifier was considered and explicitly deferred: it would be a real, broad change to live SMB-firing conditions, the same shape of risk as the EveningTH/NightIobCeiling flip-flop regression this manual already documents as a pattern to avoid repeating, and wasn't judged worth doing speculatively.</w:t>
       </w:r>
     </w:p>
     <w:p>
@@ -11324,10 +10585,7 @@
         <w:jc w:val="both"/>
       </w:pPr>
       <w:r>
-        <w:t>Do the existing 15 profile-role checks even see steroid tiers? Traced all 11 real gate/check sites (the rest of the ~30 StringKey.ApsAutoIsf*ProfileName hits are switchProfileIfNeeded() writes, not reads). None reference a steroid role name directly, but steroid tiers interact with about half of them by accident of phrasing. Five are "narrow" (must equal Standard or Low exactly) -- BolusGiven's post-bolus block, OffHighProf, a pod/MJ-time block, and the evening/night evB2/evB3 gates -- and these quietly pau</w:t>
-      </w:r>
-      <w:r>
-        <w:t>se themselves while any steroid tier is active, resuming only once back on Standard or Low. Six are "broad" (not-equal-to-Low only) -- all of Mild/BG3 Boost's own gates -- and these treat a steroid tier exactly like Standard, so Boost keeps working normally through a steroid course. Neither behaviour was designed on purpose; it simply falls out of which phrasing each gate happened to use.</w:t>
+        <w:t>Do the existing 15 profile-role checks even see steroid tiers? Traced all 11 real gate/check sites (the rest of the ~30 StringKey.ApsAutoIsf*ProfileName hits are switchProfileIfNeeded() writes, not reads). None reference a steroid role name directly, but steroid tiers interact with about half of them by accident of phrasing. Five are "narrow" (must equal Standard or Low exactly) -- BolusGiven's post-bolus block, OffHighProf, a pod/MJ-time block, and the evening/night evB2/evB3 gates -- and these quietly pause themselves while any steroid tier is active, resuming only once back on Standard or Low. Six are "broad" (not-equal-to-Low only) -- all of Mild/BG3 Boost's own gates -- and these treat a steroid tier exactly like Standard, so Boost keeps working normally through a steroid course. Neither behaviour was designed on purpose; it simply falls out of which phrasing each gate happened to use.</w:t>
       </w:r>
     </w:p>
     <w:p>
@@ -11336,10 +10594,7 @@
         <w:jc w:val="both"/>
       </w:pPr>
       <w:r>
-        <w:t>Fresh-install/under-configured default risk, worth knowing before relying on any of this. showProfileNamesPopup()'s spinner pre-selection is profileNames.indexOf(current) falling back to index 0 when the stored default doesn't match any real profile. With zero profiles configured the popup skips itself entirely (safe -- switchProfileIfNeeded() then no-ops everywhere, since getSpecificProfile() finds nothing). But with only one profile, or with profiles that don't happen to be named the exact defaults, EVERY</w:t>
-      </w:r>
-      <w:r>
-        <w:t xml:space="preserve"> unmatched role -- Standard, Low, and all six Steroid tiers alike -- silently pre-selects whatever profile sits at index 0 of the list if the popup is accepted without manually checking each spinner. Not a crash, but a real silent-misconfiguration risk on first setup.</w:t>
+        <w:t xml:space="preserve">Fresh-install/under-configured default risk, worth knowing before relying on any of this. showProfileNamesPopup()'s spinner pre-selection is profileNames.indexOf(current) falling back to index 0 when the stored default doesn't match any real profile. With zero profiles configured the popup skips itself entirely (safe -- switchProfileIfNeeded() then no-ops everywhere, since getSpecificProfile() finds nothing). But with only one profile, or with profiles that don't happen to be named the exact defaults, EVERY unmatched role -- Standard, Low, and all six Steroid tiers alike -- silently pre-selects whatever profile sits at index 0 of the list if the popup is accepted without manually checking each spinner. Not a crash, but a real silent-misconfiguration risk on first setup.</w:t>
       </w:r>
     </w:p>
     <w:p>
@@ -11372,11 +10627,7 @@
       <w:bookmarkEnd w:id="42"/>
       <w:r>
         <w:fldChar w:fldCharType="begin"/>
-      </w:r>
-      <w:r>
         <w:instrText>HYPERLINK \l "TOC_main"</w:instrText>
-      </w:r>
-      <w:r>
         <w:fldChar w:fldCharType="separate"/>
       </w:r>
       <w:r>
@@ -11402,11 +10653,7 @@
       <w:bookmarkEnd w:id="43"/>
       <w:r>
         <w:fldChar w:fldCharType="begin"/>
-      </w:r>
-      <w:r>
         <w:instrText>HYPERLINK \l "TOC_main"</w:instrText>
-      </w:r>
-      <w:r>
         <w:fldChar w:fldCharType="separate"/>
       </w:r>
       <w:r>
@@ -11493,11 +10740,7 @@
       <w:bookmarkEnd w:id="44"/>
       <w:r>
         <w:fldChar w:fldCharType="begin"/>
-      </w:r>
-      <w:r>
         <w:instrText>HYPERLINK \l "TOC_main"</w:instrText>
-      </w:r>
-      <w:r>
         <w:fldChar w:fldCharType="separate"/>
       </w:r>
       <w:r>
@@ -11568,11 +10811,7 @@
       <w:bookmarkEnd w:id="45"/>
       <w:r>
         <w:fldChar w:fldCharType="begin"/>
-      </w:r>
-      <w:r>
         <w:instrText>HYPERLINK \l "TOC_main"</w:instrText>
-      </w:r>
-      <w:r>
         <w:fldChar w:fldCharType="separate"/>
       </w:r>
       <w:r>
@@ -11697,11 +10936,7 @@
       <w:bookmarkEnd w:id="46"/>
       <w:r>
         <w:fldChar w:fldCharType="begin"/>
-      </w:r>
-      <w:r>
         <w:instrText>HYPERLINK \l "TOC_main"</w:instrText>
-      </w:r>
-      <w:r>
         <w:fldChar w:fldCharType="separate"/>
       </w:r>
       <w:r>
@@ -11830,11 +11065,7 @@
       <w:bookmarkEnd w:id="47"/>
       <w:r>
         <w:fldChar w:fldCharType="begin"/>
-      </w:r>
-      <w:r>
         <w:instrText>HYPERLINK \l "TOC_main"</w:instrText>
-      </w:r>
-      <w:r>
         <w:fldChar w:fldCharType="separate"/>
       </w:r>
       <w:r>
@@ -11860,11 +11091,7 @@
       <w:bookmarkEnd w:id="48"/>
       <w:r>
         <w:fldChar w:fldCharType="begin"/>
-      </w:r>
-      <w:r>
         <w:instrText>HYPERLINK \l "TOC_main"</w:instrText>
-      </w:r>
-      <w:r>
         <w:fldChar w:fldCharType="separate"/>
       </w:r>
       <w:r>
@@ -11899,11 +11126,7 @@
       <w:bookmarkEnd w:id="49"/>
       <w:r>
         <w:fldChar w:fldCharType="begin"/>
-      </w:r>
-      <w:r>
         <w:instrText>HYPERLINK \l "TOC_main"</w:instrText>
-      </w:r>
-      <w:r>
         <w:fldChar w:fldCharType="separate"/>
       </w:r>
       <w:r>
@@ -11924,8 +11147,6 @@
       </w:pPr>
       <w:r>
         <w:t xml:space="preserve">The Wizard calculation already includes a projected-HP safety assessment during each live recalculation, including the initial display and Quick Wizard calculations that use the same BolusWizard engine. It is a prospective bolus-specific HP, not the live APS HP2 value: projected HP = current glucose - positive IOB - the percentage-adjusted proposed bolus, plus only negative current and short-average delta contributions at one quarter weight. When projected HP is at most 6.5 mmol/L, glucose is below 10.0 mmol/L, both rise measures are at least 0.6 mmol/L per five minutes, positive IOB is at least 2.0 U, and the proposal is at least 0.75 U, COB-derived insulin is removed and the remainder </w:t>
-      </w:r>
-      <w:r>
         <w:lastRenderedPageBreak/>
         <w:t>is reduced to 75%. The recalculated lower dose is shown directly as the proposed dose before confirmation; it is not merely a warning offering a later manual reduction.</w:t>
       </w:r>
@@ -11942,11 +11163,7 @@
       <w:bookmarkEnd w:id="50"/>
       <w:r>
         <w:fldChar w:fldCharType="begin"/>
-      </w:r>
-      <w:r>
         <w:instrText>HYPERLINK \l "TOC_main"</w:instrText>
-      </w:r>
-      <w:r>
         <w:fldChar w:fldCharType="separate"/>
       </w:r>
       <w:r>
@@ -11981,11 +11198,7 @@
       <w:bookmarkEnd w:id="51"/>
       <w:r>
         <w:fldChar w:fldCharType="begin"/>
-      </w:r>
-      <w:r>
         <w:instrText>HYPERLINK \l "TOC_main"</w:instrText>
-      </w:r>
-      <w:r>
         <w:fldChar w:fldCharType="separate"/>
       </w:r>
       <w:r>
@@ -12026,11 +11239,7 @@
       <w:bookmarkEnd w:id="52"/>
       <w:r>
         <w:fldChar w:fldCharType="begin"/>
-      </w:r>
-      <w:r>
         <w:instrText>HYPERLINK \l "TOC_main"</w:instrText>
-      </w:r>
-      <w:r>
         <w:fldChar w:fldCharType="separate"/>
       </w:r>
       <w:r>
@@ -12056,11 +11265,7 @@
       <w:bookmarkEnd w:id="53"/>
       <w:r>
         <w:fldChar w:fldCharType="begin"/>
-      </w:r>
-      <w:r>
         <w:instrText>HYPERLINK \l "TOC_main"</w:instrText>
-      </w:r>
-      <w:r>
         <w:fldChar w:fldCharType="separate"/>
       </w:r>
       <w:r>
@@ -12095,11 +11300,7 @@
       <w:bookmarkEnd w:id="54"/>
       <w:r>
         <w:fldChar w:fldCharType="begin"/>
-      </w:r>
-      <w:r>
         <w:instrText>HYPERLINK \l "TOC_main"</w:instrText>
-      </w:r>
-      <w:r>
         <w:fldChar w:fldCharType="separate"/>
       </w:r>
       <w:r>
@@ -12129,8 +11330,6 @@
       </w:pPr>
       <w:r>
         <w:t xml:space="preserve">UKF1 formula and meaning. UKF1 applies the common UKF prediction/update pass to raw readings and then, for the retrospective graph, applies Rauch-Tung-Striebel backward smoothing: x_s(k) = x_f(k) + C(k)[x_s(k+1) - x_pred(k+1)], where C is formed from the filtered covariance, transition model and next predicted covariance. This </w:t>
-      </w:r>
-      <w:r>
         <w:lastRenderedPageBreak/>
         <w:t>uses later points to improve earlier displayed estimates, so the retrospective UKF1 graph must not be mistaken for a value that was fully available in real time. The live UKFset1 form performs only the causal incremental prediction/update for the newest point and persists that current state. A gap over seven minutes inflates uncertainty and decays the rate; a non-positive gap or one over 60 minutes starts a fresh state. Optional graph calibration is G_cal = max(40, slope x G_UKF1 + offset), with the offset converted to mg/dL when the displayed preference is in mmol/L.</w:t>
       </w:r>
@@ -12174,11 +11373,7 @@
       <w:bookmarkEnd w:id="55"/>
       <w:r>
         <w:fldChar w:fldCharType="begin"/>
-      </w:r>
-      <w:r>
         <w:instrText>HYPERLINK \l "TOC_main"</w:instrText>
-      </w:r>
-      <w:r>
         <w:fldChar w:fldCharType="separate"/>
       </w:r>
       <w:r>
@@ -12231,11 +11426,7 @@
       <w:bookmarkEnd w:id="56"/>
       <w:r>
         <w:fldChar w:fldCharType="begin"/>
-      </w:r>
-      <w:r>
         <w:instrText>HYPERLINK \l "TOC_main"</w:instrText>
-      </w:r>
-      <w:r>
         <w:fldChar w:fldCharType="separate"/>
       </w:r>
       <w:r>
@@ -12255,10 +11446,7 @@
         <w:jc w:val="both"/>
       </w:pPr>
       <w:r>
-        <w:t xml:space="preserve">ApsAutoIsfUseUkf1ForDosing (Settings + List 1 + List 2, TT 5.196). "UKF1" is used for two different things in this codebase, and only one of them is actually safe to run every dosing cycle -- worth distinguishing before anything else. UKFset1 (smoothRawRealtime(), toggled separately by the already-existing FslUseUkfSmoothing) is an incremental, forward-only, live-safe filter with its own persisted state. Literal UKF1 (smoothForDisplay(), used for the graph line and UKFcheck's own comparison) is a stateless </w:t>
-      </w:r>
-      <w:r>
-        <w:t>BATCH pass with a backward RTS smoother, explicitly documented as display/comparison-only, never meant to run in the live pipeline. Real UKFcheck data showed UKFset1 was actually the WORST-lagging of five compared sources (+1007-2037s behind), while literal UKF1 was consistently fastest (always +0.0s) -- so this toggle wires in literal UKF1, the one the data actually supports, not the one that happened to already have a live toggle.</w:t>
+        <w:t xml:space="preserve">ApsAutoIsfUseUkf1ForDosing (Settings + List 1 + List 2, TT 5.196). "UKF1" is used for two different things in this codebase, and only one of them is actually safe to run every dosing cycle -- worth distinguishing before anything else. UKFset1 (smoothRawRealtime(), toggled separately by the already-existing FslUseUkfSmoothing) is an incremental, forward-only, live-safe filter with its own persisted state. Literal UKF1 (smoothForDisplay(), used for the graph line and UKFcheck's own comparison) is a stateless BATCH pass with a backward RTS smoother, explicitly documented as display/comparison-only, never meant to run in the live pipeline. Real UKFcheck data showed UKFset1 was actually the WORST-lagging of five compared sources (+1007-2037s behind), while literal UKF1 was consistently fastest (always +0.0s) -- so this toggle wires in literal UKF1, the one the data actually supports, not the one that happened to already have a live toggle.</w:t>
       </w:r>
     </w:p>
     <w:p>
@@ -12268,13 +11456,8 @@
       </w:pPr>
       <w:r>
         <w:t xml:space="preserve">Single choke point, not two patched call sites. OpenAPSAutoISFPlugin.getGlucoseStatusData() -- which GlucoseStatusProviderImpl.glucoseStatusData calls app-wide whenever this plugin is the active APS -- was overridden </w:t>
-      </w:r>
-      <w:r>
         <w:lastRenderedPageBreak/>
-        <w:t>(applyUkf1DosingOverride()) rather than patching invoke()'s and autoISF()'s own separate local reads. That means the Wizard/QuickWizard calculator, TriggerBg/TriggerDelta automation triggers, the Overview widget, wear/Tizen, and SMS "bg" replies all agree with the same UKF1-based number while t</w:t>
-      </w:r>
-      <w:r>
-        <w:t>he toggle is on -- a deliberate consequence: those all read the same "what's AutoISF's current glucose status" answer this plugin is the authority for, so silently disagreeing with AutoISF's own dosing math would be worse than being consistent with it.</w:t>
+        <w:t>(applyUkf1DosingOverride()) rather than patching invoke()'s and autoISF()'s own separate local reads. That means the Wizard/QuickWizard calculator, TriggerBg/TriggerDelta automation triggers, the Overview widget, wear/Tizen, and SMS "bg" replies all agree with the same UKF1-based number while the toggle is on -- a deliberate consequence: those all read the same "what's AutoISF's current glucose status" answer this plugin is the authority for, so silently disagreeing with AutoISF's own dosing math would be worse than being consistent with it.</w:t>
       </w:r>
     </w:p>
     <w:p>
@@ -12283,10 +11466,7 @@
         <w:jc w:val="both"/>
       </w:pPr>
       <w:r>
-        <w:t xml:space="preserve">Scope, deliberately partial. Only glucose/date/delta/shortAvgDelta/longAvgDelta/bgAcceleration/deltaPl/deltaPn/corrSqu are replaced. duraISFminutes/duraISFaverage (the separate 5%-band average-duration calculation) and a0/a1/a2 (the parabola's </w:t>
-      </w:r>
-      <w:r>
-        <w:t>raw coefficients, read only by autoISF()'s own peak-BG prediction) stay LibreSpecial-EMA-based even with the toggle on -- judged out of scope for a first pass. Reuses the existing ukf1RecentHistory()/ukf1DeltaMetrics()/ukf1AccelerationMetrics() helpers built earlier for the UKFcheck comparison work, rather than new math.</w:t>
+        <w:t xml:space="preserve">Scope, deliberately partial. Only glucose/date/delta/shortAvgDelta/longAvgDelta/bgAcceleration/deltaPl/deltaPn/corrSqu are replaced. duraISFminutes/duraISFaverage (the separate 5%-band average-duration calculation) and a0/a1/a2 (the parabola's raw coefficients, read only by autoISF()'s own peak-BG prediction) stay LibreSpecial-EMA-based even with the toggle on -- judged out of scope for a first pass. Reuses the existing ukf1RecentHistory()/ukf1DeltaMetrics()/ukf1AccelerationMetrics() helpers built earlier for the UKFcheck comparison work, rather than new math.</w:t>
       </w:r>
     </w:p>
     <w:p>
@@ -12295,10 +11475,7 @@
         <w:jc w:val="both"/>
       </w:pPr>
       <w:r>
-        <w:t>Delta-threshold interpretation changes -- a real disadvantage, not just a data-source swap. Every fixed threshold in this fork (Tier 3's delta&gt;=5/shortAvgDelta&gt;=3/bg_acce&gt;5.4, Mild/BG3 Boost's bands, the Fast-Rise cascade's tiers) was calibrated against real historical LibreSpecial-EMA Delta. UKF1 reacts with less inherent lag than an EMA, so the SAME threshold number trips earlier and more readily once the underlying signal changes -- confirmed directly, not just reasoned about: a real 23 Aug episode showe</w:t>
-      </w:r>
-      <w:r>
-        <w:t>d bg_acce/UKF1 crossing Tier 3's own 5.4 gate about 5-6 minutes before Delta/SDelta crossed theirs on the same rise (see the AIV review checklist's card 07b). This also means Boost-in-AAPS_3.4's reference-comparison logging (tier3BoostReferenceComparison(), still never wired to real delivery) shifts its own numbers the same way once this toggle is on, since it reads the same overridden glucose_status.</w:t>
+        <w:t>Delta-threshold interpretation changes -- a real disadvantage, not just a data-source swap. Every fixed threshold in this fork (Tier 3's delta&gt;=5/shortAvgDelta&gt;=3/bg_acce&gt;5.4, Mild/BG3 Boost's bands, the Fast-Rise cascade's tiers) was calibrated against real historical LibreSpecial-EMA Delta. UKF1 reacts with less inherent lag than an EMA, so the SAME threshold number trips earlier and more readily once the underlying signal changes -- confirmed directly, not just reasoned about: a real 23 Aug episode showed bg_acce/UKF1 crossing Tier 3's own 5.4 gate about 5-6 minutes before Delta/SDelta crossed theirs on the same rise (see the AIV review checklist's card 07b). This also means Boost-in-AAPS_3.4's reference-comparison logging (tier3BoostReferenceComparison(), still never wired to real delivery) shifts its own numbers the same way once this toggle is on, since it reads the same overridden glucose_status.</w:t>
       </w:r>
     </w:p>
     <w:p>
@@ -12307,10 +11484,7 @@
         <w:jc w:val="both"/>
       </w:pPr>
       <w:r>
-        <w:t>ApsAutoIsfUkf1DeltaCompensationSlope/Offset (Settings only, no List row). A slope*x+offset adjustment on delta/shortAvgDelta/longAvgDelta/bg_acce (offset applies to the three deltas only, not bg_acce -- an additive mg/dL-per-5min offset has no dimensionally sound meaning on an acceleration term), applied inside applyUkf1DosingOverride() itself so it reaches every consumer consistently -- Tier 3, Mild/BG3 Boost, autoISF()'s ISF weights, and Fast-Rise (which then still applies its own separate fastRiseSlopeCo</w:t>
-      </w:r>
-      <w:r>
-        <w:t>mpensationRatio for LibreSlope drift on top -- the two are orthogonal and stack, not redundant). Default 1.0/0.0 (no-op) until real UKF1-mode AIV data justifies a real value; offset units are already mg/dL per 5min, matching Tier 3's own gate scale directly, unlike FslCalOffset which is auto-converted from mmol.</w:t>
+        <w:t>ApsAutoIsfUkf1DeltaCompensationSlope/Offset (Settings only, no List row). A slope*x+offset adjustment on delta/shortAvgDelta/longAvgDelta/bg_acce (offset applies to the three deltas only, not bg_acce -- an additive mg/dL-per-5min offset has no dimensionally sound meaning on an acceleration term), applied inside applyUkf1DosingOverride() itself so it reaches every consumer consistently -- Tier 3, Mild/BG3 Boost, autoISF()'s ISF weights, and Fast-Rise (which then still applies its own separate fastRiseSlopeCompensationRatio for LibreSlope drift on top -- the two are orthogonal and stack, not redundant). Default 1.0/0.0 (no-op) until real UKF1-mode AIV data justifies a real value; offset units are already mg/dL per 5min, matching Tier 3's own gate scale directly, unlike FslCalOffset which is auto-converted from mmol.</w:t>
       </w:r>
     </w:p>
     <w:p>
@@ -12319,10 +11493,7 @@
         <w:jc w:val="both"/>
       </w:pPr>
       <w:r>
-        <w:t>Reversion is full, immediate and stateless. Every function this override touches -- applyUkf1DosingOverride() itself, ukf1RecentHistory()/ukf1DeltaMetrics()/ukf1AccelerationMetrics() -- recomputes fresh from raw readings every call and never persists anything or touches the live smoothing pipeline's own state. Turning the toggle back off makes the very next cycle's getGlucoseStatusData() call return the ordinary LibreSpecial-EMA object exactly as if the toggle had never existed. The one thing reversion cann</w:t>
-      </w:r>
-      <w:r>
-        <w:t>ot undo is any SMB already delivered while it was on.</w:t>
+        <w:t>Reversion is full, immediate and stateless. Every function this override touches -- applyUkf1DosingOverride() itself, ukf1RecentHistory()/ukf1DeltaMetrics()/ukf1AccelerationMetrics() -- recomputes fresh from raw readings every call and never persists anything or touches the live smoothing pipeline's own state. Turning the toggle back off makes the very next cycle's getGlucoseStatusData() call return the ordinary LibreSpecial-EMA object exactly as if the toggle had never existed. The one thing reversion cannot undo is any SMB already delivered while it was on.</w:t>
       </w:r>
     </w:p>
     <w:p>
@@ -12343,11 +11514,7 @@
       <w:bookmarkEnd w:id="57"/>
       <w:r>
         <w:fldChar w:fldCharType="begin"/>
-      </w:r>
-      <w:r>
         <w:instrText>HYPERLINK \l "TOC_main"</w:instrText>
-      </w:r>
-      <w:r>
         <w:fldChar w:fldCharType="separate"/>
       </w:r>
       <w:r>
@@ -12373,11 +11540,7 @@
       <w:bookmarkEnd w:id="58"/>
       <w:r>
         <w:fldChar w:fldCharType="begin"/>
-      </w:r>
-      <w:r>
         <w:instrText>HYPERLINK \l "TOC_main"</w:instrText>
-      </w:r>
-      <w:r>
         <w:fldChar w:fldCharType="separate"/>
       </w:r>
       <w:r>
@@ -12412,11 +11575,7 @@
       <w:bookmarkEnd w:id="59"/>
       <w:r>
         <w:fldChar w:fldCharType="begin"/>
-      </w:r>
-      <w:r>
         <w:instrText>HYPERLINK \l "TOC_main"</w:instrText>
-      </w:r>
-      <w:r>
         <w:fldChar w:fldCharType="separate"/>
       </w:r>
       <w:r>
@@ -12451,11 +11610,7 @@
       <w:bookmarkEnd w:id="60"/>
       <w:r>
         <w:fldChar w:fldCharType="begin"/>
-      </w:r>
-      <w:r>
         <w:instrText>HYPERLINK \l "TOC_main"</w:instrText>
-      </w:r>
-      <w:r>
         <w:fldChar w:fldCharType="separate"/>
       </w:r>
       <w:r>
@@ -12476,10 +11631,7 @@
       </w:pPr>
       <w:r>
         <w:lastRenderedPageBreak/>
-        <w:t xml:space="preserve">SensorAge (OldSensorAdj in code) overrides the Libre calibration slope/offset (FslCalSlope/FslCalOffset) during known-unreliable stretches of a sensor’s life, tapering back to the user’s configured baseline everywhere else. Unlike most of this fork’s automations it has no dosing effect of its own — it only reshapes the calibrated glucose value that everything else, including dosing, is computed from. Unlike the reminder cluster in §13e below, the core tier-compensation block carries no Virtual-Pump gate at </w:t>
-      </w:r>
-      <w:r>
-        <w:t>all: it applies identically regardless of pump type.</w:t>
+        <w:t xml:space="preserve">SensorAge (OldSensorAdj in code) overrides the Libre calibration slope/offset (FslCalSlope/FslCalOffset) during known-unreliable stretches of a sensor’s life, tapering back to the user’s configured baseline everywhere else. Unlike most of this fork’s automations it has no dosing effect of its own — it only reshapes the calibrated glucose value that everything else, including dosing, is computed from. Unlike the reminder cluster in §13e below, the core tier-compensation block carries no Virtual-Pump gate at all: it applies identically regardless of pump type.</w:t>
       </w:r>
     </w:p>
     <w:p>
@@ -12494,11 +11646,7 @@
       <w:bookmarkEnd w:id="61"/>
       <w:r>
         <w:fldChar w:fldCharType="begin"/>
-      </w:r>
-      <w:r>
         <w:instrText>HYPERLINK \l "TOC_main"</w:instrText>
-      </w:r>
-      <w:r>
         <w:fldChar w:fldCharType="separate"/>
       </w:r>
       <w:r>
@@ -12518,10 +11666,7 @@
         <w:jc w:val="both"/>
       </w:pPr>
       <w:r>
-        <w:t>Sensors read less reliably at both ends of their life: very early (0–3 days, settling/compression-artifact inaccuracy) and later on (11–15 days, swinging high/low more easily than the usual slope/offset calibration accounts for). Each tier applies a slope/offset delta computed relative to the user’s own configured baseline (ApsAutoIsfLibreSlopeOrig, default 0.72; ApsAutoIsfLibreOffsetOrig, default 1.4) rather than hardcoded absolutes, so retuning the baseline shifts every tier together. There are three seve</w:t>
-      </w:r>
-      <w:r>
-        <w:t>rities on each side of the sensor’s life: mild (slope −0.02 / offset +0.05), medium (−0.04 / +0.10), and extreme (−0.07 / +0.15).</w:t>
+        <w:t>Sensors read less reliably at both ends of their life: very early (0–3 days, settling/compression-artifact inaccuracy) and later on (11–15 days, swinging high/low more easily than the usual slope/offset calibration accounts for). Each tier applies a slope/offset delta computed relative to the user’s own configured baseline (ApsAutoIsfLibreSlopeOrig, default 0.72; ApsAutoIsfLibreOffsetOrig, default 1.4) rather than hardcoded absolutes, so retuning the baseline shifts every tier together. There are three severities on each side of the sensor’s life: mild (slope −0.02 / offset +0.05), medium (−0.04 / +0.10), and extreme (−0.07 / +0.15).</w:t>
       </w:r>
     </w:p>
     <w:p>
@@ -12536,11 +11681,7 @@
       <w:bookmarkEnd w:id="62"/>
       <w:r>
         <w:fldChar w:fldCharType="begin"/>
-      </w:r>
-      <w:r>
         <w:instrText>HYPERLINK \l "TOC_main"</w:instrText>
-      </w:r>
-      <w:r>
         <w:fldChar w:fldCharType="separate"/>
       </w:r>
       <w:r>
@@ -12560,10 +11701,7 @@
         <w:jc w:val="both"/>
       </w:pPr>
       <w:r>
-        <w:t>NewDay1 (under 1 day — the whole first calendar day, no separate sub-tier) applies the extreme adjustment; NewDay2 (1–2 days) applies the medium adjustment; NewDay3 (2–3 days) applies the mild adjustment. At the other end, tier “1” (11–13 days) applies the mild adjustment, tier “2” (13–14 days) the medium, and tier “3” (14–15 days) the extreme. The two ends deliberately mirror each other: day 0 matches the most extreme 14–15 day tier, day 1 matches 13–14, day 2 matches 12–13 — a sensor eases away from unrel</w:t>
-      </w:r>
-      <w:r>
-        <w:t>iability in the same shape at both ends of its life, not just the same direction. NewDay2 also fires purely on cannula age (over 60 hours — the same threshold the OldPod/RecentPod automations use for “pod is old”), OR’d with the normal 1–2 day sensor-age window: a fresh sensor on an aging pod is treated the same as a 1–2 day-old sensor even if the sensor itself is older. That OR only widens the NewDay2 window — it never narrows NewDay1, NewDay3, or the 11–15 day tiers, which remain sensor-age-only.</w:t>
+        <w:t>NewDay1 (under 1 day — the whole first calendar day, no separate sub-tier) applies the extreme adjustment; NewDay2 (1–2 days) applies the medium adjustment; NewDay3 (2–3 days) applies the mild adjustment. At the other end, tier “1” (11–13 days) applies the mild adjustment, tier “2” (13–14 days) the medium, and tier “3” (14–15 days) the extreme. The two ends deliberately mirror each other: day 0 matches the most extreme 14–15 day tier, day 1 matches 13–14, day 2 matches 12–13 — a sensor eases away from unreliability in the same shape at both ends of its life, not just the same direction. NewDay2 also fires purely on cannula age (over 60 hours — the same threshold the OldPod/RecentPod automations use for “pod is old”), OR’d with the normal 1–2 day sensor-age window: a fresh sensor on an aging pod is treated the same as a 1–2 day-old sensor even if the sensor itself is older. That OR only widens the NewDay2 window — it never narrows NewDay1, NewDay3, or the 11–15 day tiers, which remain sensor-age-only.</w:t>
       </w:r>
     </w:p>
     <w:p>
@@ -12578,11 +11716,7 @@
       <w:bookmarkEnd w:id="63"/>
       <w:r>
         <w:fldChar w:fldCharType="begin"/>
-      </w:r>
-      <w:r>
         <w:instrText>HYPERLINK \l "TOC_main"</w:instrText>
-      </w:r>
-      <w:r>
         <w:fldChar w:fldCharType="separate"/>
       </w:r>
       <w:r>
@@ -12602,10 +11736,7 @@
         <w:jc w:val="both"/>
       </w:pPr>
       <w:r>
-        <w:t>ApsAutoIsfSensorAgeCodeEnabled (autoisf_sensor_age_code_enabled, default on) is the master switch for the whole routine: when off, the block does nothing but restore the configured baseline if it was left overridden. ApsAutoIsfOldSensorAdjEnabled (autoisf_old_sensor_adj_enabled, default on) is narrower — checked further downstream, once the master switch has already let the block run — and only gates whether a matched age tier is actually allowed to apply. Both can be toggled remotely by setting a signal te</w:t>
-      </w:r>
-      <w:r>
-        <w:t>mporary target: SensorAgeCodeToggleTT (5.156mmol) flips the master switch and writes SACOn/SACOff; SensorAgeToggleTT (5.006mmol) flips the narrower one and writes STgOn/STgOff. Both cancel the signal TT immediately so it never affects a real target (see §7e for the full code glossary).</w:t>
+        <w:t>ApsAutoIsfSensorAgeCodeEnabled (autoisf_sensor_age_code_enabled, default on) is the master switch for the whole routine: when off, the block does nothing but restore the configured baseline if it was left overridden. ApsAutoIsfOldSensorAdjEnabled (autoisf_old_sensor_adj_enabled, default on) is narrower — checked further downstream, once the master switch has already let the block run — and only gates whether a matched age tier is actually allowed to apply. Both can be toggled remotely by setting a signal temporary target: SensorAgeCodeToggleTT (5.156mmol) flips the master switch and writes SACOn/SACOff; SensorAgeToggleTT (5.006mmol) flips the narrower one and writes STgOn/STgOff. Both cancel the signal TT immediately so it never affects a real target (see §7e for the full code glossary).</w:t>
       </w:r>
     </w:p>
     <w:p>
@@ -12656,11 +11787,7 @@
       <w:bookmarkEnd w:id="64"/>
       <w:r>
         <w:fldChar w:fldCharType="begin"/>
-      </w:r>
-      <w:r>
         <w:instrText>HYPERLINK \l "TOC_main"</w:instrText>
-      </w:r>
-      <w:r>
         <w:fldChar w:fldCharType="separate"/>
       </w:r>
       <w:r>
@@ -12680,17 +11807,9 @@
         <w:jc w:val="both"/>
       </w:pPr>
       <w:r>
-        <w:t>LowRaw24Cal — a separate, unrelated automation that forces a fixed 0.75/1.3 override once raw Libre BGL has been continuously below 10.0mmol for 24 hours — takes priority whenever its own override is active: SensorAge’s entire block returns immediately without touching slope/offset while that’s true. Even when an age tier matches, entry additionally requires that raw Libre BGL has exceeded roughly 12.0mmol at some point in the preceding 24 hours (a rolling “last seen” timestamp, not a continuous-window chec</w:t>
-      </w:r>
-      <w:r>
-        <w:t xml:space="preserve">k) — the tier compensation is calibrated against genuine high-BGL Libre-vs-reference divergence, so without recent evidence of that divergence the tiers are blocked entirely and slope/offset are pulled back to </w:t>
-      </w:r>
-      <w:r>
+        <w:t xml:space="preserve">LowRaw24Cal — a separate, unrelated automation that forces a fixed 0.75/1.3 override once raw Libre BGL has been continuously below 10.0mmol for 24 hours — takes priority whenever its own override is active: SensorAge’s entire block returns immediately without touching slope/offset while that’s true. Even when an age tier matches, entry additionally requires that raw Libre BGL has exceeded roughly 12.0mmol at some point in the preceding 24 hours (a rolling “last seen” timestamp, not a continuous-window check) — the tier compensation is calibrated against genuine high-BGL Libre-vs-reference divergence, so without recent evidence of that divergence the tiers are blocked entirely and slope/offset are pulled back to </w:t>
         <w:lastRenderedPageBreak/>
-        <w:t>baseline instead, even on a sensor age that would otherwise qualify. The block carries no readyToRun() throttle — it is deliberately checked every cycle, the same as DelOff, so day-boundary transitions revert promptly; both the “apply a tier” and “restore baseline” branches are idempotent, so re-check</w:t>
-      </w:r>
-      <w:r>
-        <w:t>ing every cycle is harmless. Restoration compares the live slope/offset values directly rather than trusting the “active” latch alone, so it self-heals if that latch and the actual live values ever disagree — for example after an app restart or a settings import.</w:t>
+        <w:t>baseline instead, even on a sensor age that would otherwise qualify. The block carries no readyToRun() throttle — it is deliberately checked every cycle, the same as DelOff, so day-boundary transitions revert promptly; both the “apply a tier” and “restore baseline” branches are idempotent, so re-checking every cycle is harmless. Restoration compares the live slope/offset values directly rather than trusting the “active” latch alone, so it self-heals if that latch and the actual live values ever disagree — for example after an app restart or a settings import.</w:t>
       </w:r>
     </w:p>
     <w:p>
@@ -12708,10 +11827,7 @@
         <w:jc w:val="both"/>
       </w:pPr>
       <w:r>
-        <w:t xml:space="preserve">Live's own data later showed this ISN'T permanently broken -- a later snapshot from Live showed the SAME stuck-at-baseline pattern Virtual had shown earlier -- suggesting the underlying tier-entry condition (recentHighBglSeen/sensorAgeDays/the tier-boundary match) is genuinely flickering cycle-to-cycle on whichever device, not cleanly broken on one device only. The new diagnostic logging (this paragraph, above) is what's needed to catch a live failure with actual field values -- not yet captured, since the </w:t>
-      </w:r>
-      <w:r>
-        <w:t>logging hadn't been built onto any device as of this writing.</w:t>
+        <w:t xml:space="preserve">Live's own data later showed this ISN'T permanently broken -- a later snapshot from Live showed the SAME stuck-at-baseline pattern Virtual had shown earlier -- suggesting the underlying tier-entry condition (recentHighBglSeen/sensorAgeDays/the tier-boundary match) is genuinely flickering cycle-to-cycle on whichever device, not cleanly broken on one device only. The new diagnostic logging (this paragraph, above) is what's needed to catch a live failure with actual field values -- not yet captured, since the logging hadn't been built onto any device as of this writing.</w:t>
       </w:r>
     </w:p>
     <w:p>
@@ -12726,11 +11842,7 @@
       <w:bookmarkEnd w:id="65"/>
       <w:r>
         <w:fldChar w:fldCharType="begin"/>
-      </w:r>
-      <w:r>
         <w:instrText>HYPERLINK \l "TOC_main"</w:instrText>
-      </w:r>
-      <w:r>
         <w:fldChar w:fldCharType="separate"/>
       </w:r>
       <w:r>
@@ -12750,10 +11862,7 @@
         <w:jc w:val="both"/>
       </w:pPr>
       <w:r>
-        <w:t>Several informational siblings live in the same part of the file and are gated on similar age math, but they never touch calibration or dosing — they only raise a notification, SMS, or graph announcement, and all of them are live-pump-only (blocked on Virtual Pump), unlike the core compensation block above. PreSoakSensor24hrs reminds to pre-soak a new sensor at roughly 14.0 or 14.5 days into the current one’s life, skipped if the pod is also near end-of-life. SensorS1hr and SensorS2hr remind at roughly 14.9</w:t>
-      </w:r>
-      <w:r>
-        <w:t xml:space="preserve"> days (“possible overlap”) and 14 days 22 hours. Pod2 and Pod1 fire at roughly 78 and 79 hours of pod age; Pod2 is the odd one out here, since unlike the other reminders it also performs a real action — switching to the Standard profile and setting automation state Profile=PP130 — rather than being purely informational. All of these use narrow ~0.1-hour match windows, so each fires close to its target age rather than repeatedly.</w:t>
+        <w:t xml:space="preserve">Several informational siblings live in the same part of the file and are gated on similar age math, but they never touch calibration or dosing — they only raise a notification, SMS, or graph announcement, and all of them are live-pump-only (blocked on Virtual Pump), unlike the core compensation block above. PreSoakSensor24hrs reminds to pre-soak a new sensor at roughly 14.0 or 14.5 days into the current one’s life, skipped if the pod is also near end-of-life. SensorS1hr and SensorS2hr remind at roughly 14.9 days (“possible overlap”) and 14 days 22 hours. Pod2 and Pod1 fire at roughly 78 and 79 hours of pod age; Pod2 is the odd one out here, since unlike the other reminders it also performs a real action — switching to the Standard profile and setting automation state Profile=PP130 — rather than being purely informational. All of these use narrow ~0.1-hour match windows, so each fires close to its target age rather than repeatedly.</w:t>
       </w:r>
     </w:p>
     <w:p>
@@ -12768,11 +11877,7 @@
       <w:bookmarkEnd w:id="66"/>
       <w:r>
         <w:fldChar w:fldCharType="begin"/>
-      </w:r>
-      <w:r>
         <w:instrText>HYPERLINK \l "TOC_main"</w:instrText>
-      </w:r>
-      <w:r>
         <w:fldChar w:fldCharType="separate"/>
       </w:r>
       <w:r>
@@ -12792,10 +11897,7 @@
         <w:jc w:val="both"/>
       </w:pPr>
       <w:r>
-        <w:t>VirtualPseudoWizard is different in kind from Tier 3 UAM Boost, BolusGiven, and BolusGivenMild (§3b), which only ever strengthen the SMB delivery ratio. It places an actual BS.Type.NORMAL bolus, computed by running the same constrained BolusWizard used by the manual calculator, but entirely in the background — no calculator screen is ever shown, and no user confirmation occurs. It is a retrospective-testing tool, not a production dosing feature, and is hard-gated twice specifically so it cannot fire on a re</w:t>
-      </w:r>
-      <w:r>
-        <w:t>al pump: once in its eligibility check, and again immediately before the bolus is queued.</w:t>
+        <w:t>VirtualPseudoWizard is different in kind from Tier 3 UAM Boost, BolusGiven, and BolusGivenMild (§3b), which only ever strengthen the SMB delivery ratio. It places an actual BS.Type.NORMAL bolus, computed by running the same constrained BolusWizard used by the manual calculator, but entirely in the background — no calculator screen is ever shown, and no user confirmation occurs. It is a retrospective-testing tool, not a production dosing feature, and is hard-gated twice specifically so it cannot fire on a real pump: once in its eligibility check, and again immediately before the bolus is queued.</w:t>
       </w:r>
     </w:p>
     <w:p>
@@ -12810,11 +11912,7 @@
       <w:bookmarkEnd w:id="67"/>
       <w:r>
         <w:fldChar w:fldCharType="begin"/>
-      </w:r>
-      <w:r>
         <w:instrText>HYPERLINK \l "TOC_main"</w:instrText>
-      </w:r>
-      <w:r>
         <w:fldChar w:fldCharType="separate"/>
       </w:r>
       <w:r>
@@ -12849,11 +11947,7 @@
       <w:bookmarkEnd w:id="68"/>
       <w:r>
         <w:fldChar w:fldCharType="begin"/>
-      </w:r>
-      <w:r>
         <w:instrText>HYPERLINK \l "TOC_main"</w:instrText>
-      </w:r>
-      <w:r>
         <w:fldChar w:fldCharType="separate"/>
       </w:r>
       <w:r>
@@ -12873,10 +11967,7 @@
         <w:jc w:val="both"/>
       </w:pPr>
       <w:r>
-        <w:t>All of the following must hold: Virtual Pump active; UKF raw BGL above 12.0mmol; acceleration factor (bgAcce) above 3.0; short-average delta above 0.5mmol per 5 minutes; every recent BG reading over the last 90 minutes above 8.0mmol; either (dura active over 5 minutes AND acceleration active over 4 minutes) OR (HP2 above 7.5mmol AND current BG above 10.0mmol) as an alternate entry path; zero meal COB; no active temporary target; a steps gate (under 600 steps in the last 60 minutes, or under 1500 if BG is ab</w:t>
-      </w:r>
-      <w:r>
-        <w:t>ove 11.0mmol); a computed hypo-prediction (HP2) that is both present and above 7.5mmol; no NORMAL, non-SMB bolus in the last 120 minutes; a 90-minute per-action cooldown; and no bolus already queued. Every cycle writes a full READY/blocked diagnostic line naming which of these held or failed — this is what let a real “why didn’t it fire” question get answered from the logs alone earlier in this document’s own history.</w:t>
+        <w:t>All of the following must hold: Virtual Pump active; UKF raw BGL above 12.0mmol; acceleration factor (bgAcce) above 3.0; short-average delta above 0.5mmol per 5 minutes; every recent BG reading over the last 90 minutes above 8.0mmol; either (dura active over 5 minutes AND acceleration active over 4 minutes) OR (HP2 above 7.5mmol AND current BG above 10.0mmol) as an alternate entry path; zero meal COB; no active temporary target; a steps gate (under 600 steps in the last 60 minutes, or under 1500 if BG is above 11.0mmol); a computed hypo-prediction (HP2) that is both present and above 7.5mmol; no NORMAL, non-SMB bolus in the last 120 minutes; a 90-minute per-action cooldown; and no bolus already queued. Every cycle writes a full READY/blocked diagnostic line naming which of these held or failed — this is what let a real “why didn’t it fire” question get answered from the logs alone earlier in this document’s own history.</w:t>
       </w:r>
     </w:p>
     <w:p>
@@ -12891,11 +11982,7 @@
       <w:bookmarkEnd w:id="69"/>
       <w:r>
         <w:fldChar w:fldCharType="begin"/>
-      </w:r>
-      <w:r>
         <w:instrText>HYPERLINK \l "TOC_main"</w:instrText>
-      </w:r>
-      <w:r>
         <w:fldChar w:fldCharType="separate"/>
       </w:r>
       <w:r>
@@ -12916,13 +12003,8 @@
       </w:pPr>
       <w:r>
         <w:t xml:space="preserve">The Wizard call uses useBg=true, useCob=false (the calculation-carbs figure is passed as carbs, not COB), includes both bolus and basal IOB, and disables superbolus, temporary target, trend, and alarm inputs. The resulting insulinAfterConstraints is what </w:t>
-      </w:r>
-      <w:r>
         <w:lastRenderedPageBreak/>
-        <w:t>actually gets queued. Immediately before queueing, the code checks activePlugin.activePump is VirtualPump a second time, independently of the eligibility check above — so even if the first gate were ever satisfied on a real-pump build, this second check sti</w:t>
-      </w:r>
-      <w:r>
-        <w:t>ll blocks delivery.</w:t>
+        <w:t>actually gets queued. Immediately before queueing, the code checks activePlugin.activePump is VirtualPump a second time, independently of the eligibility check above — so even if the first gate were ever satisfied on a real-pump build, this second check still blocks delivery.</w:t>
       </w:r>
     </w:p>
     <w:p>
@@ -12937,11 +12019,7 @@
       <w:bookmarkEnd w:id="70"/>
       <w:r>
         <w:fldChar w:fldCharType="begin"/>
-      </w:r>
-      <w:r>
         <w:instrText>HYPERLINK \l "TOC_main"</w:instrText>
-      </w:r>
-      <w:r>
         <w:fldChar w:fldCharType="separate"/>
       </w:r>
       <w:r>
@@ -12961,10 +12039,7 @@
         <w:jc w:val="both"/>
       </w:pPr>
       <w:r>
-        <w:t xml:space="preserve">An in-memory status string (virtualPseudoWizardLastStatus) records the most recent SUCCESS/FAILED outcome and is echoed into the console log every cycle alongside the READY/blocked diagnostic line, so the current state is always visible without waiting for the next attempt. As of 2026-08-21, SUCCESS, FAILED (pump/callback rejection), and FAILED (bolus </w:t>
-      </w:r>
-      <w:r>
-        <w:t>queue rejected the request) each also write a CarePortal note — previously this pathway had no durable CarePortal trail at all, only app logs.</w:t>
+        <w:t xml:space="preserve">An in-memory status string (virtualPseudoWizardLastStatus) records the most recent SUCCESS/FAILED outcome and is echoed into the console log every cycle alongside the READY/blocked diagnostic line, so the current state is always visible without waiting for the next attempt. As of 2026-08-21, SUCCESS, FAILED (pump/callback rejection), and FAILED (bolus queue rejected the request) each also write a CarePortal note — previously this pathway had no durable CarePortal trail at all, only app logs.</w:t>
       </w:r>
     </w:p>
     <w:p>
@@ -12979,11 +12054,7 @@
       <w:bookmarkEnd w:id="71"/>
       <w:r>
         <w:fldChar w:fldCharType="begin"/>
-      </w:r>
-      <w:r>
         <w:instrText>HYPERLINK \l "TOC_main"</w:instrText>
-      </w:r>
-      <w:r>
         <w:fldChar w:fldCharType="separate"/>
       </w:r>
       <w:r>
@@ -13009,11 +12080,7 @@
       <w:bookmarkEnd w:id="72"/>
       <w:r>
         <w:fldChar w:fldCharType="begin"/>
-      </w:r>
-      <w:r>
         <w:instrText>HYPERLINK \l "TOC_main"</w:instrText>
-      </w:r>
-      <w:r>
         <w:fldChar w:fldCharType="separate"/>
       </w:r>
       <w:r>
@@ -13033,10 +12100,7 @@
         <w:jc w:val="both"/>
       </w:pPr>
       <w:r>
-        <w:t>The whole fast-rise system lives inside DetermineBasalAutoISF.kt's determine_basal(), in a single long if/else if chain that decides how far the ordinarily-calculated microBolus gets trimmed for the current cycle. Only one branch of that chain can act per cycle. Reading it top to bottom, the branches immediately before FAST RISE HANDLING are: Shower/Twilight AM Protection, Low IOB Acceleration Glitch Throttle, Sensor Glitch/Swing Damping, Sensor Glitch2/Swing Damping, Post Carbs/Swing Damping, High TT Prote</w:t>
-      </w:r>
-      <w:r>
-        <w:t>ction, Glitch Zero SMB, and finally Sensor Glitch3/Short Spike Without Trend — each covered in §d below. FAST RISE HANDLING itself is the next else if after Sensor Glitch3, gated on libreActive &amp;&amp; !profile.temptargetSet: it only evaluates at all when a Libre sensor is active and no temporary target is set.</w:t>
+        <w:t>The whole fast-rise system lives inside DetermineBasalAutoISF.kt's determine_basal(), in a single long if/else if chain that decides how far the ordinarily-calculated microBolus gets trimmed for the current cycle. Only one branch of that chain can act per cycle. Reading it top to bottom, the branches immediately before FAST RISE HANDLING are: Shower/Twilight AM Protection, Low IOB Acceleration Glitch Throttle, Sensor Glitch/Swing Damping, Sensor Glitch2/Swing Damping, Post Carbs/Swing Damping, High TT Protection, Glitch Zero SMB, and finally Sensor Glitch3/Short Spike Without Trend — each covered in §d below. FAST RISE HANDLING itself is the next else if after Sensor Glitch3, gated on libreActive &amp;&amp; !profile.temptargetSet: it only evaluates at all when a Libre sensor is active and no temporary target is set.</w:t>
       </w:r>
     </w:p>
     <w:p>
@@ -13045,10 +12109,7 @@
         <w:jc w:val="both"/>
       </w:pPr>
       <w:r>
-        <w:t>Before any of this, the cycle computes ThresholForFastRise = TDDfactor * 0.030 * profile.max_iob, rounded to two decimals. This is the recurring yardstick the tiers below use to decide whether a candidate SMB is "still large enough to matter" after the Delta/SDelta bands have already flagged a rise. At a typical max_iob of 9.5 U and TDDfactor of 1, it works out to roughly 0.29 U — a small fraction of max_iob, deliberately: it is meant to catch ordinary-sized SMBs, not just outsized ones. TDDfactor scales it</w:t>
-      </w:r>
-      <w:r>
-        <w:t xml:space="preserve"> with the user's recent total daily dose, so the same guard tightens or loosens automatically as insulin needs change.</w:t>
+        <w:t xml:space="preserve">Before any of this, the cycle computes ThresholForFastRise = TDDfactor * 0.030 * profile.max_iob, rounded to two decimals. This is the recurring yardstick the tiers below use to decide whether a candidate SMB is "still large enough to matter" after the Delta/SDelta bands have already flagged a rise. At a typical max_iob of 9.5 U and TDDfactor of 1, it works out to roughly 0.29 U — a small fraction of max_iob, deliberately: it is meant to catch ordinary-sized SMBs, not just outsized ones. TDDfactor scales it with the user's recent total daily dose, so the same guard tightens or loosens automatically as insulin needs change.</w:t>
       </w:r>
     </w:p>
     <w:p>
@@ -13057,10 +12118,7 @@
         <w:jc w:val="both"/>
       </w:pPr>
       <w:r>
-        <w:t>Inside the libreActive &amp;&amp; !profile.temptargetSet branch, the tier ladder itself (§b) is gated by its own entry condition: current BG between 6.0 and 12.0 mmol/L; COB no more than 25 g; smoothed Delta at least 0.25 mmol per 5 minutes; smoothed SDelta at least 0.10 mmol per 5 minutes; and — as an OR-clause — either IOB above 0.12× max_iob (widened from 0.10, per an in-code comment, to let slightly more daytime IOB accumulate before this whole capping cascade starts applying) or the current hour is in the 22:0</w:t>
-      </w:r>
-      <w:r>
-        <w:t>0–05:00 night window. On top of all that, the entry gate also requires the 5-minute raw delta (rawDelta5Mgdl) at or above 0.25 mmol per 5 minutes AND the AAPS-processed 1-minute delta (aapsDelta1Mgdl) at or above the same 0.25 mmol.</w:t>
+        <w:t>Inside the libreActive &amp;&amp; !profile.temptargetSet branch, the tier ladder itself (§b) is gated by its own entry condition: current BG between 6.0 and 12.0 mmol/L; COB no more than 25 g; smoothed Delta at least 0.25 mmol per 5 minutes; smoothed SDelta at least 0.10 mmol per 5 minutes; and — as an OR-clause — either IOB above 0.12× max_iob (widened from 0.10, per an in-code comment, to let slightly more daytime IOB accumulate before this whole capping cascade starts applying) or the current hour is in the 22:00–05:00 night window. On top of all that, the entry gate also requires the 5-minute raw delta (rawDelta5Mgdl) at or above 0.25 mmol per 5 minutes AND the AAPS-processed 1-minute delta (aapsDelta1Mgdl) at or above the same 0.25 mmol.</w:t>
       </w:r>
     </w:p>
     <w:p>
@@ -13087,10 +12145,7 @@
         <w:jc w:val="both"/>
       </w:pPr>
       <w:r>
-        <w:t>As of 2026-08-22, rawDelta1Mgdl — the single-minute *raw, unsmoothed* delta — was removed from every gate in this cascade, and the code now carries an explanatory comment at the point where the old check used to sit. The removal was driven by real AIV data from two same-day sustained-rise events (01:50–01:58 and 02:50–02:55): at every single sampled minute of both events, rawDelta1Mgdl read negative or flat (as low as -0.56 mmol) even while Delta, SDelta and rawDelta5Mgdl all clearly confirmed a genuine, su</w:t>
-      </w:r>
-      <w:r>
-        <w:t>stained rise the whole time.</w:t>
+        <w:t>As of 2026-08-22, rawDelta1Mgdl — the single-minute *raw, unsmoothed* delta — was removed from every gate in this cascade, and the code now carries an explanatory comment at the point where the old check used to sit. The removal was driven by real AIV data from two same-day sustained-rise events (01:50–01:58 and 02:50–02:55): at every single sampled minute of both events, rawDelta1Mgdl read negative or flat (as low as -0.56 mmol) even while Delta, SDelta and rawDelta5Mgdl all clearly confirmed a genuine, sustained rise the whole time.</w:t>
       </w:r>
     </w:p>
     <w:p>
@@ -13124,11 +12179,7 @@
       <w:bookmarkEnd w:id="73"/>
       <w:r>
         <w:fldChar w:fldCharType="begin"/>
-      </w:r>
-      <w:r>
         <w:instrText>HYPERLINK \l "TOC_main"</w:instrText>
-      </w:r>
-      <w:r>
         <w:fldChar w:fldCharType="separate"/>
       </w:r>
       <w:r>
@@ -13166,10 +12217,7 @@
         <w:jc w:val="both"/>
       </w:pPr>
       <w:r>
-        <w:t>Moderate fast rise. Delta between 0.55 and 1.0 mmol, SDelta between 0.30 and 1.0 mmol. This tier then branches again on current BG: above 8.8 mmol, microBolus is multiplied by 0.6 (logged "CHANGED SIZE 0.602 for moderate fast rise 0.602"); between 8.0 and 8.8 mmol, the multiplier is 0.65 (logged "...0.653..."); at or below 8.0 mmol, if microBolus still exceeds ThresholForFastRise OR the hour is 8am or earlier, the multiplier is 0.5 (logged "...0.504..."); otherwise, at or below 8.0 mmol with microBolus alre</w:t>
-      </w:r>
-      <w:r>
-        <w:t>ady under threshold, nothing changes (logged "smbUn 0.564..."). (Fixed 2026-08-22: the two non-label reason-text lines here used to read a stale "* 0.8"/"* 0.7" that no longer matched the 0.6/0.65 actually applied — both now read correctly.)</w:t>
+        <w:t>Moderate fast rise. Delta between 0.55 and 1.0 mmol, SDelta between 0.30 and 1.0 mmol. This tier then branches again on current BG: above 8.8 mmol, microBolus is multiplied by 0.6 (logged "CHANGED SIZE 0.602 for moderate fast rise 0.602"); between 8.0 and 8.8 mmol, the multiplier is 0.65 (logged "...0.653..."); at or below 8.0 mmol, if microBolus still exceeds ThresholForFastRise OR the hour is 8am or earlier, the multiplier is 0.5 (logged "...0.504..."); otherwise, at or below 8.0 mmol with microBolus already under threshold, nothing changes (logged "smbUn 0.564..."). (Fixed 2026-08-22: the two non-label reason-text lines here used to read a stale "* 0.8"/"* 0.7" that no longer matched the 0.6/0.65 actually applied — both now read correctly.)</w:t>
       </w:r>
     </w:p>
     <w:p>
@@ -13178,10 +12226,7 @@
         <w:jc w:val="both"/>
       </w:pPr>
       <w:r>
-        <w:t xml:space="preserve">Mild fast rise. Delta between 0.25 and 0.55 mmol, SDelta between 0.15 and 0.55 mmol. Again branching on BG: above 8.8 mmol, multiplier 0.9 (logged "CHANGED SIZE 0.900 for mild fast rise 0.900"); between 8.0 and 8.8 mmol, multiplier 0.85 (logged "...0.850..."); at or below 8.0 mmol, if over threshold OR the hour is between 3am and 8am inclusive, multiplier 0.75 (logged "...0.750..."); otherwise unchanged (logged "smbUn 0.707..."). (Fixed 2026-08-22: these three labels used to lag behind an earlier loosening </w:t>
-      </w:r>
-      <w:r>
-        <w:t>of the real multiplier from 0.85/0.8/0.7 to 0.9/0.85/0.75 — corrected so the logged numeral now matches what’s actually applied.)</w:t>
+        <w:t xml:space="preserve">Mild fast rise. Delta between 0.25 and 0.55 mmol, SDelta between 0.15 and 0.55 mmol. Again branching on BG: above 8.8 mmol, multiplier 0.9 (logged "CHANGED SIZE 0.900 for mild fast rise 0.900"); between 8.0 and 8.8 mmol, multiplier 0.85 (logged "...0.850..."); at or below 8.0 mmol, if over threshold OR the hour is between 3am and 8am inclusive, multiplier 0.75 (logged "...0.750..."); otherwise unchanged (logged "smbUn 0.707..."). (Fixed 2026-08-22: these three labels used to lag behind an earlier loosening of the real multiplier from 0.85/0.8/0.7 to 0.9/0.85/0.75 — corrected so the logged numeral now matches what’s actually applied.)</w:t>
       </w:r>
     </w:p>
     <w:p>
@@ -13190,10 +12235,7 @@
         <w:jc w:val="both"/>
       </w:pPr>
       <w:r>
-        <w:t>Early fast rise. A narrower Delta band, 0.25 to 0.35 mmol, with SDelta at or above 0.10 mmol (this branch sits as a sibling else if off the main entry gate rather than nested inside it, so it only evaluates when the main entry gate above did not match — effectively it re-checks rawDelta5Mgdl/aapsDelta1Mgdl at 0.25 mmol directly rather than inheriting the gate’s BG/COB/IOB-or-night conditions). If microBolus exceeds threshold OR the hour is 8am or earlier, multiplier 0.7 (logged "CHANGED SIZE 0.700 for early</w:t>
-      </w:r>
-      <w:r>
-        <w:t xml:space="preserve"> fast rise 0.700"). Otherwise unchanged (logged "smbUn 0.608...", a separate no-change branch whose own label was not part of this fix). (Fixed 2026-08-22: the CHANGED SIZE label here used to read a stale 0.608, reflecting a pre-loosening 0.6 multiplier — corrected to 0.700, matching the 0.7 actually applied.)</w:t>
+        <w:t xml:space="preserve">Early fast rise. A narrower Delta band, 0.25 to 0.35 mmol, with SDelta at or above 0.10 mmol (this branch sits as a sibling else if off the main entry gate rather than nested inside it, so it only evaluates when the main entry gate above did not match — effectively it re-checks rawDelta5Mgdl/aapsDelta1Mgdl at 0.25 mmol directly rather than inheriting the gate’s BG/COB/IOB-or-night conditions). If microBolus exceeds threshold OR the hour is 8am or earlier, multiplier 0.7 (logged "CHANGED SIZE 0.700 for early fast rise 0.700"). Otherwise unchanged (logged "smbUn 0.608...", a separate no-change branch whose own label was not part of this fix). (Fixed 2026-08-22: the CHANGED SIZE label here used to read a stale 0.608, reflecting a pre-loosening 0.6 multiplier — corrected to 0.700, matching the 0.7 actually applied.)</w:t>
       </w:r>
     </w:p>
     <w:p>
@@ -13202,10 +12244,7 @@
         <w:jc w:val="both"/>
       </w:pPr>
       <w:r>
-        <w:t>Across the ladder, the "was X" comments show these four tiers (moderate’s two upper-BG branches, plus all three mild branches, plus the early tier) each had their real multiplier loosened at least once. As of 2026-08-22, all six affected reason-text lines (moderate’s two non-label lines, mild’s three labels, and the early tier’s label) have been corrected so every logged numeral matches the multiplier actually applied — see §f for how this changes what the AIV export shows going forward, and for the exact p</w:t>
-      </w:r>
-      <w:r>
-        <w:t>re-fix values you’ll still see in any export taken before that date.</w:t>
+        <w:t>Across the ladder, the "was X" comments show these four tiers (moderate’s two upper-BG branches, plus all three mild branches, plus the early tier) each had their real multiplier loosened at least once. As of 2026-08-22, all six affected reason-text lines (moderate’s two non-label lines, mild’s three labels, and the early tier’s label) have been corrected so every logged numeral matches the multiplier actually applied — see §f for how this changes what the AIV export shows going forward, and for the exact pre-fix values you’ll still see in any export taken before that date.</w:t>
       </w:r>
     </w:p>
     <w:p>
@@ -13220,11 +12259,7 @@
       <w:bookmarkEnd w:id="74"/>
       <w:r>
         <w:fldChar w:fldCharType="begin"/>
-      </w:r>
-      <w:r>
         <w:instrText>HYPERLINK \l "TOC_main"</w:instrText>
-      </w:r>
-      <w:r>
         <w:fldChar w:fldCharType="separate"/>
       </w:r>
       <w:r>
@@ -13253,13 +12288,7 @@
         <w:jc w:val="both"/>
       </w:pPr>
       <w:r>
-        <w:t>Higher BG Fast Rise. Fires when Delta is at least 0.9 mmol, SDelta at least 0.7 mmol, BG is between 11.5 and 13.5 mmol, COB no more than 25 g, rawDelta5Mgdl and aapsDelta1Mgdl both at least 0.9 mmol, and current IOB exceeds ThresholForFastRise. (Fixed 2026-08-22: this gate used to read "IOB &gt; ThresholForFastRise * profile.max_iob", multiplying max_iob into the comparison a second time — ThresholForFastRise already has one factor of max_iob baked in — yielding a gate roughly 10x higher than intended, about 2</w:t>
-      </w:r>
-      <w:r>
-        <w:t>.7 U instead of about 0.29 U at typical settings. Git history at commit 320.010 confirmed this was an accidental artifact rather than intended design: the line originally read "IOB &gt; lower_SMB * 0.30 * max_iob", and ThresholForFastRise was substituted in for "lower_SMB * 0.30" without dropping the now-redundant trailing "* max_iob". The extra factor has been removed, restoring the same ~0.29 U meaning ThresholForFastRise carries everywhere else it’s used — this branch will fire considerably more readily tha</w:t>
-      </w:r>
-      <w:r>
-        <w:t>n it did before the fix.) When it fires, microBolus is multiplied by 0.75 (logged "CHANGED SIZE 0.759 for fast rise 0.759 smb").</w:t>
+        <w:t>Higher BG Fast Rise. Fires when Delta is at least 0.9 mmol, SDelta at least 0.7 mmol, BG is between 11.5 and 13.5 mmol, COB no more than 25 g, rawDelta5Mgdl and aapsDelta1Mgdl both at least 0.9 mmol, and current IOB exceeds ThresholForFastRise. (Fixed 2026-08-22: this gate used to read "IOB &gt; ThresholForFastRise * profile.max_iob", multiplying max_iob into the comparison a second time — ThresholForFastRise already has one factor of max_iob baked in — yielding a gate roughly 10x higher than intended, about 2.7 U instead of about 0.29 U at typical settings. Git history at commit 320.010 confirmed this was an accidental artifact rather than intended design: the line originally read "IOB &gt; lower_SMB * 0.30 * max_iob", and ThresholForFastRise was substituted in for "lower_SMB * 0.30" without dropping the now-redundant trailing "* max_iob". The extra factor has been removed, restoring the same ~0.29 U meaning ThresholForFastRise carries everywhere else it’s used — this branch will fire considerably more readily than it did before the fix.) When it fires, microBolus is multiplied by 0.75 (logged "CHANGED SIZE 0.759 for fast rise 0.759 smb").</w:t>
       </w:r>
     </w:p>
     <w:p>
@@ -13268,20 +12297,9 @@
         <w:jc w:val="both"/>
       </w:pPr>
       <w:r>
-        <w:t>Early-Morning Extra Fast-Rise Guard (rev 2, raw-delta based). Active 6am–10am, requires IOB above 0.075×max_iob, COB no more than 25 g, immediateRawDelta5Mgdl (the always-unsmoothed 5-minute raw delta) at least 0.5 mmol, and either rawDelta15Mgdl is at its 9999 "no data" sentinel, or rawDelta15Mgdl is at least 0.2 mmol AND immediateRawDelta5Mgdl exceeds 1.5× rawDelta15Mgdl. An in-code comment explains the history: an earlier smoothed-Delta-based version (plus an unconditional pre-4am IOB-only branch) was di</w:t>
-      </w:r>
-      <w:r>
-        <w:t xml:space="preserve">sabled because the IOB-only branch capped SMB on IOB alone with no rise required — much blunter than intended. This revival dropped that branch and re-triggers on raw 5-minute delta instead, because a real incident (22 July, ~9:41am) showed smoothed Delta peaking at only 0.26 mmol — never enough to fire the old 0.3 trigger — while raw 5-minute delta hit 0.83 mmol and raw 1-minute hit 1.69 mmol in the same window; smoothed Delta was </w:t>
-      </w:r>
-      <w:r>
+        <w:t xml:space="preserve">Early-Morning Extra Fast-Rise Guard (rev 2, raw-delta based). Active 6am–10am, requires IOB above 0.075×max_iob, COB no more than 25 g, immediateRawDelta5Mgdl (the always-unsmoothed 5-minute raw delta) at least 0.5 mmol, and either rawDelta15Mgdl is at its 9999 "no data" sentinel, or rawDelta15Mgdl is at least 0.2 mmol AND immediateRawDelta5Mgdl exceeds 1.5× rawDelta15Mgdl. An in-code comment explains the history: an earlier smoothed-Delta-based version (plus an unconditional pre-4am IOB-only branch) was disabled because the IOB-only branch capped SMB on IOB alone with no rise required — much blunter than intended. This revival dropped that branch and re-triggers on raw 5-minute delta instead, because a real incident (22 July, ~9:41am) showed smoothed Delta peaking at only 0.26 mmol — never enough to fire the old 0.3 trigger — while raw 5-minute delta hit 0.83 mmol and raw 1-minute hit 1.69 mmol in the same window; smoothed Delta was </w:t>
         <w:lastRenderedPageBreak/>
-        <w:t>structurally too damped to catch a brief, real bump. The rawDelta15Mgdl chec</w:t>
-      </w:r>
-      <w:r>
-        <w:t>k is corroboration that the move is sustained rather than one noisy raw reading, and the "immediate 5-min exceeds 15-min × 1.5" comparison is meant to catch a fresh reversal (e.g. off a preceding fall) specifically. The window was widened from an original 8–9am draft to 6–10am because the Shower/Twilight block (which covers 5am–10am, see below and §d) requires low step counts, and ordinary movement around a real shower can exceed that — this guard has no step gate, so it backstops Shower's blind spot across</w:t>
-      </w:r>
-      <w:r>
-        <w:t xml:space="preserve"> most of its window. When it fires, microBolus is multiplied by 0.8 (logged "CHANGED SIZE 0.810b early-AM immediate-raw-rise guard: rawD5 ... rawD15 ...").</w:t>
+        <w:t xml:space="preserve">structurally too damped to catch a brief, real bump. The rawDelta15Mgdl check is corroboration that the move is sustained rather than one noisy raw reading, and the "immediate 5-min exceeds 15-min × 1.5" comparison is meant to catch a fresh reversal (e.g. off a preceding fall) specifically. The window was widened from an original 8–9am draft to 6–10am because the Shower/Twilight block (which covers 5am–10am, see below and §d) requires low step counts, and ordinary movement around a real shower can exceed that — this guard has no step gate, so it backstops Shower's blind spot across most of its window. When it fires, microBolus is multiplied by 0.8 (logged "CHANGED SIZE 0.810b early-AM immediate-raw-rise guard: rawD5 ... rawD15 ...").</w:t>
       </w:r>
     </w:p>
     <w:p>
@@ -13290,10 +12308,7 @@
         <w:jc w:val="both"/>
       </w:pPr>
       <w:r>
-        <w:t>Twilight / Other Hours SMB Limiting. 6am–8am inclusive, BG under 9.0 mmol, Delta and SDelta both under 1.0 mmol, Steps60M under 10, COB no more than 25 g. Two independent caps apply here rather than a single multiplier: if microBolus exceeds 0.02×max_iob, it's capped to exactly that (logged "CHANGED SIZE 0.211 Twilight fast rise 0.211..."); separately, if microBolus + IOB would exceed 0.075×max_iob, microBolus is reduced to 0.075×max_iob − IOB (logged "CHANGED SIZE 0.7512 fast rise 0.7512...", plus a traili</w:t>
-      </w:r>
-      <w:r>
-        <w:t>ng "CHANGED SIZE SMB other hours" marker). Both checks can fire in the same cycle since they are independent ifs, not an if/else.</w:t>
+        <w:t>Twilight / Other Hours SMB Limiting. 6am–8am inclusive, BG under 9.0 mmol, Delta and SDelta both under 1.0 mmol, Steps60M under 10, COB no more than 25 g. Two independent caps apply here rather than a single multiplier: if microBolus exceeds 0.02×max_iob, it's capped to exactly that (logged "CHANGED SIZE 0.211 Twilight fast rise 0.211..."); separately, if microBolus + IOB would exceed 0.075×max_iob, microBolus is reduced to 0.075×max_iob − IOB (logged "CHANGED SIZE 0.7512 fast rise 0.7512...", plus a trailing "CHANGED SIZE SMB other hours" marker). Both checks can fire in the same cycle since they are independent ifs, not an if/else.</w:t>
       </w:r>
     </w:p>
     <w:p>
@@ -13317,11 +12332,7 @@
       <w:bookmarkEnd w:id="75"/>
       <w:r>
         <w:fldChar w:fldCharType="begin"/>
-      </w:r>
-      <w:r>
         <w:instrText>HYPERLINK \l "TOC_main"</w:instrText>
-      </w:r>
-      <w:r>
         <w:fldChar w:fldCharType="separate"/>
       </w:r>
       <w:r>
@@ -13341,16 +12352,7 @@
         <w:jc w:val="both"/>
       </w:pPr>
       <w:r>
-        <w:t>As noted in §a, FAST RISE HANDLING is one link in a longer if/else if chain, and several earlier links in that same chain are mutually exclusive with it — if one of these fires, none of §b/§c can also fire that cycle. In source order: Shower/Twilight AM Protection (5am–10am, two escalating Delta/SDelta bands, hard-caps microBolus to 0.02×max_iob and IOB+microBolus to 0.075×max_iob, reusing the "fast rise" phrase in its own reason text at labels 0.713/0.715/0.716); Low IOB Acceleration Glitch Throttle (bg_ac</w:t>
-      </w:r>
-      <w:r>
-        <w:t>ce above 0.30 mmol, Delta at least 0.50 mmol, IOB under 0.70 U → ×0.7, label 0.712); Sensor Glitch/Swing Damping (Delta at least 0.40 mmol with SDelta at most half of Delta and LDelta at most a tenth of Delta, COB≤20, bg&lt;10.0 mmol → ×0.5, label 0.511); Sensor Glitch2/Swing Damping (Delta≥0.50 mmol, SDelta≥0.40 mmol, LDelta≤0.15 mmol, bg&lt;10.0 mmol → ×0.5, label 0.512); Post Carbs/Swing Damping (Delta between 0.50 and 0.95 mmol, evening hours 18:00+, COB&gt;10 → ×0.7, label 0.713); High TT Protection (Delta≥0.25</w:t>
-      </w:r>
-      <w:r>
-        <w:t xml:space="preserve"> mmol, SDelta≥0.20 mmol, bg&lt;10.0 mmol, an active temp target with target_bg≤4.1 mmol, plus the same rawDelta5Mgdl/aapsDelta1Mgdl≥0.25 mmol confirmations used in the main fast-rise entry gate → ×0.5, no "fast rise" phrase in its label); Glitch Zero SMB (Delta&gt;1.0 mmol but LDelta&lt;−0.05 mmol and bg&lt;162 mg/dL → zeroed outright); and finally Sensor Glitch3 / Short Spike Without Trend immediately before FAST RISE HANDLING: SDelta≥0.25 mmol, LDelta≤0.08 mmol, and SDelta at least 3× (LDelta+0.01) — a short-term spi</w:t>
-      </w:r>
-      <w:r>
-        <w:t>ke with no supporting longer-term trend behind it → ×0.5 (label "CHANGED SIZE fast rise 0.513 short spike no trend"). Only after all of these fail to match does the chain reach the libreActive &amp;&amp; !profile.temptargetSet branch containing FAST RISE HANDLING itself.</w:t>
+        <w:t xml:space="preserve">As noted in §a, FAST RISE HANDLING is one link in a longer if/else if chain, and several earlier links in that same chain are mutually exclusive with it — if one of these fires, none of §b/§c can also fire that cycle. In source order: Shower/Twilight AM Protection (5am–10am, two escalating Delta/SDelta bands, hard-caps microBolus to 0.02×max_iob and IOB+microBolus to 0.075×max_iob, reusing the "fast rise" phrase in its own reason text at labels 0.713/0.715/0.716); Low IOB Acceleration Glitch Throttle (bg_acce above 0.30 mmol, Delta at least 0.50 mmol, IOB under 0.70 U → ×0.7, label 0.712); Sensor Glitch/Swing Damping (Delta at least 0.40 mmol with SDelta at most half of Delta and LDelta at most a tenth of Delta, COB≤20, bg&lt;10.0 mmol → ×0.5, label 0.511); Sensor Glitch2/Swing Damping (Delta≥0.50 mmol, SDelta≥0.40 mmol, LDelta≤0.15 mmol, bg&lt;10.0 mmol → ×0.5, label 0.512); Post Carbs/Swing Damping (Delta between 0.50 and 0.95 mmol, evening hours 18:00+, COB&gt;10 → ×0.7, label 0.713); High TT Protection (Delta≥0.25 mmol, SDelta≥0.20 mmol, bg&lt;10.0 mmol, an active temp target with target_bg≤4.1 mmol, plus the same rawDelta5Mgdl/aapsDelta1Mgdl≥0.25 mmol confirmations used in the main fast-rise entry gate → ×0.5, no "fast rise" phrase in its label); Glitch Zero SMB (Delta&gt;1.0 mmol but LDelta&lt;−0.05 mmol and bg&lt;162 mg/dL → zeroed outright); and finally Sensor Glitch3 / Short Spike Without Trend immediately before FAST RISE HANDLING: SDelta≥0.25 mmol, LDelta≤0.08 mmol, and SDelta at least 3× (LDelta+0.01) — a short-term spike with no supporting longer-term trend behind it → ×0.5 (label "CHANGED SIZE fast rise 0.513 short spike no trend"). Only after all of these fail to match does the chain reach the libreActive &amp;&amp; !profile.temptargetSet branch containing FAST RISE HANDLING itself.</w:t>
       </w:r>
     </w:p>
     <w:p>
@@ -13365,11 +12367,7 @@
       <w:bookmarkEnd w:id="76"/>
       <w:r>
         <w:fldChar w:fldCharType="begin"/>
-      </w:r>
-      <w:r>
         <w:instrText>HYPERLINK \l "TOC_main"</w:instrText>
-      </w:r>
-      <w:r>
         <w:fldChar w:fldCharType="separate"/>
       </w:r>
       <w:r>
@@ -13389,10 +12387,7 @@
         <w:jc w:val="both"/>
       </w:pPr>
       <w:r>
-        <w:t>Further down determine_basal() — after the tiered cascade above, after the anti-stacking trim, and after the "recent delivery boost" restore that undoes the fast-rise caps when a BolusGiven/BolusGivenMild event fired in the last 30 minutes — sits a completely different mechanism, explicitly commented as running "after smbBoostRecent restoration so that boost cannot undo it." This is NOT part of the tiered ladder in §b/§c: it does not use ThresholForFastRise, LDelta, or any BG-banded sub-branching, and it ke</w:t>
-      </w:r>
-      <w:r>
-        <w:t>ys on cumulative delivered amount rather than the current cycle's entry criteria.</w:t>
+        <w:t>Further down determine_basal() — after the tiered cascade above, after the anti-stacking trim, and after the "recent delivery boost" restore that undoes the fast-rise caps when a BolusGiven/BolusGivenMild event fired in the last 30 minutes — sits a completely different mechanism, explicitly commented as running "after smbBoostRecent restoration so that boost cannot undo it." This is NOT part of the tiered ladder in §b/§c: it does not use ThresholForFastRise, LDelta, or any BG-banded sub-branching, and it keys on cumulative delivered amount rather than the current cycle's entry criteria.</w:t>
       </w:r>
     </w:p>
     <w:p>
@@ -13410,10 +12405,7 @@
         <w:jc w:val="both"/>
       </w:pPr>
       <w:r>
-        <w:t>When fastRiseNow is true and microBolus&gt;0, a lateFastRiseFactor is chosen purely from smbSum30Min (total SMB units delivered in the trailing 30 minutes, tracked by smbSum30Min() in OpenAPSAutoISFPlugin.kt): at or above 1.9 U delivered, factor 0.50; at or above 1.5 U, factor 0.75; otherwise 1.0 (no change). If the factor is under 1.0, microBolus is multiplied by it, logged as "late FastRise SMB30 &lt;sum&gt;U: x&lt;factor&gt; &lt;before&gt; -&gt; &lt;after&gt;". Immediately after, a hard 30-minute cumulative cap of 2.1 U is applied re</w:t>
-      </w:r>
-      <w:r>
-        <w:t>gardless of fastRiseNow: smbAllowance30Min = (2.1 − smbSum30Min).coerceAtLeast(0.0), and if microBolus exceeds that remaining allowance it is trimmed down to it (logged "30min SMB cap: ..."). An in-code comment explains this is deliberately not gated on fastRiseNow staying true: at the end of a real event (8 Aug) the raw rise flattened for two cycles while SMB continued, exactly when the already-accumulated insulin still needed protecting.</w:t>
+        <w:t>When fastRiseNow is true and microBolus&gt;0, a lateFastRiseFactor is chosen purely from smbSum30Min (total SMB units delivered in the trailing 30 minutes, tracked by smbSum30Min() in OpenAPSAutoISFPlugin.kt): at or above 1.9 U delivered, factor 0.50; at or above 1.5 U, factor 0.75; otherwise 1.0 (no change). If the factor is under 1.0, microBolus is multiplied by it, logged as "late FastRise SMB30 &lt;sum&gt;U: x&lt;factor&gt; &lt;before&gt; -&gt; &lt;after&gt;". Immediately after, a hard 30-minute cumulative cap of 2.1 U is applied regardless of fastRiseNow: smbAllowance30Min = (2.1 − smbSum30Min).coerceAtLeast(0.0), and if microBolus exceeds that remaining allowance it is trimmed down to it (logged "30min SMB cap: ..."). An in-code comment explains this is deliberately not gated on fastRiseNow staying true: at the end of a real event (8 Aug) the raw rise flattened for two cycles while SMB continued, exactly when the already-accumulated insulin still needed protecting.</w:t>
       </w:r>
     </w:p>
     <w:p>
@@ -13423,10 +12415,7 @@
       </w:pPr>
       <w:r>
         <w:lastRenderedPageBreak/>
-        <w:t>Separately again — positioned last, after every other modifier including the smbBoostRecent restore, so nothing can bypass it — sits the rolling 10-minute cumulative cap already documented elsewhere in this manual's overnight safety-guard material: smbCap10Min is 0.6 U inside the 00:30–04:00 deep-night window (inDeepNightSmbWindow) or 1.5 U outside it, trimming microBolus to whatever remains of that window's allowance (smbAllowanceLeft = smbCap10Min − smbSum10Min). This 10-minute cap is unconditional — it d</w:t>
-      </w:r>
-      <w:r>
-        <w:t>oes not check fastRiseNow, libreActive, or any Delta/SDelta band at all — so it is a general anti-stacking backstop rather than a fast-rise-specific mechanism, even though it sits physically adjacent to the 30-minute late taper described above.</w:t>
+        <w:t>Separately again — positioned last, after every other modifier including the smbBoostRecent restore, so nothing can bypass it — sits the rolling 10-minute cumulative cap already documented elsewhere in this manual's overnight safety-guard material: smbCap10Min is 0.6 U inside the 00:30–04:00 deep-night window (inDeepNightSmbWindow) or 1.5 U outside it, trimming microBolus to whatever remains of that window's allowance (smbAllowanceLeft = smbCap10Min − smbSum10Min). This 10-minute cap is unconditional — it does not check fastRiseNow, libreActive, or any Delta/SDelta band at all — so it is a general anti-stacking backstop rather than a fast-rise-specific mechanism, even though it sits physically adjacent to the 30-minute late taper described above.</w:t>
       </w:r>
     </w:p>
     <w:p>
@@ -13450,11 +12439,7 @@
       <w:bookmarkEnd w:id="77"/>
       <w:r>
         <w:fldChar w:fldCharType="begin"/>
-      </w:r>
-      <w:r>
         <w:instrText>HYPERLINK \l "TOC_main"</w:instrText>
-      </w:r>
-      <w:r>
         <w:fldChar w:fldCharType="separate"/>
       </w:r>
       <w:r>
@@ -13474,10 +12459,7 @@
         <w:jc w:val="both"/>
       </w:pPr>
       <w:r>
-        <w:t>AutoIsfHistoryExporter.kt's exactFastRiseStr() populates the AIV table/CSV "FastRise" column by finding the nearest APSResult within 15 minutes of a given timestamp and running two regexes, in order, against its reason text: fastRiseFullRegex = Regex("""fast\s*rise\s*([0-9]+\.[0-9]+)""", RegexOption.IGNORE_CASE) is tried first; if it matches, the captured decimal (e.g. 0.507) is reformatted by stripping the decimal point and leading zeros (0.507 → "507"). If it doesn't match, fastRiseFactorRegex = Regex("""</w:t>
-      </w:r>
-      <w:r>
-        <w:t>=\s*microBolus\s*\*\s*([0-9.]+)\s*;""") is tried as a fallback, and its captured factor is multiplied by 10 and rounded (e.g. a bare "* 0.8 ;" → "8"). If neither matches anywhere in the nearest result's reason text, the column shows "--".</w:t>
+        <w:t>AutoIsfHistoryExporter.kt's exactFastRiseStr() populates the AIV table/CSV "FastRise" column by finding the nearest APSResult within 15 minutes of a given timestamp and running two regexes, in order, against its reason text: fastRiseFullRegex = Regex("""fast\s*rise\s*([0-9]+\.[0-9]+)""", RegexOption.IGNORE_CASE) is tried first; if it matches, the captured decimal (e.g. 0.507) is reformatted by stripping the decimal point and leading zeros (0.507 → "507"). If it doesn't match, fastRiseFactorRegex = Regex("""=\s*microBolus\s*\*\s*([0-9.]+)\s*;""") is tried as a fallback, and its captured factor is multiplied by 10 and rounded (e.g. a bare "* 0.8 ;" → "8"). If neither matches anywhere in the nearest result's reason text, the column shows "--".</w:t>
       </w:r>
     </w:p>
     <w:p>
@@ -13486,10 +12468,7 @@
         <w:jc w:val="both"/>
       </w:pPr>
       <w:r>
-        <w:t>Because IGNORE_CASE is set and \s* allows zero whitespace, fastRiseFullRegex matches the literal word "FastRise" (no space) just as readily as "fast rise" — but it still requires a decimal number to immediately follow (after only whitespace), so the late taper's own text ("late FastRise SMB30 1.95U: x0.5 ...") does NOT match: what follows "FastRise" there is "SMB30", not a digit. Neither does it match the fallback pattern, since the late-taper code assembles its factor with *= and a different phrasing ("x0.</w:t>
-      </w:r>
-      <w:r>
-        <w:t>5"), never the literal "= microBolus * 0.5 ;" substring the fallback regex looks for. This confirms the prompt's expectation directly: the late 30-/10-minute mechanism in §e genuinely does not feed the FastRise column, however close its name looks.</w:t>
+        <w:t>Because IGNORE_CASE is set and \s* allows zero whitespace, fastRiseFullRegex matches the literal word "FastRise" (no space) just as readily as "fast rise" — but it still requires a decimal number to immediately follow (after only whitespace), so the late taper's own text ("late FastRise SMB30 1.95U: x0.5 ...") does NOT match: what follows "FastRise" there is "SMB30", not a digit. Neither does it match the fallback pattern, since the late-taper code assembles its factor with *= and a different phrasing ("x0.5"), never the literal "= microBolus * 0.5 ;" substring the fallback regex looks for. This confirms the prompt's expectation directly: the late 30-/10-minute mechanism in §e genuinely does not feed the FastRise column, however close its name looks.</w:t>
       </w:r>
     </w:p>
     <w:p>
@@ -13498,13 +12477,7 @@
         <w:jc w:val="both"/>
       </w:pPr>
       <w:r>
-        <w:t xml:space="preserve">What the two regexes *do* pick up is broader than just the tiered cascade in §b/§c, however. Every "CHANGED SIZE ... fast rise X.XXX" label anywhere in the file matches fastRiseFullRegex regardless of which top-level branch produced it — which means the sibling branches in §d (Shower/Twilight AM Protection's 0.713/0.715/0.716, Low IOB Acceleration Glitch Throttle's 0.712, Sensor Glitch's 0.511, Sensor Glitch2's 0.512, Post Carbs's 0.713, and Sensor Glitch3's 0.513) all also populate the FastRise column, as </w:t>
-      </w:r>
-      <w:r>
-        <w:t>do the tiered ladder's own labels in §b (0.201, 0.602/0.653/0.504, 0.855/0.806/0.707, 0.608) and the §c branches (Higher BG's 0.759, the early-morning guard's fallback-matched "8" via the second regex since its own label text reads "raw-rise guard" rather than "fast rise", and Twilight/Other Hours's 0.211/0.7512). By contrast, High TT Protection and Glitch Zero SMB do not use the phrase "fast rise" at all and their reason text does not match the fallback pattern either, so a cycle where only one of those tw</w:t>
-      </w:r>
-      <w:r>
-        <w:t>o fired shows "--" in the FastRise column (unless a nearby cycle within 15 minutes produced a match instead). So the precise statement is: the FastRise column reflects any branch's own logged text that happens to contain "fast rise" followed by a decimal (or, failing that, the generic "= microBolus * factor ;" phrasing) — which in practice covers most, but not literally all, of the branches that trim microBolus for a rise-like reason, and never the late 30-/10-minute mechanism.</w:t>
+        <w:t xml:space="preserve">What the two regexes *do* pick up is broader than just the tiered cascade in §b/§c, however. Every "CHANGED SIZE ... fast rise X.XXX" label anywhere in the file matches fastRiseFullRegex regardless of which top-level branch produced it — which means the sibling branches in §d (Shower/Twilight AM Protection's 0.713/0.715/0.716, Low IOB Acceleration Glitch Throttle's 0.712, Sensor Glitch's 0.511, Sensor Glitch2's 0.512, Post Carbs's 0.713, and Sensor Glitch3's 0.513) all also populate the FastRise column, as do the tiered ladder's own labels in §b (0.201, 0.602/0.653/0.504, 0.855/0.806/0.707, 0.608) and the §c branches (Higher BG's 0.759, the early-morning guard's fallback-matched "8" via the second regex since its own label text reads "raw-rise guard" rather than "fast rise", and Twilight/Other Hours's 0.211/0.7512). By contrast, High TT Protection and Glitch Zero SMB do not use the phrase "fast rise" at all and their reason text does not match the fallback pattern either, so a cycle where only one of those two fired shows "--" in the FastRise column (unless a nearby cycle within 15 minutes produced a match instead). So the precise statement is: the FastRise column reflects any branch's own logged text that happens to contain "fast rise" followed by a decimal (or, failing that, the generic "= microBolus * factor ;" phrasing) — which in practice covers most, but not literally all, of the branches that trim microBolus for a rise-like reason, and never the late 30-/10-minute mechanism.</w:t>
       </w:r>
     </w:p>
     <w:p>
@@ -13522,10 +12495,7 @@
         <w:jc w:val="both"/>
       </w:pPr>
       <w:r>
-        <w:t>One further wrinkle worth flagging for anyone reading exported FastRise values from before 2026-08-22: for four of the tiered-ladder branches — mild fast rise’s three BG sub-branches (0.9/0.85/0.75) and the early fast-rise tier (0.7) — the actual multiplier had been loosened from an earlier value via an inline "was X" comment, and the *first* reason-text line for each was updated to match the new multiplier, but the "CHANGED SIZE X.XXX for ... fast rise X.XXX" label’s own numeral was not — so any AIV export</w:t>
-      </w:r>
-      <w:r>
-        <w:t xml:space="preserve"> taken before 2026-08-22 shows the *pre-loosening* value (0.855, 0.806, 0.707, 0.608) rather than the multiplier genuinely applied that cycle (0.9, 0.85, 0.75, 0.7 respectively) for those four branches.</w:t>
+        <w:t xml:space="preserve">One further wrinkle worth flagging for anyone reading exported FastRise values from before 2026-08-22: for four of the tiered-ladder branches — mild fast rise’s three BG sub-branches (0.9/0.85/0.75) and the early fast-rise tier (0.7) — the actual multiplier had been loosened from an earlier value via an inline "was X" comment, and the *first* reason-text line for each was updated to match the new multiplier, but the "CHANGED SIZE X.XXX for ... fast rise X.XXX" label’s own numeral was not — so any AIV export taken before 2026-08-22 shows the *pre-loosening* value (0.855, 0.806, 0.707, 0.608) rather than the multiplier genuinely applied that cycle (0.9, 0.85, 0.75, 0.7 respectively) for those four branches.</w:t>
       </w:r>
     </w:p>
     <w:p>
@@ -13534,10 +12504,7 @@
         <w:jc w:val="both"/>
       </w:pPr>
       <w:r>
-        <w:t>The moderate tier’s two upper-BG branches had the opposite mismatch — their labels (0.602, 0.653) already tracked their current 0.6/0.65 multipliers correctly, but the *other*, non-label reason-text line in those two branches was stale (still reading "* 0.8" and "* 0.7"). All six were corrected 2026-08-22 so every logged numeral now matches what’s actually applied — but if you’re reconstructing historical FastRise values from an export taken before that date, the pre-fix numbers above are what you’ll actual</w:t>
-      </w:r>
-      <w:r>
-        <w:t>ly see in the file, not the current code’s behavior.</w:t>
+        <w:t>The moderate tier’s two upper-BG branches had the opposite mismatch — their labels (0.602, 0.653) already tracked their current 0.6/0.65 multipliers correctly, but the *other*, non-label reason-text line in those two branches was stale (still reading "* 0.8" and "* 0.7"). All six were corrected 2026-08-22 so every logged numeral now matches what’s actually applied — but if you’re reconstructing historical FastRise values from an export taken before that date, the pre-fix numbers above are what you’ll actually see in the file, not the current code’s behavior.</w:t>
       </w:r>
     </w:p>
     <w:p>
@@ -13553,11 +12520,7 @@
       <w:bookmarkEnd w:id="78"/>
       <w:r>
         <w:fldChar w:fldCharType="begin"/>
-      </w:r>
-      <w:r>
         <w:instrText>HYPERLINK \l "TOC_main"</w:instrText>
-      </w:r>
-      <w:r>
         <w:fldChar w:fldCharType="separate"/>
       </w:r>
       <w:r>
@@ -13577,10 +12540,7 @@
         <w:jc w:val="both"/>
       </w:pPr>
       <w:r>
-        <w:t xml:space="preserve">The cascade’s mmol-based Delta/SDelta gates (§a-§c above) are computed from calibrated BG (BG = raw × FslCalSlope + FslCalOffset); since a constant offset cancels in any delta, Delta_calibrated ≈ FslCalSlope × Delta_raw. A real preferences pull from the live phone on 12 Jul 2026 showed fslCal_Slope = 0.75 -- the era these thresholds were tuned against -- while a mirrored snapshot on 22 Aug 2026 showed the baseline itself had since moved to fslCal_Slope = 0.72 (and it drops further, to baseline−0.07, during </w:t>
-      </w:r>
-      <w:r>
-        <w:t>OldSensorAdj’s Day-0/Day-1 tiers -- as low as 0.65 at a 0.72 baseline). The same real rate of BG rise therefore now reads a measurable amount smaller than it did when these thresholds were assessed, silently under-powering the calibrated-delta gates.</w:t>
+        <w:t xml:space="preserve">The cascade’s mmol-based Delta/SDelta gates (§a-§c above) are computed from calibrated BG (BG = raw × FslCalSlope + FslCalOffset); since a constant offset cancels in any delta, Delta_calibrated ≈ FslCalSlope × Delta_raw. A real preferences pull from the live phone on 12 Jul 2026 showed fslCal_Slope = 0.75 -- the era these thresholds were tuned against -- while a mirrored snapshot on 22 Aug 2026 showed the baseline itself had since moved to fslCal_Slope = 0.72 (and it drops further, to baseline−0.07, during OldSensorAdj’s Day-0/Day-1 tiers -- as low as 0.65 at a 0.72 baseline). The same real rate of BG rise therefore now reads a measurable amount smaller than it did when these thresholds were assessed, silently under-powering the calibrated-delta gates.</w:t>
       </w:r>
     </w:p>
     <w:p>
@@ -13589,13 +12549,7 @@
         <w:jc w:val="both"/>
       </w:pPr>
       <w:r>
-        <w:t>determine_basal() now takes a fastRiseSlopeCompensationRatio parameter (default 1.0, i.e. no change, for existing callers/tests). OpenAPSAutoISFPlugin.kt’s fastRiseSlopeCompensationRatio() computes it live each cycle as 0.75 ÷ current fslCal_Slope, except on a true Virtual pump (VirtualPump and not AAPSCLIENT) where it is forced to 1.0 -- Virtual never ran a real Libre calibration at all (FslCalSlope sits at its neutral 1.0 passthrough there), so 0.75 isn’t a meaningful reference to compensate against; Clie</w:t>
-      </w:r>
-      <w:r>
-        <w:t>nt is NOT excluded, since it mirrors a real device’s already-calibrated data. Inside DetermineBasalAutoISF.kt, this ratio divides a local shadowed copy of Delta/SDelta/LDelta declared immediately before the SHOWER/TWILIGHT branch and valid only for the lifetime of that one if/else-if cascade (ending at the "DEFAULT: NO SMB SIZE CHANGE" branch, just before the separate HIGH STEPS gate resumes using the real, uncompensated values) -- every bare Delta/SDelta/LDelta reference already inside that cascade picks t</w:t>
-      </w:r>
-      <w:r>
-        <w:t>he compensated value up automatically, and nothing outside it (ISF weights, TT handling, the later independent late-taper mechanism in §d, etc.) is affected.</w:t>
+        <w:t>determine_basal() now takes a fastRiseSlopeCompensationRatio parameter (default 1.0, i.e. no change, for existing callers/tests). OpenAPSAutoISFPlugin.kt’s fastRiseSlopeCompensationRatio() computes it live each cycle as 0.75 ÷ current fslCal_Slope, except on a true Virtual pump (VirtualPump and not AAPSCLIENT) where it is forced to 1.0 -- Virtual never ran a real Libre calibration at all (FslCalSlope sits at its neutral 1.0 passthrough there), so 0.75 isn’t a meaningful reference to compensate against; Client is NOT excluded, since it mirrors a real device’s already-calibrated data. Inside DetermineBasalAutoISF.kt, this ratio divides a local shadowed copy of Delta/SDelta/LDelta declared immediately before the SHOWER/TWILIGHT branch and valid only for the lifetime of that one if/else-if cascade (ending at the "DEFAULT: NO SMB SIZE CHANGE" branch, just before the separate HIGH STEPS gate resumes using the real, uncompensated values) -- every bare Delta/SDelta/LDelta reference already inside that cascade picks the compensated value up automatically, and nothing outside it (ISF weights, TT handling, the later independent late-taper mechanism in §d, etc.) is affected.</w:t>
       </w:r>
     </w:p>
     <w:p>
@@ -13604,10 +12558,7 @@
         <w:jc w:val="both"/>
       </w:pPr>
       <w:r>
-        <w:t>Deliberately NOT extended to basal rate or SMB delivery ratio: the mmol thresholds measure glucose kinetics (rate of BG change), a property independent of how much insulin the pump delivers, and ThresholForFastRise already scales dynamically with TDDfactor/max_iob wherever the cascade compares against an insulin amount rather than a rate of rise. Likewise microBolus -- what the tiered multipliers act on, and what ThresholForFastRise itself is compared against -- is already computed downstream of ApsAutoIsfS</w:t>
-      </w:r>
-      <w:r>
-        <w:t>mbDeliveryRatio, so both the taper’s proportional reduction and that comparison already scale correctly with whatever delivery-ratio setting is active, with no extra compensation needed.</w:t>
+        <w:t>Deliberately NOT extended to basal rate or SMB delivery ratio: the mmol thresholds measure glucose kinetics (rate of BG change), a property independent of how much insulin the pump delivers, and ThresholForFastRise already scales dynamically with TDDfactor/max_iob wherever the cascade compares against an insulin amount rather than a rate of rise. Likewise microBolus -- what the tiered multipliers act on, and what ThresholForFastRise itself is compared against -- is already computed downstream of ApsAutoIsfSmbDeliveryRatio, so both the taper’s proportional reduction and that comparison already scale correctly with whatever delivery-ratio setting is active, with no extra compensation needed.</w:t>
       </w:r>
     </w:p>
     <w:tbl>
@@ -14539,12 +13490,8 @@
             </w:pPr>
             <w:r>
               <w:t>Shows a direct "Start MJ" / "Restore MJ" button on the Overview screen instead of requiring the native Automation tab.</w:t>
-            </w:r>
-            <w:r>
               <w:br/>
               <w:t>MJ ("Morning Jog"-style state machine, per this fork's naming) is a coded state that several other automations key off (checkAutomationState("MJ", ...)) to gate profile-switch and boost behaviour.</w:t>
-            </w:r>
-            <w:r>
               <w:br/>
               <w:t>Purely a UI convenience toggle — turning it off does not disable the underlying MJ automations, only the quick-access buttons.</w:t>
             </w:r>
@@ -14636,12 +13583,8 @@
             </w:pPr>
             <w:r>
               <w:t>Shows a direct "Steroids ON" button on Overview instead of requiring the native Automation entry.</w:t>
-            </w:r>
-            <w:r>
               <w:br/>
               <w:t>Feeds the steroid-adjustment automations (which progressively raise iobTH/ISF stringency while steroids are active) via the same EventSteroidUserAction path the native automation trigger would use.</w:t>
-            </w:r>
-            <w:r>
               <w:br/>
               <w:t>UI convenience only — the steroid automations themselves are controlled elsewhere.</w:t>
             </w:r>
@@ -14733,8 +13676,6 @@
             </w:pPr>
             <w:r>
               <w:t>Defines the exercise-sensitivity curve's steepness: at this TT level (with "High temptarget raises sensitivity" on), basal runs at exactly 50%.</w:t>
-            </w:r>
-            <w:r>
               <w:br/>
               <w:t>Other TT levels interpolate along the same curve — e.g. 120 → ~75% basal, 140 → ~60% basal — so lowering this value makes the sensitivity response kick in more aggressively at lower TT levels.</w:t>
             </w:r>
@@ -15568,8 +14509,6 @@
             </w:pPr>
             <w:r>
               <w:t>The baseline all of Aging-sensor calibration's tiers subtract from: −0.02 (mild, days 2-3 fresh / 11-13 aging), −0.04 (medium, day 1-2 fresh / 13-14 aging), −0.07 (extreme, day 0 fresh / 14-15 aging).</w:t>
-            </w:r>
-            <w:r>
               <w:br/>
               <w:t>Retuning this one value shifts every tier together, rather than needing to update several independent hardcoded numbers.</w:t>
             </w:r>
@@ -15984,8 +14923,6 @@
             </w:pPr>
             <w:r>
               <w:t>Strengthens ISF while glucose is accelerating (rate-of-rise increasing), which potentially increases SMB sizing. 0.0 disables this contribution.</w:t>
-            </w:r>
-            <w:r>
               <w:br/>
               <w:t>This is the LIVE value multiple automations write to transiently (during boosts) and restore afterward — see the two settings immediately below.</w:t>
             </w:r>
@@ -16077,8 +15014,6 @@
             </w:pPr>
             <w:r>
               <w:t xml:space="preserve">The value RecentPodOff restores bgAccel_ISF_weight to once its own trigger conditions clear — your normal/baseline </w:t>
-            </w:r>
-            <w:r>
               <w:lastRenderedPageBreak/>
               <w:t>acceleration weight, distinct from the live value above which gets overwritten transiently.</w:t>
             </w:r>
@@ -16349,8 +15284,6 @@
             </w:pPr>
             <w:r>
               <w:t>Strengthens ISF while glucose is actively rising (the "pp" = postprandial signal), increasing SMB sizing during a rise. 0.0 disables it.</w:t>
-            </w:r>
-            <w:r>
               <w:br/>
               <w:t>Like the acceleration weight, this is a LIVE value multiple boost automations overwrite transiently and restore afterward — see the two settings immediately below.</w:t>
             </w:r>
@@ -17032,12 +15965,8 @@
             </w:pPr>
             <w:r>
               <w:t xml:space="preserve">The share of total calculated insulin requirement that can actually be delivered as a single SMB — a core OpenAPS safety cap, since delivering the full </w:t>
-            </w:r>
-            <w:r>
               <w:lastRenderedPageBreak/>
               <w:t>requirement at once would risk stacking.</w:t>
-            </w:r>
-            <w:r>
               <w:br/>
               <w:t>This is also the source value for "UAM Boost insulin req %" internally — that Tier-3 setting has no GUI entry of its own and is instead calculated as this ratio × 100.</w:t>
             </w:r>
@@ -18288,8 +17217,6 @@
             </w:pPr>
             <w:r>
               <w:t>Master switch for a separate, newer boost condition in DetermineBasalAutoISF.kt (strong glucose acceleration combined with a positive delta) — distinct from "Enable boost automations" above, which is BolusGiven/BolusGivenMild's own unrelated feature.</w:t>
-            </w:r>
-            <w:r>
               <w:br/>
               <w:t>Also requires VirtualPump as the active pump driver — this Tier 3 logic cannot fire on a real pump build regardless of this toggle, by design, since it's still under real-world evaluation.</w:t>
             </w:r>
@@ -19004,8 +17931,6 @@
             </w:pPr>
             <w:r>
               <w:t xml:space="preserve">Uses the blended-TDD sensitivity ratio to adjust ISF and basal specifically while Autosens (top-level </w:t>
-            </w:r>
-            <w:r>
               <w:lastRenderedPageBreak/>
               <w:t>setting) is off. Disabling this keeps sensitivity neutral (ratio locked to 1.0) instead.</w:t>
             </w:r>
@@ -20703,11 +19628,6 @@
                 <w:sz w:val="15"/>
               </w:rPr>
               <w:t xml:space="preserve">Pump/Virtual: local value shown and changed after confirmation. Client: mirrored pump value shown when </w:t>
-            </w:r>
-            <w:r>
-              <w:rPr>
-                <w:sz w:val="15"/>
-              </w:rPr>
               <w:lastRenderedPageBreak/>
               <w:t>available; local Client preference is not changed.</w:t>
             </w:r>
@@ -21820,11 +20740,6 @@
                 <w:sz w:val="15"/>
               </w:rPr>
               <w:t xml:space="preserve">Pump/Virtual: local value shown and changed after confirmation. Client: </w:t>
-            </w:r>
-            <w:r>
-              <w:rPr>
-                <w:sz w:val="15"/>
-              </w:rPr>
               <w:lastRenderedPageBreak/>
               <w:t>mirrored pump value shown when available; local Client preference is not changed.</w:t>
             </w:r>
@@ -24012,11 +22927,6 @@
                 <w:sz w:val="15"/>
               </w:rPr>
               <w:t xml:space="preserve">Graph rows: local only. Clinical actions: direct on Pump/Virtual; five-minute relay on Client after confirmation. </w:t>
-            </w:r>
-            <w:r>
-              <w:rPr>
-                <w:sz w:val="15"/>
-              </w:rPr>
               <w:lastRenderedPageBreak/>
               <w:t>AnyDesk preserves an existing real TT by using Note-only transport.</w:t>
             </w:r>
@@ -25733,11 +24643,6 @@
                 <w:sz w:val="14"/>
               </w:rPr>
               <w:t xml:space="preserve">AutoIsfMaxNormalDownTT: manually setting a TT of 5.086 mmol is used as a remote -0.1 nudge on ApsAutoIsfMax (autoISF_max — the existing, already-live setting; "Normal" here just distinguishes it from AutoIsfMaxLow above), clamped to a min of 1.0 </w:t>
-            </w:r>
-            <w:r>
-              <w:rPr>
-                <w:sz w:val="14"/>
-              </w:rPr>
               <w:lastRenderedPageBreak/>
               <w:t>— not a real target. Same pattern/tight 0.0001mmol tolerance as the other settings-nudge TTs above.</w:t>
             </w:r>
@@ -27813,11 +26718,6 @@
                 <w:sz w:val="14"/>
               </w:rPr>
               <w:t xml:space="preserve">HighNight00AM: overnight high BGL (&gt;=7.0 mmol) — switch to ProfileReal, set hypo TT 4.2 Fires 01:00–05:45 when glucose elevated and gently rising/flat, iobTH&lt;=50 OR </w:t>
-            </w:r>
-            <w:r>
-              <w:rPr>
-                <w:sz w:val="14"/>
-              </w:rPr>
               <w:lastRenderedPageBreak/>
               <w:t>old cannula + MJ state. Threshold lowered from 9.0 to 7.0 mmol (least-invasive first step on the overnight 6-6.5mmol plateau): NightAcce backs off at &lt;=6.0mmol and OffHighProf reverts this automation's own ProfileReal switch once BG falls under 7.5mmol falling, so 7.0 sits with working room on both sides of that existing pair -- low enough to actually engage before BG settles into the 6.0-9.0mmol dead zone where nothing else in this file corrects, high enough to leave NightAcce's own floor and OffHighProf's own revert gate alone. Revisit the exact number after a few nights. 60-min floor throttle added on top of the preconditions (see readyToRun() usage note). DISABLED.</w:t>
             </w:r>
@@ -30263,11 +29163,6 @@
                 <w:sz w:val="14"/>
               </w:rPr>
               <w:t xml:space="preserve">PpWeightRevertUnder8_5: genuine automatic (not TT-triggered) counterpart to the boost automations that set ApsAutoIsfPpWeight to 0.15 (BolusGiven, BolusGivenMild, High6PP, HighOldPod, PodChangeHighPP130, OldPod2, RecentPod) — always-on, fires whenever the live PP weight currently differs from its own baseline (ApsAutoIsfPpWeightNormal) AND either BG is back under 8.5mmol OR recent activity is high enough — same recentSteps5Minutes/ recentSteps30Minutes thresholds (100/200) already used as the movement-guard BLOCKER in BolusGiven/BolusGivenMild/bg3's </w:t>
-            </w:r>
-            <w:r>
-              <w:rPr>
-                <w:sz w:val="14"/>
-              </w:rPr>
               <w:lastRenderedPageBreak/>
               <w:t>own fire conditions, plus bg3's own extra recentSteps60Minutes (300) gate, all reused here as POSITIVE triggers instead: active movement is independent evidence the elevated PP weight is no longer needed.</w:t>
             </w:r>
@@ -33403,11 +32298,7 @@
       <w:bookmarkEnd w:id="93"/>
       <w:r>
         <w:fldChar w:fldCharType="begin"/>
-      </w:r>
-      <w:r>
         <w:instrText>HYPERLINK \l "TOC_main"</w:instrText>
-      </w:r>
-      <w:r>
         <w:fldChar w:fldCharType="separate"/>
       </w:r>
       <w:r>
@@ -33452,11 +32343,7 @@
       <w:bookmarkEnd w:id="94"/>
       <w:r>
         <w:fldChar w:fldCharType="begin"/>
-      </w:r>
-      <w:r>
         <w:instrText>HYPERLINK \l "TOC_main"</w:instrText>
-      </w:r>
-      <w:r>
         <w:fldChar w:fldCharType="separate"/>
       </w:r>
       <w:r>
@@ -33492,11 +32379,7 @@
       <w:bookmarkEnd w:id="95"/>
       <w:r>
         <w:fldChar w:fldCharType="begin"/>
-      </w:r>
-      <w:r>
         <w:instrText>HYPERLINK \l "TOC_main"</w:instrText>
-      </w:r>
-      <w:r>
         <w:fldChar w:fldCharType="separate"/>
       </w:r>
       <w:r>
@@ -33518,11 +32401,7 @@
       </w:pPr>
       <w:r>
         <w:t>The optional “GeneralPatientName” setting scopes where this device's AIV/log exports land — both on-device folder structure (Documents/AAPS/aapsLogs/&lt;Name&gt;/) and the PC-side backup tree pulled off the phone (aiv_&lt;Name&gt;, logs_&lt;Name&gt;, aapsLogs\&lt;Name&gt;\output\). Leaving it blank falls back to a single shared, unscoped folder — fine for one device, ambiguous the moment a second device is added. Set a distinct name per physical/virtual device before its exports start accumulating, since retroactively renaming only affects future exports, not the ones already written under the old name.</w:t>
-      </w:r>
-      <w:r>
         <w:br/>
-      </w:r>
-      <w:r>
         <w:br/>
       </w:r>
     </w:p>
@@ -33545,11 +32424,7 @@
       <w:bookmarkEnd w:id="96"/>
       <w:r>
         <w:fldChar w:fldCharType="begin"/>
-      </w:r>
-      <w:r>
         <w:instrText>HYPERLINK \l "TOC_main"</w:instrText>
-      </w:r>
-      <w:r>
         <w:fldChar w:fldCharType="separate"/>
       </w:r>
       <w:r>
@@ -33655,6 +32530,33 @@
     </w:p>
     <w:p>
       <w:pPr>
+        <w:pStyle w:val="Heading3"/>
+        <w:jc w:val="both"/>
+      </w:pPr>
+      <w:r>
+        <w:t>2026-09-14</w:t>
+      </w:r>
+      <w:hyperlink w:anchor="TOC_main" w:history="1">
+        <w:r>
+          <w:rPr>
+            <w:rStyle w:val="Hyperlink"/>
+            <w:sz w:val="16"/>
+          </w:rPr>
+          <w:t xml:space="preserve">  [↑ TOC]</w:t>
+        </w:r>
+      </w:hyperlink>
+    </w:p>
+    <w:p>
+      <w:pPr>
+        <w:spacing w:after="120"/>
+        <w:jc w:val="both"/>
+      </w:pPr>
+      <w:r>
+        <w:t xml:space="preserve">Closed two confirmed coded-role corruption paths: ProfileSwitchDialog's steroid-name detection was missing Steroid100, letting a Steroid100 switch land directly in a Standard/Low role instead of being redirected to SteroidTierA; and the dialog's local role write didn't lock its Standard/Low Current partner to the same tier the way the SetRole-Note relay already did. A third guard was added at applySetRole() and at List 1's local/relay pickers so the same mistake is refused everywhere a role can be assigned. Separately, sourceRoleRung() and roughly fifteen other role/state comparisons were fixed to use a profile's undecorated name instead of its temporary-percentage display name. The AIV table's and main graph's MJ= label were fixed to recognise the literal note text “MJ active” (previously only bare “MJ” matched). setAutomationState() now catches its own validation exception (corrected to IllegalArgumentException, not IllegalStateException — see Section 1b) instead of letting it silently abort a multi-step action. Full detail incorporated into Sections 1, 8c and 8d.</w:t>
+      </w:r>
+    </w:p>
+    <w:p>
+      <w:pPr>
         <w:pStyle w:val="Heading1"/>
         <w:jc w:val="both"/>
       </w:pPr>
@@ -33665,11 +32567,7 @@
       <w:bookmarkEnd w:id="97"/>
       <w:r>
         <w:fldChar w:fldCharType="begin"/>
-      </w:r>
-      <w:r>
         <w:instrText>HYPERLINK \l "TOC_main"</w:instrText>
-      </w:r>
-      <w:r>
         <w:fldChar w:fldCharType="separate"/>
       </w:r>
       <w:r>
@@ -33689,10 +32587,7 @@
         <w:jc w:val="both"/>
       </w:pPr>
       <w:r>
-        <w:t>Compiled directly from every addCarePortalNote()/addGraphAnnouncement() call site in OpenAPSAutoISFPlugin.kt (current-code audit dated 2026-08-21; cross-checked, not superseded, by this manual’s own prose above). On/Off toggle pairs are merged into one entry; codes built with a numeric or block-identifying suffix (e.g. "MJoff-N", "compactSettingNote" prefixes like "D&lt;val&gt;") are collapsed to their base code, with the suffix’s meaning explained in the entry itself. The free-text "VirtualPseudoWizard SUCCESS/F</w:t>
-      </w:r>
-      <w:r>
-        <w:t>AILED" notes (§7b’s sibling addition) are intentionally excluded — they are not part of this compact-code language.</w:t>
+        <w:t>Compiled directly from every addCarePortalNote()/addGraphAnnouncement() call site in OpenAPSAutoISFPlugin.kt (current-code audit dated 2026-08-21; cross-checked, not superseded, by this manual’s own prose above). On/Off toggle pairs are merged into one entry; codes built with a numeric or block-identifying suffix (e.g. "MJoff-N", "compactSettingNote" prefixes like "D&lt;val&gt;") are collapsed to their base code, with the suffix’s meaning explained in the entry itself. The free-text "VirtualPseudoWizard SUCCESS/FAILED" notes (§7b’s sibling addition) are intentionally excluded — they are not part of this compact-code language.</w:t>
       </w:r>
     </w:p>
     <w:p>
@@ -35213,7 +34108,7 @@
         <w:rPr>
           <w:b/>
         </w:rPr>
-        <w:t>PrfL</w:t>
+        <w:t>PrLow</w:t>
       </w:r>
       <w:r>
         <w:t xml:space="preserve"> — ProfileLowTT: manually setting a 5.150mmol TT remotely switches straight to the Low profile ("set it now", not a lock — other automations can still change it afterwards).</w:t>
@@ -35232,7 +34127,7 @@
         <w:rPr>
           <w:b/>
         </w:rPr>
-        <w:t>PrfS</w:t>
+        <w:t>PrSt</w:t>
       </w:r>
       <w:r>
         <w:t xml:space="preserve"> — ProfileStandardTT: manually setting a 5.148mmol TT remotely switches straight to the Standard profile.</w:t>
@@ -35308,6 +34203,25 @@
         <w:rPr>
           <w:b/>
         </w:rPr>
+        <w:t>RoleSet</w:t>
+      </w:r>
+      <w:r>
+        <w:t xml:space="preserve"> — emitted whenever a coded profile-role assignment (Standard/Low/Steroid, any of the 14 slots) is actually committed on this device, regardless of which of the several paths triggered it (local pick, an incoming “SetRole &lt;prefKey&gt;=&lt;profile&gt;” Note relayed from another device, or the fast coded-duration relay added 2026-08-31). A second note reading “SetRole &lt;prefKey&gt;=&lt;profile&gt;” (added 2026-08-21, cross-checked 2026-09-15) may appear on the same row alongside it — that is the relay payload itself, spelling out exactly which preference changed and to what, sent so the receiving device’s applySetRole() can apply the identical assignment.</w:t>
+      </w:r>
+    </w:p>
+    <w:p>
+      <w:pPr>
+        <w:spacing w:after="100"/>
+        <w:ind w:left="720"/>
+        <w:jc w:val="both"/>
+      </w:pPr>
+      <w:r>
+        <w:t xml:space="preserve">• </w:t>
+      </w:r>
+      <w:r>
+        <w:rPr>
+          <w:b/>
+        </w:rPr>
         <w:t>SACOn / SACOff</w:t>
       </w:r>
       <w:r>
@@ -35902,10 +34816,7 @@
         <w:t>UamBst</w:t>
       </w:r>
       <w:r>
-        <w:t xml:space="preserve"> — "UAM Boost" Tier 3 notification: reports that DetermineBasalAutoISF's own SMB-boost logic fired this cycle. DetermineBasalAutoISF.kt is a pure calculation class with no I/O of its own — it only sets a flag (`uamBoostFiredThisCycle`); OpenAPSAutoISFPlugin.kt reads that flag back after calling `determine_basal()` and is the one place that actually writes the SMS/CarePortal note. Added 2026-08-22: also raises a graph-only "B" annotation via addGraphAnnouncement() alongside this note -- no additional SMS or </w:t>
-      </w:r>
-      <w:r>
-        <w:t>alert, purely a graph marker.</w:t>
+        <w:t xml:space="preserve"> — "UAM Boost" Tier 3 notification: reports that DetermineBasalAutoISF's own SMB-boost logic fired this cycle. DetermineBasalAutoISF.kt is a pure calculation class with no I/O of its own — it only sets a flag (`uamBoostFiredThisCycle`); OpenAPSAutoISFPlugin.kt reads that flag back after calling `determine_basal()` and is the one place that actually writes the SMS/CarePortal note. Added 2026-08-22: also raises a graph-only "B" annotation via addGraphAnnouncement() alongside this note -- no additional SMS or alert, purely a graph marker.</w:t>
       </w:r>
     </w:p>
     <w:p>
@@ -36015,11 +34926,7 @@
       <w:bookmarkEnd w:id="98"/>
       <w:r>
         <w:fldChar w:fldCharType="begin"/>
-      </w:r>
-      <w:r>
         <w:instrText>HYPERLINK \l "TOC_main"</w:instrText>
-      </w:r>
-      <w:r>
         <w:fldChar w:fldCharType="separate"/>
       </w:r>
       <w:r>
@@ -36054,11 +34961,7 @@
       <w:bookmarkEnd w:id="99"/>
       <w:r>
         <w:fldChar w:fldCharType="begin"/>
-      </w:r>
-      <w:r>
         <w:instrText>HYPERLINK \l "TOC_main"</w:instrText>
-      </w:r>
-      <w:r>
         <w:fldChar w:fldCharType="separate"/>
       </w:r>
       <w:r>
@@ -36093,11 +34996,7 @@
       <w:bookmarkEnd w:id="100"/>
       <w:r>
         <w:fldChar w:fldCharType="begin"/>
-      </w:r>
-      <w:r>
         <w:instrText>HYPERLINK \l "TOC_main"</w:instrText>
-      </w:r>
-      <w:r>
         <w:fldChar w:fldCharType="separate"/>
       </w:r>
       <w:r>
@@ -36123,11 +35022,7 @@
       <w:bookmarkEnd w:id="101"/>
       <w:r>
         <w:fldChar w:fldCharType="begin"/>
-      </w:r>
-      <w:r>
         <w:instrText>HYPERLINK \l "TOC_main"</w:instrText>
-      </w:r>
-      <w:r>
         <w:fldChar w:fldCharType="separate"/>
       </w:r>
       <w:r>
@@ -36162,347 +35057,7 @@
       <w:bookmarkEnd w:id="102"/>
       <w:r>
         <w:fldChar w:fldCharType="begin"/>
-      </w:r>
-      <w:r>
         <w:instrText>HYPERLINK \l "TOC_main"</w:instrText>
-      </w:r>
-      <w:r>
-        <w:fldChar w:fldCharType="separate"/>
-      </w:r>
-      <w:r>
-        <w:rPr>
-          <w:rStyle w:val="Hyperlink"/>
-          <w:sz w:val="16"/>
-        </w:rPr>
-        <w:t xml:space="preserve">  [↑ TO</w:t>
-      </w:r>
-      <w:r>
-        <w:rPr>
-          <w:rStyle w:val="Hyperlink"/>
-          <w:sz w:val="16"/>
-        </w:rPr>
-        <w:t>C</w:t>
-      </w:r>
-      <w:r>
-        <w:rPr>
-          <w:rStyle w:val="Hyperlink"/>
-          <w:sz w:val="16"/>
-        </w:rPr>
-        <w:t>]</w:t>
-      </w:r>
-      <w:r>
-        <w:fldChar w:fldCharType="end"/>
-      </w:r>
-    </w:p>
-    <w:p>
-      <w:pPr>
-        <w:spacing w:after="80"/>
-        <w:jc w:val="both"/>
-      </w:pPr>
-      <w:r>
-        <w:rPr>
-          <w:b/>
-        </w:rPr>
-        <w:t xml:space="preserve">Values: </w:t>
-      </w:r>
-      <w:r>
-        <w:t>NOMJremains (default), MJ active, MJ2, MJ3, MJ4, MJ5, MJ6</w:t>
-      </w:r>
-    </w:p>
-    <w:p>
-      <w:pPr>
-        <w:spacing w:after="80"/>
-        <w:jc w:val="both"/>
-      </w:pPr>
-      <w:r>
-        <w:rPr>
-          <w:b/>
-        </w:rPr>
-        <w:t>Written by:</w:t>
-      </w:r>
-    </w:p>
-    <w:p>
-      <w:pPr>
-        <w:spacing w:after="60"/>
-        <w:jc w:val="both"/>
-      </w:pPr>
-      <w:r>
-        <w:t>• handleDirectMjUserAction (Overview MJ button handler, not a readyToRun automation) — Action.START → "MJ active" (line 348); Action.RESTORE → "NOMJremains" (line 357)</w:t>
-      </w:r>
-    </w:p>
-    <w:p>
-      <w:pPr>
-        <w:spacing w:after="60"/>
-        <w:jc w:val="both"/>
-      </w:pPr>
-      <w:r>
-        <w:t>• "MJ4" — MJ == MJ4 → "NOMJremains" (line 1922; port of the old "Test" automation)</w:t>
-      </w:r>
-    </w:p>
-    <w:p>
-      <w:pPr>
-        <w:spacing w:after="60"/>
-        <w:jc w:val="both"/>
-      </w:pPr>
-      <w:r>
-        <w:t>• "MJ5" — MJ == MJ5 → "NOMJremains", also switches to Standard profile for 30 min (line 1930; port of "Test2")</w:t>
-      </w:r>
-    </w:p>
-    <w:p>
-      <w:pPr>
-        <w:spacing w:after="60"/>
-        <w:jc w:val="both"/>
-      </w:pPr>
-      <w:r>
-        <w:lastRenderedPageBreak/>
-        <w:t>• "Test3" — MJ == MJ6 → "NOMJremains" (line 1946; diagnostic port, also fires a URGENT notification + targeted SMS)</w:t>
-      </w:r>
-    </w:p>
-    <w:p>
-      <w:pPr>
-        <w:spacing w:after="60"/>
-        <w:jc w:val="both"/>
-      </w:pPr>
-      <w:r>
-        <w:t>• "MJ2old" — MJ == MJ active AND time 02:10–03:10 → "MJ2" (line 1953)</w:t>
-      </w:r>
-    </w:p>
-    <w:p>
-      <w:pPr>
-        <w:spacing w:after="60"/>
-        <w:jc w:val="both"/>
-      </w:pPr>
-      <w:r>
-        <w:t>• "MJ3old" — MJ == MJ2 AND time 01:05–02:05 → "MJ3" (line 1961)</w:t>
-      </w:r>
-    </w:p>
-    <w:p>
-      <w:pPr>
-        <w:spacing w:after="60"/>
-        <w:jc w:val="both"/>
-      </w:pPr>
-      <w:r>
-        <w:t>• "MJoff" — MJ == MJ3 AND (12:00–21:04 with BG ≥10.5mmol, OR 00:00–01:00) → "NOMJremains" (line 1975)</w:t>
-      </w:r>
-    </w:p>
-    <w:p>
-      <w:pPr>
-        <w:spacing w:after="60"/>
-        <w:jc w:val="both"/>
-      </w:pPr>
-      <w:r>
-        <w:t>• "MjStateNoMjTT" — manual remote-control TT code (≈5.144mmol) → "NOMJremains", unconditional (line 2799)</w:t>
-      </w:r>
-    </w:p>
-    <w:p>
-      <w:pPr>
-        <w:spacing w:after="60"/>
-        <w:jc w:val="both"/>
-      </w:pPr>
-      <w:r>
-        <w:t>• "MjStateMj3TT" — manual remote-control TT code (≈5.146mmol) → "MJ3", unconditional (line 2807)</w:t>
-      </w:r>
-    </w:p>
-    <w:p>
-      <w:pPr>
-        <w:spacing w:after="60"/>
-        <w:jc w:val="both"/>
-      </w:pPr>
-      <w:r>
-        <w:t>• "MoreMJ" — complex daytime condition tree (low acce ≤0.11, low activity, BG falling &lt;5.5mmol on 50% profile, no COB, IOB≥0.2, LowBG=50recent, etc.) OR an independent "no recent genuine high" path → "MJ3" (line 4734)</w:t>
-      </w:r>
-    </w:p>
-    <w:p>
-      <w:pPr>
-        <w:spacing w:after="80"/>
-        <w:jc w:val="both"/>
-      </w:pPr>
-      <w:r>
-        <w:rPr>
-          <w:b/>
-        </w:rPr>
-        <w:t>Read by:</w:t>
-      </w:r>
-    </w:p>
-    <w:p>
-      <w:pPr>
-        <w:spacing w:after="60"/>
-        <w:jc w:val="both"/>
-      </w:pPr>
-      <w:r>
-        <w:t>• handleDirectMjUserAction / handleDirectSteroidUserAction — re-validate the MJ/Steroid button press is still valid before acting (lines 326, 380, 390, 396, 402, 408)</w:t>
-      </w:r>
-    </w:p>
-    <w:p>
-      <w:pPr>
-        <w:spacing w:after="60"/>
-        <w:jc w:val="both"/>
-      </w:pPr>
-      <w:r>
-        <w:t>• "MJ4"/"MJ5"/"Test3"/"MJ2old"/"MJ3old"/"MJoff" — each keys off the current MJ value to know when to advance/reset the cycle (lines 1920, 1927, 1940, 1951, 1959, 1968)</w:t>
-      </w:r>
-    </w:p>
-    <w:p>
-      <w:pPr>
-        <w:spacing w:after="60"/>
-        <w:jc w:val="both"/>
-      </w:pPr>
-      <w:r>
-        <w:t>• TOD-offset auto-clear block — nomjRemains gates both the negative- and positive-offset clearing logic (line 2690)</w:t>
-      </w:r>
-    </w:p>
-    <w:p>
-      <w:pPr>
-        <w:spacing w:after="60"/>
-        <w:jc w:val="both"/>
-      </w:pPr>
-      <w:r>
-        <w:t>• "Extra50" blocks 1/2 — require an MJ cycle to be *active* (!NOMJremains) as part of the fall-protection trigger (line 3423)</w:t>
-      </w:r>
-    </w:p>
-    <w:p>
-      <w:pPr>
-        <w:spacing w:after="60"/>
-        <w:jc w:val="both"/>
-      </w:pPr>
-      <w:r>
-        <w:t>• "HighOldPod" — requires NOMJremains (line 3588)</w:t>
-      </w:r>
-    </w:p>
-    <w:p>
-      <w:pPr>
-        <w:spacing w:after="60"/>
-        <w:jc w:val="both"/>
-      </w:pPr>
-      <w:r>
-        <w:t>• "HighNight00AM" branch 2 — requires NOMJremains (line 3659; block is permanently disabled via highNight00AmEnabled = false)</w:t>
-      </w:r>
-    </w:p>
-    <w:p>
-      <w:pPr>
-        <w:spacing w:after="60"/>
-        <w:jc w:val="both"/>
-      </w:pPr>
-      <w:r>
-        <w:t>• "BolusGiven" bg2 branch — requires MJ NOT NOMJremains (an MJ cycle active) (line 3839)</w:t>
-      </w:r>
-    </w:p>
-    <w:p>
-      <w:pPr>
-        <w:spacing w:after="60"/>
-        <w:jc w:val="both"/>
-      </w:pPr>
-      <w:r>
-        <w:t>• mjActive() helper (checks MJ == "MJ active" specifically) — blocks "BolusGiven" bg3 and "BolusGivenMild"'s mildConfirmed while MJ is freshly active (lines 3902, 4223)</w:t>
-      </w:r>
-    </w:p>
-    <w:p>
-      <w:pPr>
-        <w:spacing w:after="60"/>
-        <w:jc w:val="both"/>
-      </w:pPr>
-      <w:r>
-        <w:t>• "MJrecentCurrProfAcce" — requires MJ NOT NOMJremains as one of several gates (line 4641)</w:t>
-      </w:r>
-    </w:p>
-    <w:p>
-      <w:pPr>
-        <w:spacing w:after="60"/>
-        <w:jc w:val="both"/>
-      </w:pPr>
-      <w:r>
-        <w:t>• "BasalUp" — NOMJremains is one OR-branch of its cannulaOrStateOk gate (line 4670)</w:t>
-      </w:r>
-    </w:p>
-    <w:p>
-      <w:pPr>
-        <w:spacing w:after="60"/>
-        <w:jc w:val="both"/>
-      </w:pPr>
-      <w:r>
-        <w:t>• "MoreMJ" — requires NOMJremains in both its main condition tree and its independent noRecentHighTrigger path (lines 4710, 4731)</w:t>
-      </w:r>
-    </w:p>
-    <w:p>
-      <w:pPr>
-        <w:spacing w:after="60"/>
-        <w:jc w:val="both"/>
-      </w:pPr>
-      <w:r>
-        <w:t>• "AcceUp0.5" — requires NOMJremains OR SteroidsON (line 4854)</w:t>
-      </w:r>
-    </w:p>
-    <w:p>
-      <w:pPr>
-        <w:spacing w:after="60"/>
-        <w:jc w:val="both"/>
-      </w:pPr>
-      <w:r>
-        <w:t>• "EveningIobCeiling" — requires NOMJremains (line 4974)</w:t>
-      </w:r>
-    </w:p>
-    <w:p>
-      <w:pPr>
-        <w:spacing w:after="60"/>
-        <w:jc w:val="both"/>
-      </w:pPr>
-      <w:r>
-        <w:t>• "EveningTH" — evB1/evB2 require MJ NOT "MJ active"; evB3 requires "MJ active" (lines 5047, 5051, 5054)</w:t>
-      </w:r>
-    </w:p>
-    <w:p>
-      <w:pPr>
-        <w:spacing w:after="60"/>
-        <w:jc w:val="both"/>
-      </w:pPr>
-      <w:r>
-        <w:t>• "Bolus2" branch b2 — requires "MJ active" (line 5213)</w:t>
-      </w:r>
-    </w:p>
-    <w:p>
-      <w:pPr>
-        <w:spacing w:after="60"/>
-        <w:jc w:val="both"/>
-      </w:pPr>
-      <w:r>
-        <w:t>• autoIsfSettingsSnapshot() — logs the current MJ value into the AAPSClient settings snapshot (diagnostic only, line 5838)</w:t>
-      </w:r>
-    </w:p>
-    <w:p>
-      <w:pPr>
-        <w:spacing w:after="80"/>
-        <w:jc w:val="both"/>
-      </w:pPr>
-      <w:r>
-        <w:rPr>
-          <w:b/>
-        </w:rPr>
-        <w:t xml:space="preserve">Summary: </w:t>
-      </w:r>
-      <w:r>
-        <w:t>MJ tracks the multi-stage state of a specific manual dosing protocol ("MJ 0.35/.70"), triggered by an Overview button press. NOMJremains is the neutral/default value; pressing the button advances it to "MJ active", and a chain of time-gated automations (MJ2old→MJ2, MJ3old→MJ3, MJoff→NOMJremains) walks it back down across the night, while the remaining numbered values (MJ4/MJ5/MJ6) are wired to test/diagnostic automations rather than the real cycle. The state is read constantly throughout the file as a gate:</w:t>
-      </w:r>
-      <w:r>
-        <w:t xml:space="preserve"> dozens of unrelated automations (evening/overnight profile, acceleration-weight and iobTH adjustments, post-bolus SMB boosts, TOD-offset clearing, basal-up recovery) branch on whether an MJ cycle is currently in progress, because active MJ dosing changes what "normal" dosing behaviour should look like.</w:t>
-      </w:r>
-    </w:p>
-    <w:p>
-      <w:pPr>
-        <w:pStyle w:val="Heading2"/>
-        <w:jc w:val="both"/>
-      </w:pPr>
-      <w:bookmarkStart w:id="103" w:name="sec15_steroids"/>
-      <w:r>
-        <w:t>b. Steroids</w:t>
-      </w:r>
-      <w:bookmarkEnd w:id="103"/>
-      <w:r>
-        <w:fldChar w:fldCharType="begin"/>
-      </w:r>
-      <w:r>
-        <w:instrText>HYPERLINK \l "TOC_main"</w:instrText>
-      </w:r>
-      <w:r>
         <w:fldChar w:fldCharType="separate"/>
       </w:r>
       <w:r>
@@ -36528,7 +35083,7 @@
         <w:t xml:space="preserve">Values: </w:t>
       </w:r>
       <w:r>
-        <w:t>Steroids Off (default), SteroidsON</w:t>
+        <w:t>NOMJremains (default), MJ active, MJ2, MJ3, MJ4, MJ5, MJ6</w:t>
       </w:r>
     </w:p>
     <w:p>
@@ -36549,7 +35104,7 @@
         <w:jc w:val="both"/>
       </w:pPr>
       <w:r>
-        <w:t>• handleDirectSteroidUserAction Action.START_110 (Overview steroid button) → "SteroidsON" (line 424)</w:t>
+        <w:t>• handleDirectMjUserAction (Overview MJ button handler, not a readyToRun automation) — Action.START → "MJ active" (line 348); Action.RESTORE → "NOMJremains" (line 357)</w:t>
       </w:r>
     </w:p>
     <w:p>
@@ -36558,7 +35113,7 @@
         <w:jc w:val="both"/>
       </w:pPr>
       <w:r>
-        <w:t>• handleDirectSteroidUserAction Action.TURN_OFF (Overview steroid button) → "Steroids Off" (line 468)</w:t>
+        <w:t>• "MJ4" — MJ == MJ4 → "NOMJremains" (line 1922; port of the old "Test" automation)</w:t>
       </w:r>
     </w:p>
     <w:p>
@@ -36567,16 +35122,7 @@
         <w:jc w:val="both"/>
       </w:pPr>
       <w:r>
-        <w:t>• "StepsSteroidsOff" — sustained steps ≥1000 in the last hour, IOB 2.0–4.0U, BG ≤8.0mmol rising ≥0.5mmol, no COB → "Steroids Off" (line 5360). Per the source comment this is the *only* coded automation that ever asserts this state; turning steroids ON is always a manual user action with no automated counterpart.</w:t>
-      </w:r>
-    </w:p>
-    <w:p>
-      <w:pPr>
-        <w:spacing w:after="120"/>
-        <w:jc w:val="both"/>
-      </w:pPr>
-      <w:r>
-        <w:t>Read by (all as a "steroids not currently active" precondition, unless noted):</w:t>
+        <w:t>• "MJ5" — MJ == MJ5 → "NOMJremains", also switches to Standard profile for 30 min (line 1930; port of "Test2")</w:t>
       </w:r>
     </w:p>
     <w:p>
@@ -36585,7 +35131,8 @@
         <w:jc w:val="both"/>
       </w:pPr>
       <w:r>
-        <w:t>• handleDirectSteroidUserAction's own self-checks for each escalation step 110→130→150→190→250→off (lines 381, 384, 389, 395, 401, 407)</w:t>
+        <w:lastRenderedPageBreak/>
+        <w:t>• "Test3" — MJ == MJ6 → "NOMJremains" (line 1946; diagnostic port, also fires a URGENT notification + targeted SMS)</w:t>
       </w:r>
     </w:p>
     <w:p>
@@ -36594,8 +35141,7 @@
         <w:jc w:val="both"/>
       </w:pPr>
       <w:r>
-        <w:lastRenderedPageBreak/>
-        <w:t>• "SkittlesHypoRisk" block F (line 3350)</w:t>
+        <w:t>• "MJ2old" — MJ == MJ active AND time 02:10–03:10 → "MJ2" (line 1953)</w:t>
       </w:r>
     </w:p>
     <w:p>
@@ -36604,7 +35150,7 @@
         <w:jc w:val="both"/>
       </w:pPr>
       <w:r>
-        <w:t>• "iobTHDaytimeFloor" (line 3402)</w:t>
+        <w:t>• "MJ3old" — MJ == MJ2 AND time 01:05–02:05 → "MJ3" (line 1961)</w:t>
       </w:r>
     </w:p>
     <w:p>
@@ -36613,7 +35159,7 @@
         <w:jc w:val="both"/>
       </w:pPr>
       <w:r>
-        <w:t>• "OffHighProf" (line 3513)</w:t>
+        <w:t>• "MJoff" — MJ == MJ3 AND (12:00–21:04 with BG ≥10.5mmol, OR 00:00–01:00) → "NOMJremains" (line 1975)</w:t>
       </w:r>
     </w:p>
     <w:p>
@@ -36622,7 +35168,7 @@
         <w:jc w:val="both"/>
       </w:pPr>
       <w:r>
-        <w:t>• "Shower12" (line 3614)</w:t>
+        <w:t>• "MjStateNoMjTT" — manual remote-control TT code (≈5.144mmol) → "NOMJremains", unconditional (line 2799)</w:t>
       </w:r>
     </w:p>
     <w:p>
@@ -36631,7 +35177,7 @@
         <w:jc w:val="both"/>
       </w:pPr>
       <w:r>
-        <w:t>• "HighNight00AM" (disabled block) (line 3649)</w:t>
+        <w:t>• "MjStateMj3TT" — manual remote-control TT code (≈5.146mmol) → "MJ3", unconditional (line 2807)</w:t>
       </w:r>
     </w:p>
     <w:p>
@@ -36640,7 +35186,19 @@
         <w:jc w:val="both"/>
       </w:pPr>
       <w:r>
-        <w:t>• "Usual2forTH" (line 4469)</w:t>
+        <w:t>• "MoreMJ" — complex daytime condition tree (low acce ≤0.11, low activity, BG falling &lt;5.5mmol on 50% profile, no COB, IOB≥0.2, LowBG=50recent, etc.) OR an independent "no recent genuine high" path → "MJ3" (line 4734)</w:t>
+      </w:r>
+    </w:p>
+    <w:p>
+      <w:pPr>
+        <w:spacing w:after="80"/>
+        <w:jc w:val="both"/>
+      </w:pPr>
+      <w:r>
+        <w:rPr>
+          <w:b/>
+        </w:rPr>
+        <w:t>Read by:</w:t>
       </w:r>
     </w:p>
     <w:p>
@@ -36649,7 +35207,7 @@
         <w:jc w:val="both"/>
       </w:pPr>
       <w:r>
-        <w:t>• "CarbsTHoff" (line 4517)</w:t>
+        <w:t>• handleDirectMjUserAction / handleDirectSteroidUserAction — re-validate the MJ/Steroid button press is still valid before acting (lines 326, 380, 390, 396, 402, 408)</w:t>
       </w:r>
     </w:p>
     <w:p>
@@ -36658,7 +35216,7 @@
         <w:jc w:val="both"/>
       </w:pPr>
       <w:r>
-        <w:t>• "MJrecentCurrProfAcce" (line 4639)</w:t>
+        <w:t>• "MJ4"/"MJ5"/"Test3"/"MJ2old"/"MJ3old"/"MJoff" — each keys off the current MJ value to know when to advance/reset the cycle (lines 1920, 1927, 1940, 1951, 1959, 1968)</w:t>
       </w:r>
     </w:p>
     <w:p>
@@ -36667,7 +35225,7 @@
         <w:jc w:val="both"/>
       </w:pPr>
       <w:r>
-        <w:t>• "AcceUp0.5" — OR'd with MJ NOMJremains (line 4854)</w:t>
+        <w:t>• TOD-offset auto-clear block — nomjRemains gates both the negative- and positive-offset clearing logic (line 2690)</w:t>
       </w:r>
     </w:p>
     <w:p>
@@ -36676,7 +35234,7 @@
         <w:jc w:val="both"/>
       </w:pPr>
       <w:r>
-        <w:t>• "TwilightTH15Acce" (line 5104)</w:t>
+        <w:t>• "Extra50" blocks 1/2 — require an MJ cycle to be *active* (!NOMJremains) as part of the fall-protection trigger (line 3423)</w:t>
       </w:r>
     </w:p>
     <w:p>
@@ -36685,7 +35243,7 @@
         <w:jc w:val="both"/>
       </w:pPr>
       <w:r>
-        <w:t>• "NightAcce" (line 5126)</w:t>
+        <w:t>• "HighOldPod" — requires NOMJremains (line 3588)</w:t>
       </w:r>
     </w:p>
     <w:p>
@@ -36694,7 +35252,97 @@
         <w:jc w:val="both"/>
       </w:pPr>
       <w:r>
-        <w:t>• "SemiTwilightAcce" — all 3 branches (lines 5159, 5161, 5165)</w:t>
+        <w:t>• "HighNight00AM" branch 2 — requires NOMJremains (line 3659; block is permanently disabled via highNight00AmEnabled = false)</w:t>
+      </w:r>
+    </w:p>
+    <w:p>
+      <w:pPr>
+        <w:spacing w:after="60"/>
+        <w:jc w:val="both"/>
+      </w:pPr>
+      <w:r>
+        <w:t>• "BolusGiven" bg2 branch — requires MJ NOT NOMJremains (an MJ cycle active) (line 3839)</w:t>
+      </w:r>
+    </w:p>
+    <w:p>
+      <w:pPr>
+        <w:spacing w:after="60"/>
+        <w:jc w:val="both"/>
+      </w:pPr>
+      <w:r>
+        <w:t>• mjActive() helper (checks MJ == "MJ active" specifically) — blocks "BolusGiven" bg3 and "BolusGivenMild"'s mildConfirmed while MJ is freshly active (lines 3902, 4223)</w:t>
+      </w:r>
+    </w:p>
+    <w:p>
+      <w:pPr>
+        <w:spacing w:after="60"/>
+        <w:jc w:val="both"/>
+      </w:pPr>
+      <w:r>
+        <w:t>• "MJrecentCurrProfAcce" — requires MJ NOT NOMJremains as one of several gates (line 4641)</w:t>
+      </w:r>
+    </w:p>
+    <w:p>
+      <w:pPr>
+        <w:spacing w:after="60"/>
+        <w:jc w:val="both"/>
+      </w:pPr>
+      <w:r>
+        <w:t>• "BasalUp" — NOMJremains is one OR-branch of its cannulaOrStateOk gate (line 4670)</w:t>
+      </w:r>
+    </w:p>
+    <w:p>
+      <w:pPr>
+        <w:spacing w:after="60"/>
+        <w:jc w:val="both"/>
+      </w:pPr>
+      <w:r>
+        <w:t>• "MoreMJ" — requires NOMJremains in both its main condition tree and its independent noRecentHighTrigger path (lines 4710, 4731)</w:t>
+      </w:r>
+    </w:p>
+    <w:p>
+      <w:pPr>
+        <w:spacing w:after="60"/>
+        <w:jc w:val="both"/>
+      </w:pPr>
+      <w:r>
+        <w:t>• "AcceUp0.5" — requires NOMJremains OR SteroidsON (line 4854)</w:t>
+      </w:r>
+    </w:p>
+    <w:p>
+      <w:pPr>
+        <w:spacing w:after="60"/>
+        <w:jc w:val="both"/>
+      </w:pPr>
+      <w:r>
+        <w:t>• "EveningIobCeiling" — requires NOMJremains (line 4974)</w:t>
+      </w:r>
+    </w:p>
+    <w:p>
+      <w:pPr>
+        <w:spacing w:after="60"/>
+        <w:jc w:val="both"/>
+      </w:pPr>
+      <w:r>
+        <w:t>• "EveningTH" — evB1/evB2 require MJ NOT "MJ active"; evB3 requires "MJ active" (lines 5047, 5051, 5054)</w:t>
+      </w:r>
+    </w:p>
+    <w:p>
+      <w:pPr>
+        <w:spacing w:after="60"/>
+        <w:jc w:val="both"/>
+      </w:pPr>
+      <w:r>
+        <w:t>• "Bolus2" branch b2 — requires "MJ active" (line 5213)</w:t>
+      </w:r>
+    </w:p>
+    <w:p>
+      <w:pPr>
+        <w:spacing w:after="60"/>
+        <w:jc w:val="both"/>
+      </w:pPr>
+      <w:r>
+        <w:t>• autoIsfSettingsSnapshot() — logs the current MJ value into the AAPSClient settings snapshot (diagnostic only, line 5838)</w:t>
       </w:r>
     </w:p>
     <w:p>
@@ -36709,10 +35357,7 @@
         <w:t xml:space="preserve">Summary: </w:t>
       </w:r>
       <w:r>
-        <w:t xml:space="preserve">Steroids records whether the user is currently on a steroid course, which materially raises insulin resistance and warrants the much higher iobTH/profile-percentage escalation ladder reachable via the manual 110%→130%→150%→190%→250% steroid buttons. Nearly every "back off"/hypo-protective automation elsewhere in the file (the Twilight/SemiTwilight/NightAcce resets, CarbsTHoff, Usual2forTH, OffHighProf, Shower12, etc.) gates on Steroids Off so it can't accidentally undo steroid-driven dosing; only one coded </w:t>
-      </w:r>
-      <w:r>
-        <w:t>automation (StepsSteroidsOff) can clear it automatically, based on sustained-activity evidence that resistance has resolved.</w:t>
+        <w:t xml:space="preserve">MJ tracks the multi-stage state of a specific manual dosing protocol ("MJ 0.35/.70"), triggered by an Overview button press. NOMJremains is the neutral/default value; pressing the button advances it to "MJ active", and a chain of time-gated automations (MJ2old→MJ2, MJ3old→MJ3, MJoff→NOMJremains) walks it back down across the night, while the remaining numbered values (MJ4/MJ5/MJ6) are wired to test/diagnostic automations rather than the real cycle. The state is read constantly throughout the file as a gate: dozens of unrelated automations (evening/overnight profile, acceleration-weight and iobTH adjustments, post-bolus SMB boosts, TOD-offset clearing, basal-up recovery) branch on whether an MJ cycle is currently in progress, because active MJ dosing changes what "normal" dosing behaviour should look like.</w:t>
       </w:r>
     </w:p>
     <w:p>
@@ -36720,18 +35365,14 @@
         <w:pStyle w:val="Heading2"/>
         <w:jc w:val="both"/>
       </w:pPr>
-      <w:bookmarkStart w:id="104" w:name="sec15_lowbg"/>
-      <w:r>
-        <w:t>c. LowBG</w:t>
-      </w:r>
-      <w:bookmarkEnd w:id="104"/>
+      <w:bookmarkStart w:id="103" w:name="sec15_steroids"/>
+      <w:r>
+        <w:t>b. Steroids</w:t>
+      </w:r>
+      <w:bookmarkEnd w:id="103"/>
       <w:r>
         <w:fldChar w:fldCharType="begin"/>
-      </w:r>
-      <w:r>
         <w:instrText>HYPERLINK \l "TOC_main"</w:instrText>
-      </w:r>
-      <w:r>
         <w:fldChar w:fldCharType="separate"/>
       </w:r>
       <w:r>
@@ -36757,6 +35398,228 @@
         <w:t xml:space="preserve">Values: </w:t>
       </w:r>
       <w:r>
+        <w:t>Steroids Off (default), SteroidsON</w:t>
+      </w:r>
+    </w:p>
+    <w:p>
+      <w:pPr>
+        <w:spacing w:after="80"/>
+        <w:jc w:val="both"/>
+      </w:pPr>
+      <w:r>
+        <w:rPr>
+          <w:b/>
+        </w:rPr>
+        <w:t>Written by:</w:t>
+      </w:r>
+    </w:p>
+    <w:p>
+      <w:pPr>
+        <w:spacing w:after="60"/>
+        <w:jc w:val="both"/>
+      </w:pPr>
+      <w:r>
+        <w:t>• handleDirectSteroidUserAction Action.START_110 (Overview steroid button) → "SteroidsON" (line 424)</w:t>
+      </w:r>
+    </w:p>
+    <w:p>
+      <w:pPr>
+        <w:spacing w:after="60"/>
+        <w:jc w:val="both"/>
+      </w:pPr>
+      <w:r>
+        <w:t>• handleDirectSteroidUserAction Action.TURN_OFF (Overview steroid button) → "Steroids Off" (line 468)</w:t>
+      </w:r>
+    </w:p>
+    <w:p>
+      <w:pPr>
+        <w:spacing w:after="60"/>
+        <w:jc w:val="both"/>
+      </w:pPr>
+      <w:r>
+        <w:t>• "StepsSteroidsOff" — sustained steps ≥1000 in the last hour, IOB 2.0–4.0U, BG ≤8.0mmol rising ≥0.5mmol, no COB → "Steroids Off" (line 5360). Per the source comment this is the *only* coded automation that ever asserts this state; turning steroids ON is always a manual user action with no automated counterpart.</w:t>
+      </w:r>
+    </w:p>
+    <w:p>
+      <w:pPr>
+        <w:spacing w:after="120"/>
+        <w:jc w:val="both"/>
+      </w:pPr>
+      <w:r>
+        <w:t>Read by (all as a "steroids not currently active" precondition, unless noted):</w:t>
+      </w:r>
+    </w:p>
+    <w:p>
+      <w:pPr>
+        <w:spacing w:after="60"/>
+        <w:jc w:val="both"/>
+      </w:pPr>
+      <w:r>
+        <w:t>• handleDirectSteroidUserAction's own self-checks for each escalation step 110→130→150→190→250→off (lines 381, 384, 389, 395, 401, 407)</w:t>
+      </w:r>
+    </w:p>
+    <w:p>
+      <w:pPr>
+        <w:spacing w:after="60"/>
+        <w:jc w:val="both"/>
+      </w:pPr>
+      <w:r>
+        <w:lastRenderedPageBreak/>
+        <w:t>• "SkittlesHypoRisk" block F (line 3350)</w:t>
+      </w:r>
+    </w:p>
+    <w:p>
+      <w:pPr>
+        <w:spacing w:after="60"/>
+        <w:jc w:val="both"/>
+      </w:pPr>
+      <w:r>
+        <w:t>• "iobTHDaytimeFloor" (line 3402)</w:t>
+      </w:r>
+    </w:p>
+    <w:p>
+      <w:pPr>
+        <w:spacing w:after="60"/>
+        <w:jc w:val="both"/>
+      </w:pPr>
+      <w:r>
+        <w:t>• "OffHighProf" (line 3513)</w:t>
+      </w:r>
+    </w:p>
+    <w:p>
+      <w:pPr>
+        <w:spacing w:after="60"/>
+        <w:jc w:val="both"/>
+      </w:pPr>
+      <w:r>
+        <w:t>• "Shower12" (line 3614)</w:t>
+      </w:r>
+    </w:p>
+    <w:p>
+      <w:pPr>
+        <w:spacing w:after="60"/>
+        <w:jc w:val="both"/>
+      </w:pPr>
+      <w:r>
+        <w:t>• "HighNight00AM" (disabled block) (line 3649)</w:t>
+      </w:r>
+    </w:p>
+    <w:p>
+      <w:pPr>
+        <w:spacing w:after="60"/>
+        <w:jc w:val="both"/>
+      </w:pPr>
+      <w:r>
+        <w:t>• "Usual2forTH" (line 4469)</w:t>
+      </w:r>
+    </w:p>
+    <w:p>
+      <w:pPr>
+        <w:spacing w:after="60"/>
+        <w:jc w:val="both"/>
+      </w:pPr>
+      <w:r>
+        <w:t>• "CarbsTHoff" (line 4517)</w:t>
+      </w:r>
+    </w:p>
+    <w:p>
+      <w:pPr>
+        <w:spacing w:after="60"/>
+        <w:jc w:val="both"/>
+      </w:pPr>
+      <w:r>
+        <w:t>• "MJrecentCurrProfAcce" (line 4639)</w:t>
+      </w:r>
+    </w:p>
+    <w:p>
+      <w:pPr>
+        <w:spacing w:after="60"/>
+        <w:jc w:val="both"/>
+      </w:pPr>
+      <w:r>
+        <w:t>• "AcceUp0.5" — OR'd with MJ NOMJremains (line 4854)</w:t>
+      </w:r>
+    </w:p>
+    <w:p>
+      <w:pPr>
+        <w:spacing w:after="60"/>
+        <w:jc w:val="both"/>
+      </w:pPr>
+      <w:r>
+        <w:t>• "TwilightTH15Acce" (line 5104)</w:t>
+      </w:r>
+    </w:p>
+    <w:p>
+      <w:pPr>
+        <w:spacing w:after="60"/>
+        <w:jc w:val="both"/>
+      </w:pPr>
+      <w:r>
+        <w:t>• "NightAcce" (line 5126)</w:t>
+      </w:r>
+    </w:p>
+    <w:p>
+      <w:pPr>
+        <w:spacing w:after="60"/>
+        <w:jc w:val="both"/>
+      </w:pPr>
+      <w:r>
+        <w:t>• "SemiTwilightAcce" — all 3 branches (lines 5159, 5161, 5165)</w:t>
+      </w:r>
+    </w:p>
+    <w:p>
+      <w:pPr>
+        <w:spacing w:after="80"/>
+        <w:jc w:val="both"/>
+      </w:pPr>
+      <w:r>
+        <w:rPr>
+          <w:b/>
+        </w:rPr>
+        <w:t xml:space="preserve">Summary: </w:t>
+      </w:r>
+      <w:r>
+        <w:t xml:space="preserve">Steroids records whether the user is currently on a steroid course, which materially raises insulin resistance and warrants the much higher iobTH/profile-percentage escalation ladder reachable via the manual 110%→130%→150%→190%→250% steroid buttons. Nearly every "back off"/hypo-protective automation elsewhere in the file (the Twilight/SemiTwilight/NightAcce resets, CarbsTHoff, Usual2forTH, OffHighProf, Shower12, etc.) gates on Steroids Off so it can't accidentally undo steroid-driven dosing; only one coded automation (StepsSteroidsOff) can clear it automatically, based on sustained-activity evidence that resistance has resolved.</w:t>
+      </w:r>
+    </w:p>
+    <w:p>
+      <w:pPr>
+        <w:pStyle w:val="Heading2"/>
+        <w:jc w:val="both"/>
+      </w:pPr>
+      <w:bookmarkStart w:id="104" w:name="sec15_lowbg"/>
+      <w:r>
+        <w:t>c. LowBG</w:t>
+      </w:r>
+      <w:bookmarkEnd w:id="104"/>
+      <w:r>
+        <w:fldChar w:fldCharType="begin"/>
+        <w:instrText>HYPERLINK \l "TOC_main"</w:instrText>
+        <w:fldChar w:fldCharType="separate"/>
+      </w:r>
+      <w:r>
+        <w:rPr>
+          <w:rStyle w:val="Hyperlink"/>
+          <w:sz w:val="16"/>
+        </w:rPr>
+        <w:t xml:space="preserve">  [↑ TOC]</w:t>
+      </w:r>
+      <w:r>
+        <w:fldChar w:fldCharType="end"/>
+      </w:r>
+    </w:p>
+    <w:p>
+      <w:pPr>
+        <w:spacing w:after="80"/>
+        <w:jc w:val="both"/>
+      </w:pPr>
+      <w:r>
+        <w:rPr>
+          <w:b/>
+        </w:rPr>
+        <w:t xml:space="preserve">Values: </w:t>
+      </w:r>
+      <w:r>
         <w:t>50recent, NO50rec (default)</w:t>
       </w:r>
     </w:p>
@@ -36995,10 +35858,7 @@
         <w:t xml:space="preserve">Summary: </w:t>
       </w:r>
       <w:r>
-        <w:t>LowBG is the "was there a recent low" flag driving the file's 50%-profile hypo-protection state machine, and it also feeds two safety guards outside this state machine: the recent-low rebound guard in determine_basal() and BolusWizard's carb-bolus halving. It is set to 50recent whenever any of several hypo-risk/alarm automations fire (PrepareSet50, Skittles, Extra50, AlarmHypo1/2, 50SetRecent) and cleared back to NO50rec only once BG has genuinely recovered (PP50Off, Not50Recently, TT57Reversal, CarbsStopTT</w:t>
-      </w:r>
-      <w:r>
-        <w:t>57, Usual2forTH, CarbsTHoff, HighPP130Off) — deliberately maintained as an actively-cleared two-way flag (unlike the removed BGLstate one-way latch), so downstream consumers can trust a "not recent" reading as much as a "recent" one.</w:t>
+        <w:t>LowBG is the "was there a recent low" flag driving the file's 50%-profile hypo-protection state machine, and it also feeds two safety guards outside this state machine: the recent-low rebound guard in determine_basal() and BolusWizard's carb-bolus halving. It is set to 50recent whenever any of several hypo-risk/alarm automations fire (PrepareSet50, Skittles, Extra50, AlarmHypo1/2, 50SetRecent) and cleared back to NO50rec only once BG has genuinely recovered (PP50Off, Not50Recently, TT57Reversal, CarbsStopTT57, Usual2forTH, CarbsTHoff, HighPP130Off) — deliberately maintained as an actively-cleared two-way flag (unlike the removed BGLstate one-way latch), so downstream consumers can trust a "not recent" reading as much as a "recent" one.</w:t>
       </w:r>
     </w:p>
     <w:p>
@@ -37025,10 +35885,7 @@
         <w:jc w:val="both"/>
       </w:pPr>
       <w:r>
-        <w:t>Worst confirmed case: 23 Aug, cleared at 4.9mmol/11:07am, an autonomous carbless rebound (COB=0.0 throughout) climbed unprotected to 7.6mmol by 12:41pm, ~1.2U was delivered, and that IOB decayed BG back down to 5.6mmol -- still falling -- three-plus hours later. Since this same flag gates DetermineBasalAutoISF.kt's recent-low rebound guard (halves any SMB while COB&gt;0 or an unannounced-carb-impact pattern is detected), keeping it armed longer means a real correction landing during that window now delivers at</w:t>
-      </w:r>
-      <w:r>
-        <w:t xml:space="preserve"> roughly half strength instead of full, rather than skipping correction altogether.</w:t>
+        <w:t xml:space="preserve">Worst confirmed case: 23 Aug, cleared at 4.9mmol/11:07am, an autonomous carbless rebound (COB=0.0 throughout) climbed unprotected to 7.6mmol by 12:41pm, ~1.2U was delivered, and that IOB decayed BG back down to 5.6mmol -- still falling -- three-plus hours later. Since this same flag gates DetermineBasalAutoISF.kt's recent-low rebound guard (halves any SMB while COB&gt;0 or an unannounced-carb-impact pattern is detected), keeping it armed longer means a real correction landing during that window now delivers at roughly half strength instead of full, rather than skipping correction altogether.</w:t>
       </w:r>
     </w:p>
     <w:p>
@@ -37043,11 +35900,7 @@
       <w:bookmarkEnd w:id="105"/>
       <w:r>
         <w:fldChar w:fldCharType="begin"/>
-      </w:r>
-      <w:r>
         <w:instrText>HYPERLINK \l "TOC_main"</w:instrText>
-      </w:r>
-      <w:r>
         <w:fldChar w:fldCharType="separate"/>
       </w:r>
       <w:r>
@@ -37124,10 +35977,7 @@
         <w:t xml:space="preserve">Confirmed misconfigured on the live phone (2026-08-22): </w:t>
       </w:r>
       <w:r>
-        <w:t>the States tab there has no Steps state at all — instead there is a separate, self-named StepsLow state (state name StepsLow, holding value StepsLow), almost certainly from whatever native Automation-tab action writes step data being configured to set state StepsLow directly rather than state Steps with value StepsLow/StepsHigh. Since the code only ever checks state name Steps, checkAutomationState("Steps", "StepsLow") and ("Steps", "StepsHigh") both read false unconditionally on that device. Practical effe</w:t>
-      </w:r>
-      <w:r>
-        <w:t>ct: clearPositiveTodOffsetsNow (which requires stepsLow with no alternative path) can never fire at all, so positive TOD offsets never auto-clear; clearNegativeTodOffsetsNow still works via its other two OR-branches (MJ state, HP2&lt;4.0) but permanently loses the stepsHigh trigger path. Fix is phone-side: retarget the writing action to state=Steps, value=StepsLow, and add a StepsHigh-writing action if one doesn't already exist elsewhere.</w:t>
+        <w:t>the States tab there has no Steps state at all — instead there is a separate, self-named StepsLow state (state name StepsLow, holding value StepsLow), almost certainly from whatever native Automation-tab action writes step data being configured to set state StepsLow directly rather than state Steps with value StepsLow/StepsHigh. Since the code only ever checks state name Steps, checkAutomationState("Steps", "StepsLow") and ("Steps", "StepsHigh") both read false unconditionally on that device. Practical effect: clearPositiveTodOffsetsNow (which requires stepsLow with no alternative path) can never fire at all, so positive TOD offsets never auto-clear; clearNegativeTodOffsetsNow still works via its other two OR-branches (MJ state, HP2&lt;4.0) but permanently loses the stepsHigh trigger path. Fix is phone-side: retarget the writing action to state=Steps, value=StepsLow, and add a StepsHigh-writing action if one doesn't already exist elsewhere.</w:t>
       </w:r>
     </w:p>
     <w:p>
@@ -37157,11 +36007,7 @@
       <w:bookmarkEnd w:id="106"/>
       <w:r>
         <w:fldChar w:fldCharType="begin"/>
-      </w:r>
-      <w:r>
         <w:instrText>HYPERLINK \l "TOC_main"</w:instrText>
-      </w:r>
-      <w:r>
         <w:fldChar w:fldCharType="separate"/>
       </w:r>
       <w:r>
@@ -37374,11 +36220,7 @@
       <w:bookmarkEnd w:id="107"/>
       <w:r>
         <w:fldChar w:fldCharType="begin"/>
-      </w:r>
-      <w:r>
         <w:instrText>HYPERLINK \l "TOC_main"</w:instrText>
-      </w:r>
-      <w:r>
         <w:fldChar w:fldCharType="separate"/>
       </w:r>
       <w:r>
@@ -37440,10 +36282,7 @@
         <w:jc w:val="both"/>
       </w:pPr>
       <w:r>
-        <w:t>• activityMonitor() — existSleepState = automationStateService.hasStateValues("Sleeping") and useSleepState = automationStateService.inState("Sleeping", "True") (lines 5984–5985), logged every cycle via aapsLogger.debug. useSleepState combined with recent steps ≤200 disables the inactivity-boost detection outright ("sleeping state", line 5999). existSleepState (whether the state has been declared at all, independent of its value) also gates the idle-window inactivity-detection branch via !existSleepState (l</w:t>
-      </w:r>
-      <w:r>
-        <w:t>ine 6003).</w:t>
+        <w:t>• activityMonitor() — existSleepState = automationStateService.hasStateValues("Sleeping") and useSleepState = automationStateService.inState("Sleeping", "True") (lines 5984–5985), logged every cycle via aapsLogger.debug. useSleepState combined with recent steps ≤200 disables the inactivity-boost detection outright ("sleeping state", line 5999). existSleepState (whether the state has been declared at all, independent of its value) also gates the idle-window inactivity-detection branch via !existSleepState (line 6003).</w:t>
       </w:r>
     </w:p>
     <w:p>
@@ -37473,11 +36312,7 @@
       <w:bookmarkEnd w:id="108"/>
       <w:r>
         <w:fldChar w:fldCharType="begin"/>
-      </w:r>
-      <w:r>
         <w:instrText>HYPERLINK \l "TOC_main"</w:instrText>
-      </w:r>
-      <w:r>
         <w:fldChar w:fldCharType="separate"/>
       </w:r>
       <w:r>

--- a/doc_review_work/AutoISF Operations Manual revised 25 Aug 2026 Contents links fixed.docx
+++ b/doc_review_work/AutoISF Operations Manual revised 25 Aug 2026 Contents links fixed.docx
@@ -32587,7 +32587,7 @@
         <w:jc w:val="both"/>
       </w:pPr>
       <w:r>
-        <w:t>Compiled directly from every addCarePortalNote()/addGraphAnnouncement() call site in OpenAPSAutoISFPlugin.kt (current-code audit dated 2026-08-21; cross-checked, not superseded, by this manual’s own prose above). On/Off toggle pairs are merged into one entry; codes built with a numeric or block-identifying suffix (e.g. "MJoff-N", "compactSettingNote" prefixes like "D&lt;val&gt;") are collapsed to their base code, with the suffix’s meaning explained in the entry itself. The free-text "VirtualPseudoWizard SUCCESS/FAILED" notes (§7b’s sibling addition) are intentionally excluded — they are not part of this compact-code language.</w:t>
+        <w:t>Compiled directly from every addCarePortalNote()/addGraphAnnouncement() call site in OpenAPSAutoISFPlugin.kt (current-code audit dated 2026-08-21, re-audited 2026-09-15 against the standalone CarePortal Note Code reference; cross-checked, not superseded, by this manual’s own prose above). On/Off toggle pairs are merged into one entry; codes built with a numeric or block-identifying suffix (e.g. "MJoff-N", "compactSettingNote" prefixes like "D&lt;val&gt;") are collapsed to their base code, with the suffix’s meaning explained in the entry itself. The free-text "VirtualPseudoWizard SUCCESS/FAILED" notes (§7b’s sibling addition) are intentionally excluded — they are not part of this compact-code language.</w:t>
       </w:r>
     </w:p>
     <w:p>
@@ -33041,6 +33041,82 @@
         <w:rPr>
           <w:b/>
         </w:rPr>
+        <w:t>BtchRst</w:t>
+      </w:r>
+      <w:r>
+        <w:t xml:space="preserve"> — resetStandardAndLowTiersToA(), called as ProfileBatchRevert: resets Standard/Low back to TierA on request (List control / manual toggle).</w:t>
+      </w:r>
+    </w:p>
+    <w:p>
+      <w:pPr>
+        <w:spacing w:after="100"/>
+        <w:ind w:left="720"/>
+        <w:jc w:val="both"/>
+      </w:pPr>
+      <w:r>
+        <w:t xml:space="preserve">• </w:t>
+      </w:r>
+      <w:r>
+        <w:rPr>
+          <w:b/>
+        </w:rPr>
+        <w:t>BtchRstC</w:t>
+      </w:r>
+      <w:r>
+        <w:t xml:space="preserve"> — revertProfileBatchToTierC(): sets Standard/Low to TierC (Standard110/Low90) on request (the ProfileBatchRevertC toggle) -- the TierC counterpart to BtchRst’s TierA reset.</w:t>
+      </w:r>
+    </w:p>
+    <w:p>
+      <w:pPr>
+        <w:spacing w:after="100"/>
+        <w:ind w:left="720"/>
+        <w:jc w:val="both"/>
+      </w:pPr>
+      <w:r>
+        <w:t xml:space="preserve">• </w:t>
+      </w:r>
+      <w:r>
+        <w:rPr>
+          <w:b/>
+        </w:rPr>
+        <w:t>BtchUp</w:t>
+      </w:r>
+      <w:r>
+        <w:t xml:space="preserve"> — stepProfileBatch(up=true): moves the Standard/Low pair one step up the shared ladder (LowA→B→C→StandardA→B→C).</w:t>
+      </w:r>
+    </w:p>
+    <w:p>
+      <w:pPr>
+        <w:spacing w:after="100"/>
+        <w:ind w:left="720"/>
+        <w:jc w:val="both"/>
+      </w:pPr>
+      <w:r>
+        <w:t xml:space="preserve">• </w:t>
+      </w:r>
+      <w:r>
+        <w:rPr>
+          <w:b/>
+        </w:rPr>
+        <w:t>BtchDn</w:t>
+      </w:r>
+      <w:r>
+        <w:t xml:space="preserve"> — stepProfileBatch(up=false): moves the Standard/Low pair one step down the same ladder (the reverse of BtchUp).</w:t>
+      </w:r>
+    </w:p>
+    <w:p>
+      <w:pPr>
+        <w:spacing w:after="100"/>
+        <w:ind w:left="720"/>
+        <w:jc w:val="both"/>
+      </w:pPr>
+      <w:r>
+        <w:t xml:space="preserve">• </w:t>
+      </w:r>
+      <w:r>
+        <w:rPr>
+          <w:b/>
+        </w:rPr>
         <w:t>BTgOn / BTgOff</w:t>
       </w:r>
       <w:r>
@@ -33441,6 +33517,25 @@
         <w:rPr>
           <w:b/>
         </w:rPr>
+        <w:t>HypoRevert</w:t>
+      </w:r>
+      <w:r>
+        <w:t xml:space="preserve"> — resetStandardAndLowTiersToA(), called as AlarmHypoRoleRevert: resets Standard/Low back to TierA when a hypo alarm (AlarmHypo state = AlarmRecent) fires while MJ is still active, since an escalated role is the last thing wanted during a real low.</w:t>
+      </w:r>
+    </w:p>
+    <w:p>
+      <w:pPr>
+        <w:spacing w:after="100"/>
+        <w:ind w:left="720"/>
+        <w:jc w:val="both"/>
+      </w:pPr>
+      <w:r>
+        <w:t xml:space="preserve">• </w:t>
+      </w:r>
+      <w:r>
+        <w:rPr>
+          <w:b/>
+        </w:rPr>
         <w:t>IP&lt;val&gt;</w:t>
       </w:r>
       <w:r>
@@ -34355,6 +34450,44 @@
         <w:rPr>
           <w:b/>
         </w:rPr>
+        <w:t>SHRto</w:t>
+      </w:r>
+      <w:r>
+        <w:t xml:space="preserve"> — "StuckHighRescue [ratio]": BG≥8.5mmol + HP2&gt;6.5mmol (model predicts BG stays high) -- temporarily raises SMB delivery ratio for 30min via TT (auto-reverts).</w:t>
+      </w:r>
+    </w:p>
+    <w:p>
+      <w:pPr>
+        <w:spacing w:after="100"/>
+        <w:ind w:left="720"/>
+        <w:jc w:val="both"/>
+      </w:pPr>
+      <w:r>
+        <w:t xml:space="preserve">• </w:t>
+      </w:r>
+      <w:r>
+        <w:rPr>
+          <w:b/>
+        </w:rPr>
+        <w:t>SHTgt</w:t>
+      </w:r>
+      <w:r>
+        <w:t xml:space="preserve"> — "StuckHighRescue [target]": BG≥8.5mmol + HP2≤target+1.0mmol (model underestimates correction needed) -- temporarily lowers target 2.0mmol (floor 4.0mmol) via TT, 30min.</w:t>
+      </w:r>
+    </w:p>
+    <w:p>
+      <w:pPr>
+        <w:spacing w:after="100"/>
+        <w:ind w:left="720"/>
+        <w:jc w:val="both"/>
+      </w:pPr>
+      <w:r>
+        <w:t xml:space="preserve">• </w:t>
+      </w:r>
+      <w:r>
+        <w:rPr>
+          <w:b/>
+        </w:rPr>
         <w:t>Shwr12</w:t>
       </w:r>
       <w:r>
@@ -34432,6 +34565,44 @@
         <w:rPr>
           <w:b/>
         </w:rPr>
+        <w:t>STCOn</w:t>
+      </w:r>
+      <w:r>
+        <w:t xml:space="preserve"> — escalateToStuckHighTierC(): escalates the Standard/Low roles to TierC (Standard110/Low90), remembering whatever rung they were actually on so StuckHighTierC’s own revert can restore it exactly. Triggered from StuckHighRescue [ratio], PoorResponseRescue stage 2, or UnexplainedHighTierC; a re-fire while already active is a no-op.</w:t>
+      </w:r>
+    </w:p>
+    <w:p>
+      <w:pPr>
+        <w:spacing w:after="100"/>
+        <w:ind w:left="720"/>
+        <w:jc w:val="both"/>
+      </w:pPr>
+      <w:r>
+        <w:t xml:space="preserve">• </w:t>
+      </w:r>
+      <w:r>
+        <w:rPr>
+          <w:b/>
+        </w:rPr>
+        <w:t>STCOf</w:t>
+      </w:r>
+      <w:r>
+        <w:t xml:space="preserve"> — StuckHighTierC revert (added 2026-09-13): once BG&lt;7.5mmol, restores Standard/Low to whichever rung they were actually on before the STCOn escalation (not assumed TierA), reversing the same tier delivery-nudge coupling. Unthrottled -- runs every cycle so it is never late outliving the high it was escalated for.</w:t>
+      </w:r>
+    </w:p>
+    <w:p>
+      <w:pPr>
+        <w:spacing w:after="100"/>
+        <w:ind w:left="720"/>
+        <w:jc w:val="both"/>
+      </w:pPr>
+      <w:r>
+        <w:t xml:space="preserve">• </w:t>
+      </w:r>
+      <w:r>
+        <w:rPr>
+          <w:b/>
+        </w:rPr>
         <w:t>StBOn / StBOff</w:t>
       </w:r>
       <w:r>
@@ -34698,6 +34869,25 @@
         <w:rPr>
           <w:b/>
         </w:rPr>
+        <w:t>TierARst</w:t>
+      </w:r>
+      <w:r>
+        <w:t xml:space="preserve"> — resetStandardAndLowTiersToA(), called as LowBgTierAReset: resets Standard/Low back to TierA after BG has spent &gt;10 continuous minutes under 4.0mmol within a 12h lookback, with recent steps60 staying low throughout.</w:t>
+      </w:r>
+    </w:p>
+    <w:p>
+      <w:pPr>
+        <w:spacing w:after="100"/>
+        <w:ind w:left="720"/>
+        <w:jc w:val="both"/>
+      </w:pPr>
+      <w:r>
+        <w:t xml:space="preserve">• </w:t>
+      </w:r>
+      <w:r>
+        <w:rPr>
+          <w:b/>
+        </w:rPr>
         <w:t>THfloor</w:t>
       </w:r>
       <w:r>
@@ -34855,6 +35045,25 @@
       </w:r>
       <w:r>
         <w:t xml:space="preserve"> — LibreUkf1ToggleTT: on Virtual Pump only (and not AAPSCLIENT), manually setting a 5.152mmol TT toggles the UKFset1 smoothing live-comparison feature (FslUseUkfSmoothing).</w:t>
+      </w:r>
+    </w:p>
+    <w:p>
+      <w:pPr>
+        <w:spacing w:after="100"/>
+        <w:ind w:left="720"/>
+        <w:jc w:val="both"/>
+      </w:pPr>
+      <w:r>
+        <w:t xml:space="preserve">• </w:t>
+      </w:r>
+      <w:r>
+        <w:rPr>
+          <w:b/>
+        </w:rPr>
+        <w:t>UnHTC</w:t>
+      </w:r>
+      <w:r>
+        <w:t xml:space="preserve"> — UnexplainedHighTierC: escalates to TierC (via escalateToStuckHighTierC()) once BG has been high for 2h+ with no meal or UAM boost seen to explain it.</w:t>
       </w:r>
     </w:p>
     <w:p>
